--- a/数据库上机练习03.docx
+++ b/数据库上机练习03.docx
@@ -108,6 +108,8 @@
         </w:rPr>
         <w:t xml:space="preserve">select </w:t>
       </w:r>
+      <w:proofErr w:type="spellStart"/>
+      <w:proofErr w:type="gramStart"/>
       <w:r>
         <w:rPr>
           <w:rFonts w:ascii="JetBrains Mono" w:eastAsia="宋体" w:hAnsi="JetBrains Mono" w:cs="JetBrains Mono"/>
@@ -138,6 +140,8 @@
         </w:rPr>
         <w:t>country</w:t>
       </w:r>
+      <w:proofErr w:type="spellEnd"/>
+      <w:proofErr w:type="gramEnd"/>
       <w:r>
         <w:rPr>
           <w:rFonts w:ascii="JetBrains Mono" w:eastAsia="宋体" w:hAnsi="JetBrains Mono" w:cs="JetBrains Mono"/>
@@ -148,6 +152,7 @@
         </w:rPr>
         <w:t xml:space="preserve">, </w:t>
       </w:r>
+      <w:proofErr w:type="spellStart"/>
       <w:r>
         <w:rPr>
           <w:rFonts w:ascii="JetBrains Mono" w:eastAsia="宋体" w:hAnsi="JetBrains Mono" w:cs="JetBrains Mono"/>
@@ -176,7 +181,18 @@
           <w:sz w:val="24"/>
           <w14:ligatures w14:val="none"/>
         </w:rPr>
-        <w:t xml:space="preserve">city </w:t>
+        <w:t>city</w:t>
+      </w:r>
+      <w:proofErr w:type="spellEnd"/>
+      <w:r>
+        <w:rPr>
+          <w:rFonts w:ascii="JetBrains Mono" w:eastAsia="宋体" w:hAnsi="JetBrains Mono" w:cs="JetBrains Mono"/>
+          <w:color w:val="871094"/>
+          <w:kern w:val="0"/>
+          <w:sz w:val="24"/>
+          <w14:ligatures w14:val="none"/>
+        </w:rPr>
+        <w:t xml:space="preserve"> </w:t>
       </w:r>
       <w:r>
         <w:rPr>
@@ -228,6 +244,7 @@
         </w:rPr>
         <w:t xml:space="preserve">on </w:t>
       </w:r>
+      <w:proofErr w:type="spellStart"/>
       <w:r>
         <w:rPr>
           <w:rFonts w:ascii="JetBrains Mono" w:eastAsia="宋体" w:hAnsi="JetBrains Mono" w:cs="JetBrains Mono"/>
@@ -256,7 +273,18 @@
           <w:sz w:val="24"/>
           <w14:ligatures w14:val="none"/>
         </w:rPr>
-        <w:t xml:space="preserve">supplierid </w:t>
+        <w:t>supplierid</w:t>
+      </w:r>
+      <w:proofErr w:type="spellEnd"/>
+      <w:r>
+        <w:rPr>
+          <w:rFonts w:ascii="JetBrains Mono" w:eastAsia="宋体" w:hAnsi="JetBrains Mono" w:cs="JetBrains Mono"/>
+          <w:color w:val="871094"/>
+          <w:kern w:val="0"/>
+          <w:sz w:val="24"/>
+          <w14:ligatures w14:val="none"/>
+        </w:rPr>
+        <w:t xml:space="preserve"> </w:t>
       </w:r>
       <w:r>
         <w:rPr>
@@ -268,6 +296,7 @@
         </w:rPr>
         <w:t xml:space="preserve">= </w:t>
       </w:r>
+      <w:proofErr w:type="spellStart"/>
       <w:r>
         <w:rPr>
           <w:rFonts w:ascii="JetBrains Mono" w:eastAsia="宋体" w:hAnsi="JetBrains Mono" w:cs="JetBrains Mono"/>
@@ -298,6 +327,7 @@
         </w:rPr>
         <w:t>supplierid</w:t>
       </w:r>
+      <w:proofErr w:type="spellEnd"/>
       <w:r>
         <w:rPr>
           <w:rFonts w:ascii="JetBrains Mono" w:eastAsia="宋体" w:hAnsi="JetBrains Mono" w:cs="JetBrains Mono"/>
@@ -318,6 +348,7 @@
         </w:rPr>
         <w:t xml:space="preserve">where </w:t>
       </w:r>
+      <w:proofErr w:type="spellStart"/>
       <w:r>
         <w:rPr>
           <w:rFonts w:ascii="JetBrains Mono" w:eastAsia="宋体" w:hAnsi="JetBrains Mono" w:cs="JetBrains Mono"/>
@@ -346,7 +377,18 @@
           <w:sz w:val="24"/>
           <w14:ligatures w14:val="none"/>
         </w:rPr>
-        <w:t xml:space="preserve">productname </w:t>
+        <w:t>productname</w:t>
+      </w:r>
+      <w:proofErr w:type="spellEnd"/>
+      <w:r>
+        <w:rPr>
+          <w:rFonts w:ascii="JetBrains Mono" w:eastAsia="宋体" w:hAnsi="JetBrains Mono" w:cs="JetBrains Mono"/>
+          <w:color w:val="871094"/>
+          <w:kern w:val="0"/>
+          <w:sz w:val="24"/>
+          <w14:ligatures w14:val="none"/>
+        </w:rPr>
+        <w:t xml:space="preserve"> </w:t>
       </w:r>
       <w:r>
         <w:rPr>
@@ -525,6 +567,7 @@
         </w:rPr>
         <w:t xml:space="preserve">select </w:t>
       </w:r>
+      <w:proofErr w:type="spellStart"/>
       <w:r>
         <w:rPr>
           <w:rFonts w:ascii="JetBrains Mono" w:eastAsia="宋体" w:hAnsi="JetBrains Mono" w:cs="JetBrains Mono"/>
@@ -535,6 +578,7 @@
         </w:rPr>
         <w:t>companyname</w:t>
       </w:r>
+      <w:proofErr w:type="spellEnd"/>
       <w:r>
         <w:rPr>
           <w:rFonts w:ascii="JetBrains Mono" w:eastAsia="宋体" w:hAnsi="JetBrains Mono" w:cs="JetBrains Mono"/>
@@ -818,6 +862,7 @@
         </w:rPr>
         <w:t xml:space="preserve">select </w:t>
       </w:r>
+      <w:proofErr w:type="spellStart"/>
       <w:r>
         <w:rPr>
           <w:rFonts w:ascii="JetBrains Mono" w:eastAsia="宋体" w:hAnsi="JetBrains Mono" w:cs="JetBrains Mono"/>
@@ -828,6 +873,7 @@
         </w:rPr>
         <w:t>orderid</w:t>
       </w:r>
+      <w:proofErr w:type="spellEnd"/>
       <w:r>
         <w:rPr>
           <w:rFonts w:ascii="JetBrains Mono" w:eastAsia="宋体" w:hAnsi="JetBrains Mono" w:cs="JetBrains Mono"/>
@@ -890,15 +936,27 @@
         </w:rPr>
         <w:t xml:space="preserve">as </w:t>
       </w:r>
-      <w:r>
-        <w:rPr>
-          <w:rFonts w:ascii="JetBrains Mono" w:eastAsia="宋体" w:hAnsi="JetBrains Mono" w:cs="JetBrains Mono"/>
-          <w:color w:val="000000"/>
-          <w:kern w:val="0"/>
-          <w:sz w:val="24"/>
-          <w14:ligatures w14:val="none"/>
-        </w:rPr>
-        <w:t xml:space="preserve">product_count </w:t>
+      <w:proofErr w:type="spellStart"/>
+      <w:r>
+        <w:rPr>
+          <w:rFonts w:ascii="JetBrains Mono" w:eastAsia="宋体" w:hAnsi="JetBrains Mono" w:cs="JetBrains Mono"/>
+          <w:color w:val="000000"/>
+          <w:kern w:val="0"/>
+          <w:sz w:val="24"/>
+          <w14:ligatures w14:val="none"/>
+        </w:rPr>
+        <w:t>product_count</w:t>
+      </w:r>
+      <w:proofErr w:type="spellEnd"/>
+      <w:r>
+        <w:rPr>
+          <w:rFonts w:ascii="JetBrains Mono" w:eastAsia="宋体" w:hAnsi="JetBrains Mono" w:cs="JetBrains Mono"/>
+          <w:color w:val="000000"/>
+          <w:kern w:val="0"/>
+          <w:sz w:val="24"/>
+          <w14:ligatures w14:val="none"/>
+        </w:rPr>
+        <w:t xml:space="preserve"> </w:t>
       </w:r>
       <w:r>
         <w:rPr>
@@ -910,6 +968,7 @@
         </w:rPr>
         <w:t xml:space="preserve">from </w:t>
       </w:r>
+      <w:proofErr w:type="spellStart"/>
       <w:r>
         <w:rPr>
           <w:rFonts w:ascii="JetBrains Mono" w:eastAsia="宋体" w:hAnsi="JetBrains Mono" w:cs="JetBrains Mono"/>
@@ -920,6 +979,7 @@
         </w:rPr>
         <w:t>order_details</w:t>
       </w:r>
+      <w:proofErr w:type="spellEnd"/>
       <w:r>
         <w:rPr>
           <w:rFonts w:ascii="JetBrains Mono" w:eastAsia="宋体" w:hAnsi="JetBrains Mono" w:cs="JetBrains Mono"/>
@@ -940,6 +1000,7 @@
         </w:rPr>
         <w:t xml:space="preserve">group by </w:t>
       </w:r>
+      <w:proofErr w:type="spellStart"/>
       <w:r>
         <w:rPr>
           <w:rFonts w:ascii="JetBrains Mono" w:eastAsia="宋体" w:hAnsi="JetBrains Mono" w:cs="JetBrains Mono"/>
@@ -948,7 +1009,18 @@
           <w:sz w:val="24"/>
           <w14:ligatures w14:val="none"/>
         </w:rPr>
-        <w:t xml:space="preserve">orderid </w:t>
+        <w:t>orderid</w:t>
+      </w:r>
+      <w:proofErr w:type="spellEnd"/>
+      <w:r>
+        <w:rPr>
+          <w:rFonts w:ascii="JetBrains Mono" w:eastAsia="宋体" w:hAnsi="JetBrains Mono" w:cs="JetBrains Mono"/>
+          <w:color w:val="871094"/>
+          <w:kern w:val="0"/>
+          <w:sz w:val="24"/>
+          <w14:ligatures w14:val="none"/>
+        </w:rPr>
+        <w:t xml:space="preserve"> </w:t>
       </w:r>
       <w:r>
         <w:rPr>
@@ -960,15 +1032,27 @@
         </w:rPr>
         <w:t xml:space="preserve">order by </w:t>
       </w:r>
-      <w:r>
-        <w:rPr>
-          <w:rFonts w:ascii="JetBrains Mono" w:eastAsia="宋体" w:hAnsi="JetBrains Mono" w:cs="JetBrains Mono"/>
-          <w:color w:val="000000"/>
-          <w:kern w:val="0"/>
-          <w:sz w:val="24"/>
-          <w14:ligatures w14:val="none"/>
-        </w:rPr>
-        <w:t xml:space="preserve">product_count </w:t>
+      <w:proofErr w:type="spellStart"/>
+      <w:r>
+        <w:rPr>
+          <w:rFonts w:ascii="JetBrains Mono" w:eastAsia="宋体" w:hAnsi="JetBrains Mono" w:cs="JetBrains Mono"/>
+          <w:color w:val="000000"/>
+          <w:kern w:val="0"/>
+          <w:sz w:val="24"/>
+          <w14:ligatures w14:val="none"/>
+        </w:rPr>
+        <w:t>product_count</w:t>
+      </w:r>
+      <w:proofErr w:type="spellEnd"/>
+      <w:r>
+        <w:rPr>
+          <w:rFonts w:ascii="JetBrains Mono" w:eastAsia="宋体" w:hAnsi="JetBrains Mono" w:cs="JetBrains Mono"/>
+          <w:color w:val="000000"/>
+          <w:kern w:val="0"/>
+          <w:sz w:val="24"/>
+          <w14:ligatures w14:val="none"/>
+        </w:rPr>
+        <w:t xml:space="preserve"> </w:t>
       </w:r>
       <w:r>
         <w:rPr>
@@ -1086,7 +1170,27 @@
           <w:sz w:val="32"/>
           <w:szCs w:val="32"/>
         </w:rPr>
-        <w:t>（unitprice,quantity）</w:t>
+        <w:t>（</w:t>
+      </w:r>
+      <w:proofErr w:type="spellStart"/>
+      <w:r>
+        <w:rPr>
+          <w:rFonts w:ascii="宋体" w:eastAsia="宋体" w:cs="宋体" w:hint="eastAsia"/>
+          <w:kern w:val="0"/>
+          <w:sz w:val="32"/>
+          <w:szCs w:val="32"/>
+        </w:rPr>
+        <w:t>unitprice,quantity</w:t>
+      </w:r>
+      <w:proofErr w:type="spellEnd"/>
+      <w:r>
+        <w:rPr>
+          <w:rFonts w:ascii="宋体" w:eastAsia="宋体" w:cs="宋体" w:hint="eastAsia"/>
+          <w:kern w:val="0"/>
+          <w:sz w:val="32"/>
+          <w:szCs w:val="32"/>
+        </w:rPr>
+        <w:t>）</w:t>
       </w:r>
     </w:p>
     <w:p>
@@ -1130,6 +1234,7 @@
         </w:rPr>
         <w:t xml:space="preserve">select </w:t>
       </w:r>
+      <w:proofErr w:type="spellStart"/>
       <w:r>
         <w:rPr>
           <w:rFonts w:ascii="JetBrains Mono" w:eastAsia="宋体" w:hAnsi="JetBrains Mono" w:cs="JetBrains Mono"/>
@@ -1140,6 +1245,7 @@
         </w:rPr>
         <w:t>orderid</w:t>
       </w:r>
+      <w:proofErr w:type="spellEnd"/>
       <w:r>
         <w:rPr>
           <w:rFonts w:ascii="JetBrains Mono" w:eastAsia="宋体" w:hAnsi="JetBrains Mono" w:cs="JetBrains Mono"/>
@@ -1194,6 +1300,7 @@
         </w:rPr>
         <w:t>(</w:t>
       </w:r>
+      <w:proofErr w:type="spellStart"/>
       <w:r>
         <w:rPr>
           <w:rFonts w:ascii="JetBrains Mono" w:eastAsia="宋体" w:hAnsi="JetBrains Mono" w:cs="JetBrains Mono"/>
@@ -1204,6 +1311,7 @@
         </w:rPr>
         <w:t>unitprice</w:t>
       </w:r>
+      <w:proofErr w:type="spellEnd"/>
       <w:r>
         <w:rPr>
           <w:rFonts w:ascii="JetBrains Mono" w:eastAsia="宋体" w:hAnsi="JetBrains Mono" w:cs="JetBrains Mono"/>
@@ -1254,6 +1362,7 @@
         </w:rPr>
         <w:t>-</w:t>
       </w:r>
+      <w:proofErr w:type="gramStart"/>
       <w:r>
         <w:rPr>
           <w:rFonts w:ascii="JetBrains Mono" w:eastAsia="宋体" w:hAnsi="JetBrains Mono" w:cs="JetBrains Mono"/>
@@ -1274,6 +1383,7 @@
         </w:rPr>
         <w:t>))::</w:t>
       </w:r>
+      <w:proofErr w:type="gramEnd"/>
       <w:r>
         <w:rPr>
           <w:rFonts w:ascii="JetBrains Mono" w:eastAsia="宋体" w:hAnsi="JetBrains Mono" w:cs="JetBrains Mono"/>
@@ -1324,6 +1434,7 @@
         </w:rPr>
         <w:t xml:space="preserve">as </w:t>
       </w:r>
+      <w:proofErr w:type="spellStart"/>
       <w:r>
         <w:rPr>
           <w:rFonts w:ascii="JetBrains Mono" w:eastAsia="宋体" w:hAnsi="JetBrains Mono" w:cs="JetBrains Mono"/>
@@ -1334,6 +1445,7 @@
         </w:rPr>
         <w:t>sum_price</w:t>
       </w:r>
+      <w:proofErr w:type="spellEnd"/>
       <w:r>
         <w:rPr>
           <w:rFonts w:ascii="JetBrains Mono" w:eastAsia="宋体" w:hAnsi="JetBrains Mono" w:cs="JetBrains Mono"/>
@@ -1396,15 +1508,27 @@
         </w:rPr>
         <w:t xml:space="preserve">as </w:t>
       </w:r>
-      <w:r>
-        <w:rPr>
-          <w:rFonts w:ascii="JetBrains Mono" w:eastAsia="宋体" w:hAnsi="JetBrains Mono" w:cs="JetBrains Mono"/>
-          <w:color w:val="000000"/>
-          <w:kern w:val="0"/>
-          <w:sz w:val="24"/>
-          <w14:ligatures w14:val="none"/>
-        </w:rPr>
-        <w:t xml:space="preserve">sum_quantity </w:t>
+      <w:proofErr w:type="spellStart"/>
+      <w:r>
+        <w:rPr>
+          <w:rFonts w:ascii="JetBrains Mono" w:eastAsia="宋体" w:hAnsi="JetBrains Mono" w:cs="JetBrains Mono"/>
+          <w:color w:val="000000"/>
+          <w:kern w:val="0"/>
+          <w:sz w:val="24"/>
+          <w14:ligatures w14:val="none"/>
+        </w:rPr>
+        <w:t>sum_quantity</w:t>
+      </w:r>
+      <w:proofErr w:type="spellEnd"/>
+      <w:r>
+        <w:rPr>
+          <w:rFonts w:ascii="JetBrains Mono" w:eastAsia="宋体" w:hAnsi="JetBrains Mono" w:cs="JetBrains Mono"/>
+          <w:color w:val="000000"/>
+          <w:kern w:val="0"/>
+          <w:sz w:val="24"/>
+          <w14:ligatures w14:val="none"/>
+        </w:rPr>
+        <w:t xml:space="preserve"> </w:t>
       </w:r>
       <w:r>
         <w:rPr>
@@ -1416,15 +1540,27 @@
         </w:rPr>
         <w:t xml:space="preserve">from </w:t>
       </w:r>
-      <w:r>
-        <w:rPr>
-          <w:rFonts w:ascii="JetBrains Mono" w:eastAsia="宋体" w:hAnsi="JetBrains Mono" w:cs="JetBrains Mono"/>
-          <w:color w:val="000000"/>
-          <w:kern w:val="0"/>
-          <w:sz w:val="24"/>
-          <w14:ligatures w14:val="none"/>
-        </w:rPr>
-        <w:t xml:space="preserve">order_details </w:t>
+      <w:proofErr w:type="spellStart"/>
+      <w:r>
+        <w:rPr>
+          <w:rFonts w:ascii="JetBrains Mono" w:eastAsia="宋体" w:hAnsi="JetBrains Mono" w:cs="JetBrains Mono"/>
+          <w:color w:val="000000"/>
+          <w:kern w:val="0"/>
+          <w:sz w:val="24"/>
+          <w14:ligatures w14:val="none"/>
+        </w:rPr>
+        <w:t>order_details</w:t>
+      </w:r>
+      <w:proofErr w:type="spellEnd"/>
+      <w:r>
+        <w:rPr>
+          <w:rFonts w:ascii="JetBrains Mono" w:eastAsia="宋体" w:hAnsi="JetBrains Mono" w:cs="JetBrains Mono"/>
+          <w:color w:val="000000"/>
+          <w:kern w:val="0"/>
+          <w:sz w:val="24"/>
+          <w14:ligatures w14:val="none"/>
+        </w:rPr>
+        <w:t xml:space="preserve"> </w:t>
       </w:r>
       <w:r>
         <w:rPr>
@@ -1436,6 +1572,7 @@
         </w:rPr>
         <w:t xml:space="preserve">group by </w:t>
       </w:r>
+      <w:proofErr w:type="spellStart"/>
       <w:r>
         <w:rPr>
           <w:rFonts w:ascii="JetBrains Mono" w:eastAsia="宋体" w:hAnsi="JetBrains Mono" w:cs="JetBrains Mono"/>
@@ -1446,6 +1583,7 @@
         </w:rPr>
         <w:t>orderid</w:t>
       </w:r>
+      <w:proofErr w:type="spellEnd"/>
       <w:r>
         <w:rPr>
           <w:rFonts w:ascii="JetBrains Mono" w:eastAsia="宋体" w:hAnsi="JetBrains Mono" w:cs="JetBrains Mono"/>
@@ -1591,6 +1729,8 @@
         </w:rPr>
         <w:t xml:space="preserve">select distinct </w:t>
       </w:r>
+      <w:proofErr w:type="spellStart"/>
+      <w:proofErr w:type="gramStart"/>
       <w:r>
         <w:rPr>
           <w:rFonts w:ascii="JetBrains Mono" w:eastAsia="宋体" w:hAnsi="JetBrains Mono" w:cs="JetBrains Mono"/>
@@ -1619,7 +1759,19 @@
           <w:sz w:val="24"/>
           <w14:ligatures w14:val="none"/>
         </w:rPr>
-        <w:t xml:space="preserve">companyname </w:t>
+        <w:t>companyname</w:t>
+      </w:r>
+      <w:proofErr w:type="spellEnd"/>
+      <w:proofErr w:type="gramEnd"/>
+      <w:r>
+        <w:rPr>
+          <w:rFonts w:ascii="JetBrains Mono" w:eastAsia="宋体" w:hAnsi="JetBrains Mono" w:cs="JetBrains Mono"/>
+          <w:color w:val="871094"/>
+          <w:kern w:val="0"/>
+          <w:sz w:val="24"/>
+          <w14:ligatures w14:val="none"/>
+        </w:rPr>
+        <w:t xml:space="preserve"> </w:t>
       </w:r>
       <w:r>
         <w:rPr>
@@ -1681,6 +1833,7 @@
         </w:rPr>
         <w:t xml:space="preserve">on </w:t>
       </w:r>
+      <w:proofErr w:type="spellStart"/>
       <w:r>
         <w:rPr>
           <w:rFonts w:ascii="JetBrains Mono" w:eastAsia="宋体" w:hAnsi="JetBrains Mono" w:cs="JetBrains Mono"/>
@@ -1709,7 +1862,18 @@
           <w:sz w:val="24"/>
           <w14:ligatures w14:val="none"/>
         </w:rPr>
-        <w:t xml:space="preserve">supplierid </w:t>
+        <w:t>supplierid</w:t>
+      </w:r>
+      <w:proofErr w:type="spellEnd"/>
+      <w:r>
+        <w:rPr>
+          <w:rFonts w:ascii="JetBrains Mono" w:eastAsia="宋体" w:hAnsi="JetBrains Mono" w:cs="JetBrains Mono"/>
+          <w:color w:val="871094"/>
+          <w:kern w:val="0"/>
+          <w:sz w:val="24"/>
+          <w14:ligatures w14:val="none"/>
+        </w:rPr>
+        <w:t xml:space="preserve"> </w:t>
       </w:r>
       <w:r>
         <w:rPr>
@@ -1721,6 +1885,7 @@
         </w:rPr>
         <w:t xml:space="preserve">= </w:t>
       </w:r>
+      <w:proofErr w:type="spellStart"/>
       <w:r>
         <w:rPr>
           <w:rFonts w:ascii="JetBrains Mono" w:eastAsia="宋体" w:hAnsi="JetBrains Mono" w:cs="JetBrains Mono"/>
@@ -1751,6 +1916,7 @@
         </w:rPr>
         <w:t>supplierid</w:t>
       </w:r>
+      <w:proofErr w:type="spellEnd"/>
       <w:r>
         <w:rPr>
           <w:rFonts w:ascii="JetBrains Mono" w:eastAsia="宋体" w:hAnsi="JetBrains Mono" w:cs="JetBrains Mono"/>
@@ -1791,6 +1957,7 @@
         </w:rPr>
         <w:t xml:space="preserve">on </w:t>
       </w:r>
+      <w:proofErr w:type="spellStart"/>
       <w:r>
         <w:rPr>
           <w:rFonts w:ascii="JetBrains Mono" w:eastAsia="宋体" w:hAnsi="JetBrains Mono" w:cs="JetBrains Mono"/>
@@ -1819,7 +1986,18 @@
           <w:sz w:val="24"/>
           <w14:ligatures w14:val="none"/>
         </w:rPr>
-        <w:t xml:space="preserve">categoryid </w:t>
+        <w:t>categoryid</w:t>
+      </w:r>
+      <w:proofErr w:type="spellEnd"/>
+      <w:r>
+        <w:rPr>
+          <w:rFonts w:ascii="JetBrains Mono" w:eastAsia="宋体" w:hAnsi="JetBrains Mono" w:cs="JetBrains Mono"/>
+          <w:color w:val="871094"/>
+          <w:kern w:val="0"/>
+          <w:sz w:val="24"/>
+          <w14:ligatures w14:val="none"/>
+        </w:rPr>
+        <w:t xml:space="preserve"> </w:t>
       </w:r>
       <w:r>
         <w:rPr>
@@ -1831,6 +2009,7 @@
         </w:rPr>
         <w:t xml:space="preserve">= </w:t>
       </w:r>
+      <w:proofErr w:type="spellStart"/>
       <w:r>
         <w:rPr>
           <w:rFonts w:ascii="JetBrains Mono" w:eastAsia="宋体" w:hAnsi="JetBrains Mono" w:cs="JetBrains Mono"/>
@@ -1861,6 +2040,7 @@
         </w:rPr>
         <w:t>categoryid</w:t>
       </w:r>
+      <w:proofErr w:type="spellEnd"/>
       <w:r>
         <w:rPr>
           <w:rFonts w:ascii="JetBrains Mono" w:eastAsia="宋体" w:hAnsi="JetBrains Mono" w:cs="JetBrains Mono"/>
@@ -1881,6 +2061,7 @@
         </w:rPr>
         <w:t xml:space="preserve">where </w:t>
       </w:r>
+      <w:proofErr w:type="spellStart"/>
       <w:r>
         <w:rPr>
           <w:rFonts w:ascii="JetBrains Mono" w:eastAsia="宋体" w:hAnsi="JetBrains Mono" w:cs="JetBrains Mono"/>
@@ -1909,7 +2090,18 @@
           <w:sz w:val="24"/>
           <w14:ligatures w14:val="none"/>
         </w:rPr>
-        <w:t xml:space="preserve">categoryname </w:t>
+        <w:t>categoryname</w:t>
+      </w:r>
+      <w:proofErr w:type="spellEnd"/>
+      <w:r>
+        <w:rPr>
+          <w:rFonts w:ascii="JetBrains Mono" w:eastAsia="宋体" w:hAnsi="JetBrains Mono" w:cs="JetBrains Mono"/>
+          <w:color w:val="871094"/>
+          <w:kern w:val="0"/>
+          <w:sz w:val="24"/>
+          <w14:ligatures w14:val="none"/>
+        </w:rPr>
+        <w:t xml:space="preserve"> </w:t>
       </w:r>
       <w:r>
         <w:rPr>
@@ -2012,6 +2204,7 @@
           <w:lang w:val="zh-CN"/>
         </w:rPr>
       </w:pPr>
+      <w:bookmarkStart w:id="0" w:name="OLE_LINK1"/>
       <w:r>
         <w:rPr>
           <w:rFonts w:ascii="宋体" w:eastAsia="宋体" w:cs="宋体" w:hint="eastAsia"/>
@@ -2087,6 +2280,7 @@
         </w:rPr>
         <w:t>(</w:t>
       </w:r>
+      <w:proofErr w:type="spellStart"/>
       <w:r>
         <w:rPr>
           <w:rFonts w:ascii="JetBrains Mono" w:eastAsia="宋体" w:hAnsi="JetBrains Mono" w:cs="JetBrains Mono"/>
@@ -2097,6 +2291,7 @@
         </w:rPr>
         <w:t>unitprice</w:t>
       </w:r>
+      <w:proofErr w:type="spellEnd"/>
       <w:r>
         <w:rPr>
           <w:rFonts w:ascii="JetBrains Mono" w:eastAsia="宋体" w:hAnsi="JetBrains Mono" w:cs="JetBrains Mono"/>
@@ -2117,15 +2312,27 @@
         </w:rPr>
         <w:t xml:space="preserve">as </w:t>
       </w:r>
-      <w:r>
-        <w:rPr>
-          <w:rFonts w:ascii="JetBrains Mono" w:eastAsia="宋体" w:hAnsi="JetBrains Mono" w:cs="JetBrains Mono"/>
-          <w:color w:val="000000"/>
-          <w:kern w:val="0"/>
-          <w:sz w:val="24"/>
-          <w14:ligatures w14:val="none"/>
-        </w:rPr>
-        <w:t xml:space="preserve">average_price </w:t>
+      <w:proofErr w:type="spellStart"/>
+      <w:r>
+        <w:rPr>
+          <w:rFonts w:ascii="JetBrains Mono" w:eastAsia="宋体" w:hAnsi="JetBrains Mono" w:cs="JetBrains Mono"/>
+          <w:color w:val="000000"/>
+          <w:kern w:val="0"/>
+          <w:sz w:val="24"/>
+          <w14:ligatures w14:val="none"/>
+        </w:rPr>
+        <w:t>average_price</w:t>
+      </w:r>
+      <w:proofErr w:type="spellEnd"/>
+      <w:r>
+        <w:rPr>
+          <w:rFonts w:ascii="JetBrains Mono" w:eastAsia="宋体" w:hAnsi="JetBrains Mono" w:cs="JetBrains Mono"/>
+          <w:color w:val="000000"/>
+          <w:kern w:val="0"/>
+          <w:sz w:val="24"/>
+          <w14:ligatures w14:val="none"/>
+        </w:rPr>
+        <w:t xml:space="preserve"> </w:t>
       </w:r>
       <w:r>
         <w:rPr>
@@ -2187,6 +2394,8 @@
         </w:rPr>
         <w:t xml:space="preserve">on </w:t>
       </w:r>
+      <w:proofErr w:type="spellStart"/>
+      <w:proofErr w:type="gramStart"/>
       <w:r>
         <w:rPr>
           <w:rFonts w:ascii="JetBrains Mono" w:eastAsia="宋体" w:hAnsi="JetBrains Mono" w:cs="JetBrains Mono"/>
@@ -2215,7 +2424,19 @@
           <w:sz w:val="24"/>
           <w14:ligatures w14:val="none"/>
         </w:rPr>
-        <w:t xml:space="preserve">categoryid </w:t>
+        <w:t>categoryid</w:t>
+      </w:r>
+      <w:proofErr w:type="spellEnd"/>
+      <w:proofErr w:type="gramEnd"/>
+      <w:r>
+        <w:rPr>
+          <w:rFonts w:ascii="JetBrains Mono" w:eastAsia="宋体" w:hAnsi="JetBrains Mono" w:cs="JetBrains Mono"/>
+          <w:color w:val="871094"/>
+          <w:kern w:val="0"/>
+          <w:sz w:val="24"/>
+          <w14:ligatures w14:val="none"/>
+        </w:rPr>
+        <w:t xml:space="preserve"> </w:t>
       </w:r>
       <w:r>
         <w:rPr>
@@ -2227,6 +2448,7 @@
         </w:rPr>
         <w:t xml:space="preserve">= </w:t>
       </w:r>
+      <w:proofErr w:type="spellStart"/>
       <w:r>
         <w:rPr>
           <w:rFonts w:ascii="JetBrains Mono" w:eastAsia="宋体" w:hAnsi="JetBrains Mono" w:cs="JetBrains Mono"/>
@@ -2257,6 +2479,7 @@
         </w:rPr>
         <w:t>categoryid</w:t>
       </w:r>
+      <w:proofErr w:type="spellEnd"/>
       <w:r>
         <w:rPr>
           <w:rFonts w:ascii="JetBrains Mono" w:eastAsia="宋体" w:hAnsi="JetBrains Mono" w:cs="JetBrains Mono"/>
@@ -2277,6 +2500,7 @@
         </w:rPr>
         <w:t xml:space="preserve">where </w:t>
       </w:r>
+      <w:proofErr w:type="spellStart"/>
       <w:r>
         <w:rPr>
           <w:rFonts w:ascii="JetBrains Mono" w:eastAsia="宋体" w:hAnsi="JetBrains Mono" w:cs="JetBrains Mono"/>
@@ -2305,7 +2529,18 @@
           <w:sz w:val="24"/>
           <w14:ligatures w14:val="none"/>
         </w:rPr>
-        <w:t xml:space="preserve">categoryname </w:t>
+        <w:t>categoryname</w:t>
+      </w:r>
+      <w:proofErr w:type="spellEnd"/>
+      <w:r>
+        <w:rPr>
+          <w:rFonts w:ascii="JetBrains Mono" w:eastAsia="宋体" w:hAnsi="JetBrains Mono" w:cs="JetBrains Mono"/>
+          <w:color w:val="871094"/>
+          <w:kern w:val="0"/>
+          <w:sz w:val="24"/>
+          <w14:ligatures w14:val="none"/>
+        </w:rPr>
+        <w:t xml:space="preserve"> </w:t>
       </w:r>
       <w:r>
         <w:rPr>
@@ -2506,7 +2741,18 @@
           <w:sz w:val="24"/>
           <w14:ligatures w14:val="none"/>
         </w:rPr>
-        <w:t>p1</w:t>
+        <w:t>p</w:t>
+      </w:r>
+      <w:proofErr w:type="gramStart"/>
+      <w:r>
+        <w:rPr>
+          <w:rFonts w:ascii="JetBrains Mono" w:eastAsia="宋体" w:hAnsi="JetBrains Mono" w:cs="JetBrains Mono"/>
+          <w:color w:val="000000"/>
+          <w:kern w:val="0"/>
+          <w:sz w:val="24"/>
+          <w14:ligatures w14:val="none"/>
+        </w:rPr>
+        <w:t>1</w:t>
       </w:r>
       <w:r>
         <w:rPr>
@@ -2528,6 +2774,7 @@
         </w:rPr>
         <w:t>productname</w:t>
       </w:r>
+      <w:proofErr w:type="gramEnd"/>
       <w:r>
         <w:rPr>
           <w:rFonts w:ascii="JetBrains Mono" w:eastAsia="宋体" w:hAnsi="JetBrains Mono" w:cs="JetBrains Mono"/>
@@ -2610,15 +2857,27 @@
         </w:rPr>
         <w:t xml:space="preserve">as </w:t>
       </w:r>
-      <w:r>
-        <w:rPr>
-          <w:rFonts w:ascii="JetBrains Mono" w:eastAsia="宋体" w:hAnsi="JetBrains Mono" w:cs="JetBrains Mono"/>
-          <w:color w:val="000000"/>
-          <w:kern w:val="0"/>
-          <w:sz w:val="24"/>
-          <w14:ligatures w14:val="none"/>
-        </w:rPr>
-        <w:t xml:space="preserve">similar_price_count </w:t>
+      <w:proofErr w:type="spellStart"/>
+      <w:r>
+        <w:rPr>
+          <w:rFonts w:ascii="JetBrains Mono" w:eastAsia="宋体" w:hAnsi="JetBrains Mono" w:cs="JetBrains Mono"/>
+          <w:color w:val="000000"/>
+          <w:kern w:val="0"/>
+          <w:sz w:val="24"/>
+          <w14:ligatures w14:val="none"/>
+        </w:rPr>
+        <w:t>similar_price_count</w:t>
+      </w:r>
+      <w:proofErr w:type="spellEnd"/>
+      <w:r>
+        <w:rPr>
+          <w:rFonts w:ascii="JetBrains Mono" w:eastAsia="宋体" w:hAnsi="JetBrains Mono" w:cs="JetBrains Mono"/>
+          <w:color w:val="000000"/>
+          <w:kern w:val="0"/>
+          <w:sz w:val="24"/>
+          <w14:ligatures w14:val="none"/>
+        </w:rPr>
+        <w:t xml:space="preserve"> </w:t>
       </w:r>
       <w:r>
         <w:rPr>
@@ -2658,7 +2917,7 @@
           <w:sz w:val="24"/>
           <w14:ligatures w14:val="none"/>
         </w:rPr>
-        <w:t xml:space="preserve">join </w:t>
+        <w:t xml:space="preserve">left join </w:t>
       </w:r>
       <w:r>
         <w:rPr>
@@ -2828,17 +3087,7 @@
           <w:sz w:val="24"/>
           <w14:ligatures w14:val="none"/>
         </w:rPr>
-        <w:t>productid</w:t>
-      </w:r>
-      <w:r>
-        <w:rPr>
-          <w:rFonts w:ascii="JetBrains Mono" w:eastAsia="宋体" w:hAnsi="JetBrains Mono" w:cs="JetBrains Mono"/>
-          <w:color w:val="871094"/>
-          <w:kern w:val="0"/>
-          <w:sz w:val="24"/>
-          <w14:ligatures w14:val="none"/>
-        </w:rPr>
-        <w:br/>
+        <w:t xml:space="preserve">productid </w:t>
       </w:r>
       <w:r>
         <w:rPr>
@@ -2848,7 +3097,7 @@
           <w:sz w:val="24"/>
           <w14:ligatures w14:val="none"/>
         </w:rPr>
-        <w:t xml:space="preserve">where </w:t>
+        <w:t xml:space="preserve">and </w:t>
       </w:r>
       <w:r>
         <w:rPr>
@@ -2960,7 +3209,17 @@
           <w:sz w:val="24"/>
           <w14:ligatures w14:val="none"/>
         </w:rPr>
-        <w:t xml:space="preserve">10 </w:t>
+        <w:t>10</w:t>
+      </w:r>
+      <w:r>
+        <w:rPr>
+          <w:rFonts w:ascii="JetBrains Mono" w:eastAsia="宋体" w:hAnsi="JetBrains Mono" w:cs="JetBrains Mono"/>
+          <w:color w:val="1750EB"/>
+          <w:kern w:val="0"/>
+          <w:sz w:val="24"/>
+          <w14:ligatures w14:val="none"/>
+        </w:rPr>
+        <w:br/>
       </w:r>
       <w:r>
         <w:rPr>
@@ -3012,15 +3271,27 @@
         </w:rPr>
         <w:t xml:space="preserve">order by </w:t>
       </w:r>
-      <w:r>
-        <w:rPr>
-          <w:rFonts w:ascii="JetBrains Mono" w:eastAsia="宋体" w:hAnsi="JetBrains Mono" w:cs="JetBrains Mono"/>
-          <w:color w:val="000000"/>
-          <w:kern w:val="0"/>
-          <w:sz w:val="24"/>
-          <w14:ligatures w14:val="none"/>
-        </w:rPr>
-        <w:t xml:space="preserve">similar_price_count </w:t>
+      <w:proofErr w:type="spellStart"/>
+      <w:r>
+        <w:rPr>
+          <w:rFonts w:ascii="JetBrains Mono" w:eastAsia="宋体" w:hAnsi="JetBrains Mono" w:cs="JetBrains Mono"/>
+          <w:color w:val="000000"/>
+          <w:kern w:val="0"/>
+          <w:sz w:val="24"/>
+          <w14:ligatures w14:val="none"/>
+        </w:rPr>
+        <w:t>similar_price_count</w:t>
+      </w:r>
+      <w:proofErr w:type="spellEnd"/>
+      <w:r>
+        <w:rPr>
+          <w:rFonts w:ascii="JetBrains Mono" w:eastAsia="宋体" w:hAnsi="JetBrains Mono" w:cs="JetBrains Mono"/>
+          <w:color w:val="000000"/>
+          <w:kern w:val="0"/>
+          <w:sz w:val="24"/>
+          <w14:ligatures w14:val="none"/>
+        </w:rPr>
+        <w:t xml:space="preserve"> </w:t>
       </w:r>
       <w:r>
         <w:rPr>
@@ -3062,10 +3333,10 @@
           <w:noProof/>
         </w:rPr>
         <w:drawing>
-          <wp:inline distT="0" distB="0" distL="0" distR="0" wp14:anchorId="6FCB3F4D" wp14:editId="6BA6841A">
-            <wp:extent cx="4513560" cy="2082297"/>
-            <wp:effectExtent l="0" t="0" r="1905" b="0"/>
-            <wp:docPr id="8" name="图片 8"/>
+          <wp:inline distT="0" distB="0" distL="0" distR="0" wp14:anchorId="516D8923" wp14:editId="4B86E7CC">
+            <wp:extent cx="5003800" cy="2177580"/>
+            <wp:effectExtent l="0" t="0" r="6350" b="0"/>
+            <wp:docPr id="19" name="图片 19"/>
             <wp:cNvGraphicFramePr>
               <a:graphicFrameLocks xmlns:a="http://schemas.openxmlformats.org/drawingml/2006/main" noChangeAspect="1"/>
             </wp:cNvGraphicFramePr>
@@ -3085,7 +3356,7 @@
                   <pic:spPr>
                     <a:xfrm>
                       <a:off x="0" y="0"/>
-                      <a:ext cx="4528883" cy="2089366"/>
+                      <a:ext cx="5007169" cy="2179046"/>
                     </a:xfrm>
                     <a:prstGeom prst="rect">
                       <a:avLst/>
@@ -3166,6 +3437,8 @@
         </w:rPr>
         <w:t xml:space="preserve">select </w:t>
       </w:r>
+      <w:proofErr w:type="spellStart"/>
+      <w:proofErr w:type="gramStart"/>
       <w:r>
         <w:rPr>
           <w:rFonts w:ascii="JetBrains Mono" w:eastAsia="宋体" w:hAnsi="JetBrains Mono" w:cs="JetBrains Mono"/>
@@ -3196,6 +3469,8 @@
         </w:rPr>
         <w:t>country</w:t>
       </w:r>
+      <w:proofErr w:type="spellEnd"/>
+      <w:proofErr w:type="gramEnd"/>
       <w:r>
         <w:rPr>
           <w:rFonts w:ascii="JetBrains Mono" w:eastAsia="宋体" w:hAnsi="JetBrains Mono" w:cs="JetBrains Mono"/>
@@ -3238,6 +3513,7 @@
         </w:rPr>
         <w:t xml:space="preserve">distinct </w:t>
       </w:r>
+      <w:proofErr w:type="spellStart"/>
       <w:r>
         <w:rPr>
           <w:rFonts w:ascii="JetBrains Mono" w:eastAsia="宋体" w:hAnsi="JetBrains Mono" w:cs="JetBrains Mono"/>
@@ -3268,6 +3544,7 @@
         </w:rPr>
         <w:t>categoryid</w:t>
       </w:r>
+      <w:proofErr w:type="spellEnd"/>
       <w:r>
         <w:rPr>
           <w:rFonts w:ascii="JetBrains Mono" w:eastAsia="宋体" w:hAnsi="JetBrains Mono" w:cs="JetBrains Mono"/>
@@ -3328,6 +3605,7 @@
         </w:rPr>
         <w:t xml:space="preserve">on </w:t>
       </w:r>
+      <w:proofErr w:type="spellStart"/>
       <w:r>
         <w:rPr>
           <w:rFonts w:ascii="JetBrains Mono" w:eastAsia="宋体" w:hAnsi="JetBrains Mono" w:cs="JetBrains Mono"/>
@@ -3356,7 +3634,18 @@
           <w:sz w:val="24"/>
           <w14:ligatures w14:val="none"/>
         </w:rPr>
-        <w:t xml:space="preserve">supplierid </w:t>
+        <w:t>supplierid</w:t>
+      </w:r>
+      <w:proofErr w:type="spellEnd"/>
+      <w:r>
+        <w:rPr>
+          <w:rFonts w:ascii="JetBrains Mono" w:eastAsia="宋体" w:hAnsi="JetBrains Mono" w:cs="JetBrains Mono"/>
+          <w:color w:val="871094"/>
+          <w:kern w:val="0"/>
+          <w:sz w:val="24"/>
+          <w14:ligatures w14:val="none"/>
+        </w:rPr>
+        <w:t xml:space="preserve"> </w:t>
       </w:r>
       <w:r>
         <w:rPr>
@@ -3368,6 +3657,7 @@
         </w:rPr>
         <w:t xml:space="preserve">= </w:t>
       </w:r>
+      <w:proofErr w:type="spellStart"/>
       <w:r>
         <w:rPr>
           <w:rFonts w:ascii="JetBrains Mono" w:eastAsia="宋体" w:hAnsi="JetBrains Mono" w:cs="JetBrains Mono"/>
@@ -3398,6 +3688,7 @@
         </w:rPr>
         <w:t>supplierid</w:t>
       </w:r>
+      <w:proofErr w:type="spellEnd"/>
       <w:r>
         <w:rPr>
           <w:rFonts w:ascii="JetBrains Mono" w:eastAsia="宋体" w:hAnsi="JetBrains Mono" w:cs="JetBrains Mono"/>
@@ -3418,6 +3709,7 @@
         </w:rPr>
         <w:t xml:space="preserve">group by </w:t>
       </w:r>
+      <w:proofErr w:type="spellStart"/>
       <w:r>
         <w:rPr>
           <w:rFonts w:ascii="JetBrains Mono" w:eastAsia="宋体" w:hAnsi="JetBrains Mono" w:cs="JetBrains Mono"/>
@@ -3446,7 +3738,18 @@
           <w:sz w:val="24"/>
           <w14:ligatures w14:val="none"/>
         </w:rPr>
-        <w:t xml:space="preserve">country </w:t>
+        <w:t>country</w:t>
+      </w:r>
+      <w:proofErr w:type="spellEnd"/>
+      <w:r>
+        <w:rPr>
+          <w:rFonts w:ascii="JetBrains Mono" w:eastAsia="宋体" w:hAnsi="JetBrains Mono" w:cs="JetBrains Mono"/>
+          <w:color w:val="871094"/>
+          <w:kern w:val="0"/>
+          <w:sz w:val="24"/>
+          <w14:ligatures w14:val="none"/>
+        </w:rPr>
+        <w:t xml:space="preserve"> </w:t>
       </w:r>
       <w:r>
         <w:rPr>
@@ -3483,6 +3786,17 @@
       <w:r>
         <w:rPr>
           <w:rFonts w:ascii="JetBrains Mono" w:eastAsia="宋体" w:hAnsi="JetBrains Mono" w:cs="JetBrains Mono"/>
+          <w:color w:val="0033B3"/>
+          <w:kern w:val="0"/>
+          <w:sz w:val="24"/>
+          <w14:ligatures w14:val="none"/>
+        </w:rPr>
+        <w:t xml:space="preserve">distinct </w:t>
+      </w:r>
+      <w:proofErr w:type="spellStart"/>
+      <w:r>
+        <w:rPr>
+          <w:rFonts w:ascii="JetBrains Mono" w:eastAsia="宋体" w:hAnsi="JetBrains Mono" w:cs="JetBrains Mono"/>
           <w:color w:val="000000"/>
           <w:kern w:val="0"/>
           <w:sz w:val="24"/>
@@ -3510,6 +3824,7 @@
         </w:rPr>
         <w:t>categoryid</w:t>
       </w:r>
+      <w:proofErr w:type="spellEnd"/>
       <w:r>
         <w:rPr>
           <w:rFonts w:ascii="JetBrains Mono" w:eastAsia="宋体" w:hAnsi="JetBrains Mono" w:cs="JetBrains Mono"/>
@@ -3572,10 +3887,10 @@
           <w:noProof/>
         </w:rPr>
         <w:drawing>
-          <wp:inline distT="0" distB="0" distL="0" distR="0" wp14:anchorId="44E19853" wp14:editId="3BDA0D26">
-            <wp:extent cx="3743608" cy="850820"/>
-            <wp:effectExtent l="0" t="0" r="0" b="6985"/>
-            <wp:docPr id="9" name="图片 9"/>
+          <wp:inline distT="0" distB="0" distL="0" distR="0" wp14:anchorId="7A348BB9" wp14:editId="18DDE719">
+            <wp:extent cx="3858448" cy="771690"/>
+            <wp:effectExtent l="0" t="0" r="8890" b="9525"/>
+            <wp:docPr id="21" name="图片 21"/>
             <wp:cNvGraphicFramePr>
               <a:graphicFrameLocks xmlns:a="http://schemas.openxmlformats.org/drawingml/2006/main" noChangeAspect="1"/>
             </wp:cNvGraphicFramePr>
@@ -3595,7 +3910,7 @@
                   <pic:spPr>
                     <a:xfrm>
                       <a:off x="0" y="0"/>
-                      <a:ext cx="3754065" cy="853197"/>
+                      <a:ext cx="3938960" cy="787792"/>
                     </a:xfrm>
                     <a:prstGeom prst="rect">
                       <a:avLst/>
@@ -3687,6 +4002,8 @@
         </w:rPr>
         <w:t xml:space="preserve">select </w:t>
       </w:r>
+      <w:proofErr w:type="spellStart"/>
+      <w:proofErr w:type="gramStart"/>
       <w:r>
         <w:rPr>
           <w:rFonts w:ascii="JetBrains Mono" w:eastAsia="宋体" w:hAnsi="JetBrains Mono" w:cs="JetBrains Mono"/>
@@ -3717,6 +4034,8 @@
         </w:rPr>
         <w:t>categoryname</w:t>
       </w:r>
+      <w:proofErr w:type="spellEnd"/>
+      <w:proofErr w:type="gramEnd"/>
       <w:r>
         <w:rPr>
           <w:rFonts w:ascii="JetBrains Mono" w:eastAsia="宋体" w:hAnsi="JetBrains Mono" w:cs="JetBrains Mono"/>
@@ -3759,6 +4078,7 @@
         </w:rPr>
         <w:t xml:space="preserve">distinct </w:t>
       </w:r>
+      <w:proofErr w:type="spellStart"/>
       <w:r>
         <w:rPr>
           <w:rFonts w:ascii="JetBrains Mono" w:eastAsia="宋体" w:hAnsi="JetBrains Mono" w:cs="JetBrains Mono"/>
@@ -3789,6 +4109,7 @@
         </w:rPr>
         <w:t>supplierid</w:t>
       </w:r>
+      <w:proofErr w:type="spellEnd"/>
       <w:r>
         <w:rPr>
           <w:rFonts w:ascii="JetBrains Mono" w:eastAsia="宋体" w:hAnsi="JetBrains Mono" w:cs="JetBrains Mono"/>
@@ -3809,15 +4130,27 @@
         </w:rPr>
         <w:t xml:space="preserve">as </w:t>
       </w:r>
-      <w:r>
-        <w:rPr>
-          <w:rFonts w:ascii="JetBrains Mono" w:eastAsia="宋体" w:hAnsi="JetBrains Mono" w:cs="JetBrains Mono"/>
-          <w:color w:val="000000"/>
-          <w:kern w:val="0"/>
-          <w:sz w:val="24"/>
-          <w14:ligatures w14:val="none"/>
-        </w:rPr>
-        <w:t xml:space="preserve">supplier_count </w:t>
+      <w:proofErr w:type="spellStart"/>
+      <w:r>
+        <w:rPr>
+          <w:rFonts w:ascii="JetBrains Mono" w:eastAsia="宋体" w:hAnsi="JetBrains Mono" w:cs="JetBrains Mono"/>
+          <w:color w:val="000000"/>
+          <w:kern w:val="0"/>
+          <w:sz w:val="24"/>
+          <w14:ligatures w14:val="none"/>
+        </w:rPr>
+        <w:t>supplier_count</w:t>
+      </w:r>
+      <w:proofErr w:type="spellEnd"/>
+      <w:r>
+        <w:rPr>
+          <w:rFonts w:ascii="JetBrains Mono" w:eastAsia="宋体" w:hAnsi="JetBrains Mono" w:cs="JetBrains Mono"/>
+          <w:color w:val="000000"/>
+          <w:kern w:val="0"/>
+          <w:sz w:val="24"/>
+          <w14:ligatures w14:val="none"/>
+        </w:rPr>
+        <w:t xml:space="preserve"> </w:t>
       </w:r>
       <w:r>
         <w:rPr>
@@ -3879,6 +4212,7 @@
         </w:rPr>
         <w:t xml:space="preserve">on </w:t>
       </w:r>
+      <w:proofErr w:type="spellStart"/>
       <w:r>
         <w:rPr>
           <w:rFonts w:ascii="JetBrains Mono" w:eastAsia="宋体" w:hAnsi="JetBrains Mono" w:cs="JetBrains Mono"/>
@@ -3907,7 +4241,18 @@
           <w:sz w:val="24"/>
           <w14:ligatures w14:val="none"/>
         </w:rPr>
-        <w:t xml:space="preserve">categoryid </w:t>
+        <w:t>categoryid</w:t>
+      </w:r>
+      <w:proofErr w:type="spellEnd"/>
+      <w:r>
+        <w:rPr>
+          <w:rFonts w:ascii="JetBrains Mono" w:eastAsia="宋体" w:hAnsi="JetBrains Mono" w:cs="JetBrains Mono"/>
+          <w:color w:val="871094"/>
+          <w:kern w:val="0"/>
+          <w:sz w:val="24"/>
+          <w14:ligatures w14:val="none"/>
+        </w:rPr>
+        <w:t xml:space="preserve"> </w:t>
       </w:r>
       <w:r>
         <w:rPr>
@@ -3919,6 +4264,7 @@
         </w:rPr>
         <w:t xml:space="preserve">= </w:t>
       </w:r>
+      <w:proofErr w:type="spellStart"/>
       <w:r>
         <w:rPr>
           <w:rFonts w:ascii="JetBrains Mono" w:eastAsia="宋体" w:hAnsi="JetBrains Mono" w:cs="JetBrains Mono"/>
@@ -3949,6 +4295,7 @@
         </w:rPr>
         <w:t>categoryid</w:t>
       </w:r>
+      <w:proofErr w:type="spellEnd"/>
       <w:r>
         <w:rPr>
           <w:rFonts w:ascii="JetBrains Mono" w:eastAsia="宋体" w:hAnsi="JetBrains Mono" w:cs="JetBrains Mono"/>
@@ -3969,6 +4316,7 @@
         </w:rPr>
         <w:t xml:space="preserve">group by </w:t>
       </w:r>
+      <w:proofErr w:type="spellStart"/>
       <w:r>
         <w:rPr>
           <w:rFonts w:ascii="JetBrains Mono" w:eastAsia="宋体" w:hAnsi="JetBrains Mono" w:cs="JetBrains Mono"/>
@@ -3997,7 +4345,18 @@
           <w:sz w:val="24"/>
           <w14:ligatures w14:val="none"/>
         </w:rPr>
-        <w:t xml:space="preserve">categoryname </w:t>
+        <w:t>categoryname</w:t>
+      </w:r>
+      <w:proofErr w:type="spellEnd"/>
+      <w:r>
+        <w:rPr>
+          <w:rFonts w:ascii="JetBrains Mono" w:eastAsia="宋体" w:hAnsi="JetBrains Mono" w:cs="JetBrains Mono"/>
+          <w:color w:val="871094"/>
+          <w:kern w:val="0"/>
+          <w:sz w:val="24"/>
+          <w14:ligatures w14:val="none"/>
+        </w:rPr>
+        <w:t xml:space="preserve"> </w:t>
       </w:r>
       <w:r>
         <w:rPr>
@@ -4009,15 +4368,27 @@
         </w:rPr>
         <w:t xml:space="preserve">order by </w:t>
       </w:r>
-      <w:r>
-        <w:rPr>
-          <w:rFonts w:ascii="JetBrains Mono" w:eastAsia="宋体" w:hAnsi="JetBrains Mono" w:cs="JetBrains Mono"/>
-          <w:color w:val="000000"/>
-          <w:kern w:val="0"/>
-          <w:sz w:val="24"/>
-          <w14:ligatures w14:val="none"/>
-        </w:rPr>
-        <w:t xml:space="preserve">supplier_count </w:t>
+      <w:proofErr w:type="spellStart"/>
+      <w:r>
+        <w:rPr>
+          <w:rFonts w:ascii="JetBrains Mono" w:eastAsia="宋体" w:hAnsi="JetBrains Mono" w:cs="JetBrains Mono"/>
+          <w:color w:val="000000"/>
+          <w:kern w:val="0"/>
+          <w:sz w:val="24"/>
+          <w14:ligatures w14:val="none"/>
+        </w:rPr>
+        <w:t>supplier_count</w:t>
+      </w:r>
+      <w:proofErr w:type="spellEnd"/>
+      <w:r>
+        <w:rPr>
+          <w:rFonts w:ascii="JetBrains Mono" w:eastAsia="宋体" w:hAnsi="JetBrains Mono" w:cs="JetBrains Mono"/>
+          <w:color w:val="000000"/>
+          <w:kern w:val="0"/>
+          <w:sz w:val="24"/>
+          <w14:ligatures w14:val="none"/>
+        </w:rPr>
+        <w:t xml:space="preserve"> </w:t>
       </w:r>
       <w:r>
         <w:rPr>
@@ -4131,7 +4502,31 @@
           <w:lang w:val="zh-CN"/>
         </w:rPr>
         <w:lastRenderedPageBreak/>
-        <w:t>10.找出客户表中同名（可以不同姓）的联系人</w:t>
+        <w:t>10.找出客户表中同名（可以</w:t>
+      </w:r>
+      <w:proofErr w:type="gramStart"/>
+      <w:r>
+        <w:rPr>
+          <w:rFonts w:ascii="宋体" w:eastAsia="宋体" w:cs="宋体" w:hint="eastAsia"/>
+          <w:color w:val="000000"/>
+          <w:kern w:val="24"/>
+          <w:sz w:val="32"/>
+          <w:szCs w:val="32"/>
+          <w:lang w:val="zh-CN"/>
+        </w:rPr>
+        <w:t>不</w:t>
+      </w:r>
+      <w:proofErr w:type="gramEnd"/>
+      <w:r>
+        <w:rPr>
+          <w:rFonts w:ascii="宋体" w:eastAsia="宋体" w:cs="宋体" w:hint="eastAsia"/>
+          <w:color w:val="000000"/>
+          <w:kern w:val="24"/>
+          <w:sz w:val="32"/>
+          <w:szCs w:val="32"/>
+          <w:lang w:val="zh-CN"/>
+        </w:rPr>
+        <w:t>同姓）的联系人</w:t>
       </w:r>
     </w:p>
     <w:p>
@@ -4183,6 +4578,118 @@
           <w:sz w:val="24"/>
           <w14:ligatures w14:val="none"/>
         </w:rPr>
+        <w:t>c</w:t>
+      </w:r>
+      <w:proofErr w:type="gramStart"/>
+      <w:r>
+        <w:rPr>
+          <w:rFonts w:ascii="JetBrains Mono" w:eastAsia="宋体" w:hAnsi="JetBrains Mono" w:cs="JetBrains Mono"/>
+          <w:color w:val="000000"/>
+          <w:kern w:val="0"/>
+          <w:sz w:val="24"/>
+          <w14:ligatures w14:val="none"/>
+        </w:rPr>
+        <w:t>1</w:t>
+      </w:r>
+      <w:r>
+        <w:rPr>
+          <w:rFonts w:ascii="JetBrains Mono" w:eastAsia="宋体" w:hAnsi="JetBrains Mono" w:cs="JetBrains Mono"/>
+          <w:color w:val="080808"/>
+          <w:kern w:val="0"/>
+          <w:sz w:val="24"/>
+          <w14:ligatures w14:val="none"/>
+        </w:rPr>
+        <w:t>.</w:t>
+      </w:r>
+      <w:r>
+        <w:rPr>
+          <w:rFonts w:ascii="JetBrains Mono" w:eastAsia="宋体" w:hAnsi="JetBrains Mono" w:cs="JetBrains Mono"/>
+          <w:color w:val="871094"/>
+          <w:kern w:val="0"/>
+          <w:sz w:val="24"/>
+          <w14:ligatures w14:val="none"/>
+        </w:rPr>
+        <w:t>contactname</w:t>
+      </w:r>
+      <w:proofErr w:type="gramEnd"/>
+      <w:r>
+        <w:rPr>
+          <w:rFonts w:ascii="JetBrains Mono" w:eastAsia="宋体" w:hAnsi="JetBrains Mono" w:cs="JetBrains Mono"/>
+          <w:color w:val="871094"/>
+          <w:kern w:val="0"/>
+          <w:sz w:val="24"/>
+          <w14:ligatures w14:val="none"/>
+        </w:rPr>
+        <w:t xml:space="preserve"> </w:t>
+      </w:r>
+      <w:r>
+        <w:rPr>
+          <w:rFonts w:ascii="JetBrains Mono" w:eastAsia="宋体" w:hAnsi="JetBrains Mono" w:cs="JetBrains Mono"/>
+          <w:color w:val="0033B3"/>
+          <w:kern w:val="0"/>
+          <w:sz w:val="24"/>
+          <w14:ligatures w14:val="none"/>
+        </w:rPr>
+        <w:t xml:space="preserve">from </w:t>
+      </w:r>
+      <w:r>
+        <w:rPr>
+          <w:rFonts w:ascii="JetBrains Mono" w:eastAsia="宋体" w:hAnsi="JetBrains Mono" w:cs="JetBrains Mono"/>
+          <w:color w:val="000000"/>
+          <w:kern w:val="0"/>
+          <w:sz w:val="24"/>
+          <w14:ligatures w14:val="none"/>
+        </w:rPr>
+        <w:t>customers c1</w:t>
+      </w:r>
+      <w:r>
+        <w:rPr>
+          <w:rFonts w:ascii="JetBrains Mono" w:eastAsia="宋体" w:hAnsi="JetBrains Mono" w:cs="JetBrains Mono"/>
+          <w:color w:val="000000"/>
+          <w:kern w:val="0"/>
+          <w:sz w:val="24"/>
+          <w14:ligatures w14:val="none"/>
+        </w:rPr>
+        <w:br/>
+      </w:r>
+      <w:r>
+        <w:rPr>
+          <w:rFonts w:ascii="JetBrains Mono" w:eastAsia="宋体" w:hAnsi="JetBrains Mono" w:cs="JetBrains Mono"/>
+          <w:color w:val="0033B3"/>
+          <w:kern w:val="0"/>
+          <w:sz w:val="24"/>
+          <w14:ligatures w14:val="none"/>
+        </w:rPr>
+        <w:t xml:space="preserve">join </w:t>
+      </w:r>
+      <w:r>
+        <w:rPr>
+          <w:rFonts w:ascii="JetBrains Mono" w:eastAsia="宋体" w:hAnsi="JetBrains Mono" w:cs="JetBrains Mono"/>
+          <w:color w:val="000000"/>
+          <w:kern w:val="0"/>
+          <w:sz w:val="24"/>
+          <w14:ligatures w14:val="none"/>
+        </w:rPr>
+        <w:t xml:space="preserve">customers c2 </w:t>
+      </w:r>
+      <w:r>
+        <w:rPr>
+          <w:rFonts w:ascii="JetBrains Mono" w:eastAsia="宋体" w:hAnsi="JetBrains Mono" w:cs="JetBrains Mono"/>
+          <w:color w:val="0033B3"/>
+          <w:kern w:val="0"/>
+          <w:sz w:val="24"/>
+          <w14:ligatures w14:val="none"/>
+        </w:rPr>
+        <w:t xml:space="preserve">on </w:t>
+      </w:r>
+      <w:r>
+        <w:rPr>
+          <w:rFonts w:ascii="JetBrains Mono" w:eastAsia="宋体" w:hAnsi="JetBrains Mono" w:cs="JetBrains Mono"/>
+          <w:color w:val="000000"/>
+          <w:kern w:val="0"/>
+          <w:sz w:val="24"/>
+          <w14:ligatures w14:val="none"/>
+        </w:rPr>
         <w:t>c1</w:t>
       </w:r>
       <w:r>
@@ -4203,7 +4710,47 @@
           <w:sz w:val="24"/>
           <w14:ligatures w14:val="none"/>
         </w:rPr>
-        <w:t xml:space="preserve">contactname </w:t>
+        <w:t xml:space="preserve">customerid </w:t>
+      </w:r>
+      <w:r>
+        <w:rPr>
+          <w:rFonts w:ascii="JetBrains Mono" w:eastAsia="宋体" w:hAnsi="JetBrains Mono" w:cs="JetBrains Mono"/>
+          <w:color w:val="080808"/>
+          <w:kern w:val="0"/>
+          <w:sz w:val="24"/>
+          <w14:ligatures w14:val="none"/>
+        </w:rPr>
+        <w:t xml:space="preserve">&lt;&gt; </w:t>
+      </w:r>
+      <w:r>
+        <w:rPr>
+          <w:rFonts w:ascii="JetBrains Mono" w:eastAsia="宋体" w:hAnsi="JetBrains Mono" w:cs="JetBrains Mono"/>
+          <w:color w:val="000000"/>
+          <w:kern w:val="0"/>
+          <w:sz w:val="24"/>
+          <w14:ligatures w14:val="none"/>
+        </w:rPr>
+        <w:t>c2</w:t>
+      </w:r>
+      <w:r>
+        <w:rPr>
+          <w:rFonts w:ascii="JetBrains Mono" w:eastAsia="宋体" w:hAnsi="JetBrains Mono" w:cs="JetBrains Mono"/>
+          <w:color w:val="080808"/>
+          <w:kern w:val="0"/>
+          <w:sz w:val="24"/>
+          <w14:ligatures w14:val="none"/>
+        </w:rPr>
+        <w:t>.</w:t>
+      </w:r>
+      <w:r>
+        <w:rPr>
+          <w:rFonts w:ascii="JetBrains Mono" w:eastAsia="宋体" w:hAnsi="JetBrains Mono" w:cs="JetBrains Mono"/>
+          <w:color w:val="871094"/>
+          <w:kern w:val="0"/>
+          <w:sz w:val="24"/>
+          <w14:ligatures w14:val="none"/>
+        </w:rPr>
+        <w:t xml:space="preserve">customerid </w:t>
       </w:r>
       <w:r>
         <w:rPr>
@@ -4213,138 +4760,9 @@
           <w:sz w:val="24"/>
           <w14:ligatures w14:val="none"/>
         </w:rPr>
-        <w:t xml:space="preserve">from </w:t>
-      </w:r>
-      <w:r>
-        <w:rPr>
-          <w:rFonts w:ascii="JetBrains Mono" w:eastAsia="宋体" w:hAnsi="JetBrains Mono" w:cs="JetBrains Mono"/>
-          <w:color w:val="000000"/>
-          <w:kern w:val="0"/>
-          <w:sz w:val="24"/>
-          <w14:ligatures w14:val="none"/>
-        </w:rPr>
-        <w:t>customers c1</w:t>
-      </w:r>
-      <w:r>
-        <w:rPr>
-          <w:rFonts w:ascii="JetBrains Mono" w:eastAsia="宋体" w:hAnsi="JetBrains Mono" w:cs="JetBrains Mono"/>
-          <w:color w:val="000000"/>
-          <w:kern w:val="0"/>
-          <w:sz w:val="24"/>
-          <w14:ligatures w14:val="none"/>
-        </w:rPr>
-        <w:br/>
-      </w:r>
-      <w:r>
-        <w:rPr>
-          <w:rFonts w:ascii="JetBrains Mono" w:eastAsia="宋体" w:hAnsi="JetBrains Mono" w:cs="JetBrains Mono"/>
-          <w:color w:val="0033B3"/>
-          <w:kern w:val="0"/>
-          <w:sz w:val="24"/>
-          <w14:ligatures w14:val="none"/>
-        </w:rPr>
-        <w:t xml:space="preserve">join </w:t>
-      </w:r>
-      <w:r>
-        <w:rPr>
-          <w:rFonts w:ascii="JetBrains Mono" w:eastAsia="宋体" w:hAnsi="JetBrains Mono" w:cs="JetBrains Mono"/>
-          <w:color w:val="000000"/>
-          <w:kern w:val="0"/>
-          <w:sz w:val="24"/>
-          <w14:ligatures w14:val="none"/>
-        </w:rPr>
-        <w:t xml:space="preserve">customers c2 </w:t>
-      </w:r>
-      <w:r>
-        <w:rPr>
-          <w:rFonts w:ascii="JetBrains Mono" w:eastAsia="宋体" w:hAnsi="JetBrains Mono" w:cs="JetBrains Mono"/>
-          <w:color w:val="0033B3"/>
-          <w:kern w:val="0"/>
-          <w:sz w:val="24"/>
-          <w14:ligatures w14:val="none"/>
-        </w:rPr>
-        <w:t xml:space="preserve">on </w:t>
-      </w:r>
-      <w:r>
-        <w:rPr>
-          <w:rFonts w:ascii="JetBrains Mono" w:eastAsia="宋体" w:hAnsi="JetBrains Mono" w:cs="JetBrains Mono"/>
-          <w:color w:val="000000"/>
-          <w:kern w:val="0"/>
-          <w:sz w:val="24"/>
-          <w14:ligatures w14:val="none"/>
-        </w:rPr>
-        <w:t>c1</w:t>
-      </w:r>
-      <w:r>
-        <w:rPr>
-          <w:rFonts w:ascii="JetBrains Mono" w:eastAsia="宋体" w:hAnsi="JetBrains Mono" w:cs="JetBrains Mono"/>
-          <w:color w:val="080808"/>
-          <w:kern w:val="0"/>
-          <w:sz w:val="24"/>
-          <w14:ligatures w14:val="none"/>
-        </w:rPr>
-        <w:t>.</w:t>
-      </w:r>
-      <w:r>
-        <w:rPr>
-          <w:rFonts w:ascii="JetBrains Mono" w:eastAsia="宋体" w:hAnsi="JetBrains Mono" w:cs="JetBrains Mono"/>
-          <w:color w:val="871094"/>
-          <w:kern w:val="0"/>
-          <w:sz w:val="24"/>
-          <w14:ligatures w14:val="none"/>
-        </w:rPr>
-        <w:t xml:space="preserve">customerid </w:t>
-      </w:r>
-      <w:r>
-        <w:rPr>
-          <w:rFonts w:ascii="JetBrains Mono" w:eastAsia="宋体" w:hAnsi="JetBrains Mono" w:cs="JetBrains Mono"/>
-          <w:color w:val="080808"/>
-          <w:kern w:val="0"/>
-          <w:sz w:val="24"/>
-          <w14:ligatures w14:val="none"/>
-        </w:rPr>
-        <w:t xml:space="preserve">&lt;&gt; </w:t>
-      </w:r>
-      <w:r>
-        <w:rPr>
-          <w:rFonts w:ascii="JetBrains Mono" w:eastAsia="宋体" w:hAnsi="JetBrains Mono" w:cs="JetBrains Mono"/>
-          <w:color w:val="000000"/>
-          <w:kern w:val="0"/>
-          <w:sz w:val="24"/>
-          <w14:ligatures w14:val="none"/>
-        </w:rPr>
-        <w:t>c2</w:t>
-      </w:r>
-      <w:r>
-        <w:rPr>
-          <w:rFonts w:ascii="JetBrains Mono" w:eastAsia="宋体" w:hAnsi="JetBrains Mono" w:cs="JetBrains Mono"/>
-          <w:color w:val="080808"/>
-          <w:kern w:val="0"/>
-          <w:sz w:val="24"/>
-          <w14:ligatures w14:val="none"/>
-        </w:rPr>
-        <w:t>.</w:t>
-      </w:r>
-      <w:r>
-        <w:rPr>
-          <w:rFonts w:ascii="JetBrains Mono" w:eastAsia="宋体" w:hAnsi="JetBrains Mono" w:cs="JetBrains Mono"/>
-          <w:color w:val="871094"/>
-          <w:kern w:val="0"/>
-          <w:sz w:val="24"/>
-          <w14:ligatures w14:val="none"/>
-        </w:rPr>
-        <w:t xml:space="preserve">customerid </w:t>
-      </w:r>
-      <w:r>
-        <w:rPr>
-          <w:rFonts w:ascii="JetBrains Mono" w:eastAsia="宋体" w:hAnsi="JetBrains Mono" w:cs="JetBrains Mono"/>
-          <w:color w:val="0033B3"/>
-          <w:kern w:val="0"/>
-          <w:sz w:val="24"/>
-          <w14:ligatures w14:val="none"/>
-        </w:rPr>
         <w:t xml:space="preserve">and </w:t>
       </w:r>
+      <w:proofErr w:type="spellStart"/>
       <w:r>
         <w:rPr>
           <w:rFonts w:ascii="JetBrains Mono" w:eastAsia="宋体" w:hAnsi="JetBrains Mono" w:cs="JetBrains Mono"/>
@@ -4357,6 +4775,7 @@
         </w:rPr>
         <w:t>split_part</w:t>
       </w:r>
+      <w:proofErr w:type="spellEnd"/>
       <w:r>
         <w:rPr>
           <w:rFonts w:ascii="JetBrains Mono" w:eastAsia="宋体" w:hAnsi="JetBrains Mono" w:cs="JetBrains Mono"/>
@@ -4447,6 +4866,7 @@
         </w:rPr>
         <w:t xml:space="preserve">) = </w:t>
       </w:r>
+      <w:proofErr w:type="spellStart"/>
       <w:r>
         <w:rPr>
           <w:rFonts w:ascii="JetBrains Mono" w:eastAsia="宋体" w:hAnsi="JetBrains Mono" w:cs="JetBrains Mono"/>
@@ -4459,6 +4879,7 @@
         </w:rPr>
         <w:t>split_part</w:t>
       </w:r>
+      <w:proofErr w:type="spellEnd"/>
       <w:r>
         <w:rPr>
           <w:rFonts w:ascii="JetBrains Mono" w:eastAsia="宋体" w:hAnsi="JetBrains Mono" w:cs="JetBrains Mono"/>
@@ -4705,6 +5126,7 @@
         </w:drawing>
       </w:r>
     </w:p>
+    <w:bookmarkEnd w:id="0"/>
     <w:p>
       <w:pPr>
         <w:autoSpaceDE w:val="0"/>
@@ -4761,7 +5183,27 @@
           <w:sz w:val="32"/>
           <w:szCs w:val="32"/>
         </w:rPr>
-        <w:t>（reportsto）</w:t>
+        <w:t>（</w:t>
+      </w:r>
+      <w:proofErr w:type="spellStart"/>
+      <w:r>
+        <w:rPr>
+          <w:rFonts w:ascii="宋体" w:eastAsia="宋体" w:cs="宋体" w:hint="eastAsia"/>
+          <w:kern w:val="0"/>
+          <w:sz w:val="32"/>
+          <w:szCs w:val="32"/>
+        </w:rPr>
+        <w:t>reportsto</w:t>
+      </w:r>
+      <w:proofErr w:type="spellEnd"/>
+      <w:r>
+        <w:rPr>
+          <w:rFonts w:ascii="宋体" w:eastAsia="宋体" w:cs="宋体" w:hint="eastAsia"/>
+          <w:kern w:val="0"/>
+          <w:sz w:val="32"/>
+          <w:szCs w:val="32"/>
+        </w:rPr>
+        <w:t>）</w:t>
       </w:r>
       <w:r>
         <w:rPr>
@@ -4822,7 +5264,18 @@
           <w:sz w:val="24"/>
           <w14:ligatures w14:val="none"/>
         </w:rPr>
-        <w:t>e1</w:t>
+        <w:t>e</w:t>
+      </w:r>
+      <w:proofErr w:type="gramStart"/>
+      <w:r>
+        <w:rPr>
+          <w:rFonts w:ascii="JetBrains Mono" w:eastAsia="宋体" w:hAnsi="JetBrains Mono" w:cs="JetBrains Mono"/>
+          <w:color w:val="000000"/>
+          <w:kern w:val="0"/>
+          <w:sz w:val="24"/>
+          <w14:ligatures w14:val="none"/>
+        </w:rPr>
+        <w:t>1</w:t>
       </w:r>
       <w:r>
         <w:rPr>
@@ -4842,7 +5295,18 @@
           <w:sz w:val="24"/>
           <w14:ligatures w14:val="none"/>
         </w:rPr>
-        <w:t xml:space="preserve">firstname </w:t>
+        <w:t>firstname</w:t>
+      </w:r>
+      <w:proofErr w:type="gramEnd"/>
+      <w:r>
+        <w:rPr>
+          <w:rFonts w:ascii="JetBrains Mono" w:eastAsia="宋体" w:hAnsi="JetBrains Mono" w:cs="JetBrains Mono"/>
+          <w:color w:val="871094"/>
+          <w:kern w:val="0"/>
+          <w:sz w:val="24"/>
+          <w14:ligatures w14:val="none"/>
+        </w:rPr>
+        <w:t xml:space="preserve"> </w:t>
       </w:r>
       <w:r>
         <w:rPr>
@@ -5283,7 +5747,51 @@
           <w:szCs w:val="32"/>
           <w:lang w:val="zh-CN"/>
         </w:rPr>
-        <w:t>.统计每个雇员入职以来一共过了多少天，按天数降序排列，同时显示雇员的firstname和年龄(只显示'年'),查看入职时间最长的雇员是否是年龄最大的</w:t>
+        <w:t>.统计每个雇员入职以来</w:t>
+      </w:r>
+      <w:proofErr w:type="gramStart"/>
+      <w:r>
+        <w:rPr>
+          <w:rFonts w:ascii="宋体" w:eastAsia="宋体" w:cs="宋体" w:hint="eastAsia"/>
+          <w:kern w:val="0"/>
+          <w:sz w:val="32"/>
+          <w:szCs w:val="32"/>
+          <w:lang w:val="zh-CN"/>
+        </w:rPr>
+        <w:t>一共过</w:t>
+      </w:r>
+      <w:proofErr w:type="gramEnd"/>
+      <w:r>
+        <w:rPr>
+          <w:rFonts w:ascii="宋体" w:eastAsia="宋体" w:cs="宋体" w:hint="eastAsia"/>
+          <w:kern w:val="0"/>
+          <w:sz w:val="32"/>
+          <w:szCs w:val="32"/>
+          <w:lang w:val="zh-CN"/>
+        </w:rPr>
+        <w:t>了多少天，按天数降序排列，同时显示雇员的firstname和年龄(只显示'年'),查看入</w:t>
+      </w:r>
+      <w:proofErr w:type="gramStart"/>
+      <w:r>
+        <w:rPr>
+          <w:rFonts w:ascii="宋体" w:eastAsia="宋体" w:cs="宋体" w:hint="eastAsia"/>
+          <w:kern w:val="0"/>
+          <w:sz w:val="32"/>
+          <w:szCs w:val="32"/>
+          <w:lang w:val="zh-CN"/>
+        </w:rPr>
+        <w:t>职时间</w:t>
+      </w:r>
+      <w:proofErr w:type="gramEnd"/>
+      <w:r>
+        <w:rPr>
+          <w:rFonts w:ascii="宋体" w:eastAsia="宋体" w:cs="宋体" w:hint="eastAsia"/>
+          <w:kern w:val="0"/>
+          <w:sz w:val="32"/>
+          <w:szCs w:val="32"/>
+          <w:lang w:val="zh-CN"/>
+        </w:rPr>
+        <w:t>最长的雇员是否是年龄最大的</w:t>
       </w:r>
     </w:p>
     <w:p>
@@ -5327,6 +5835,7 @@
         </w:rPr>
         <w:t xml:space="preserve">select </w:t>
       </w:r>
+      <w:proofErr w:type="spellStart"/>
       <w:r>
         <w:rPr>
           <w:rFonts w:ascii="JetBrains Mono" w:eastAsia="宋体" w:hAnsi="JetBrains Mono" w:cs="JetBrains Mono"/>
@@ -5337,78 +5846,9 @@
           <w:sz w:val="24"/>
           <w14:ligatures w14:val="none"/>
         </w:rPr>
-        <w:t xml:space="preserve">current_date </w:t>
-      </w:r>
-      <w:r>
-        <w:rPr>
-          <w:rFonts w:ascii="JetBrains Mono" w:eastAsia="宋体" w:hAnsi="JetBrains Mono" w:cs="JetBrains Mono"/>
-          <w:color w:val="080808"/>
-          <w:kern w:val="0"/>
-          <w:sz w:val="24"/>
-          <w14:ligatures w14:val="none"/>
-        </w:rPr>
-        <w:t xml:space="preserve">- </w:t>
-      </w:r>
-      <w:r>
-        <w:rPr>
-          <w:rFonts w:ascii="JetBrains Mono" w:eastAsia="宋体" w:hAnsi="JetBrains Mono" w:cs="JetBrains Mono"/>
-          <w:color w:val="871094"/>
-          <w:kern w:val="0"/>
-          <w:sz w:val="24"/>
-          <w14:ligatures w14:val="none"/>
-        </w:rPr>
-        <w:t xml:space="preserve">hiredate </w:t>
-      </w:r>
-      <w:r>
-        <w:rPr>
-          <w:rFonts w:ascii="JetBrains Mono" w:eastAsia="宋体" w:hAnsi="JetBrains Mono" w:cs="JetBrains Mono"/>
-          <w:color w:val="0033B3"/>
-          <w:kern w:val="0"/>
-          <w:sz w:val="24"/>
-          <w14:ligatures w14:val="none"/>
-        </w:rPr>
-        <w:t xml:space="preserve">as </w:t>
-      </w:r>
-      <w:r>
-        <w:rPr>
-          <w:rFonts w:ascii="JetBrains Mono" w:eastAsia="宋体" w:hAnsi="JetBrains Mono" w:cs="JetBrains Mono"/>
-          <w:color w:val="000000"/>
-          <w:kern w:val="0"/>
-          <w:sz w:val="24"/>
-          <w14:ligatures w14:val="none"/>
-        </w:rPr>
-        <w:t>hire_days</w:t>
-      </w:r>
-      <w:r>
-        <w:rPr>
-          <w:rFonts w:ascii="JetBrains Mono" w:eastAsia="宋体" w:hAnsi="JetBrains Mono" w:cs="JetBrains Mono"/>
-          <w:color w:val="080808"/>
-          <w:kern w:val="0"/>
-          <w:sz w:val="24"/>
-          <w14:ligatures w14:val="none"/>
-        </w:rPr>
-        <w:t xml:space="preserve">, </w:t>
-      </w:r>
-      <w:r>
-        <w:rPr>
-          <w:rFonts w:ascii="JetBrains Mono" w:eastAsia="宋体" w:hAnsi="JetBrains Mono" w:cs="JetBrains Mono"/>
-          <w:color w:val="871094"/>
-          <w:kern w:val="0"/>
-          <w:sz w:val="24"/>
-          <w14:ligatures w14:val="none"/>
-        </w:rPr>
-        <w:t>firstname</w:t>
-      </w:r>
-      <w:r>
-        <w:rPr>
-          <w:rFonts w:ascii="JetBrains Mono" w:eastAsia="宋体" w:hAnsi="JetBrains Mono" w:cs="JetBrains Mono"/>
-          <w:color w:val="080808"/>
-          <w:kern w:val="0"/>
-          <w:sz w:val="24"/>
-          <w14:ligatures w14:val="none"/>
-        </w:rPr>
-        <w:t xml:space="preserve">, </w:t>
-      </w:r>
+        <w:t>current_date</w:t>
+      </w:r>
+      <w:proofErr w:type="spellEnd"/>
       <w:r>
         <w:rPr>
           <w:rFonts w:ascii="JetBrains Mono" w:eastAsia="宋体" w:hAnsi="JetBrains Mono" w:cs="JetBrains Mono"/>
@@ -5419,17 +5859,39 @@
           <w:sz w:val="24"/>
           <w14:ligatures w14:val="none"/>
         </w:rPr>
-        <w:t>extract</w:t>
-      </w:r>
-      <w:r>
-        <w:rPr>
-          <w:rFonts w:ascii="JetBrains Mono" w:eastAsia="宋体" w:hAnsi="JetBrains Mono" w:cs="JetBrains Mono"/>
-          <w:color w:val="080808"/>
-          <w:kern w:val="0"/>
-          <w:sz w:val="24"/>
-          <w14:ligatures w14:val="none"/>
-        </w:rPr>
-        <w:t>(</w:t>
+        <w:t xml:space="preserve"> </w:t>
+      </w:r>
+      <w:r>
+        <w:rPr>
+          <w:rFonts w:ascii="JetBrains Mono" w:eastAsia="宋体" w:hAnsi="JetBrains Mono" w:cs="JetBrains Mono"/>
+          <w:color w:val="080808"/>
+          <w:kern w:val="0"/>
+          <w:sz w:val="24"/>
+          <w14:ligatures w14:val="none"/>
+        </w:rPr>
+        <w:t xml:space="preserve">- </w:t>
+      </w:r>
+      <w:proofErr w:type="spellStart"/>
+      <w:r>
+        <w:rPr>
+          <w:rFonts w:ascii="JetBrains Mono" w:eastAsia="宋体" w:hAnsi="JetBrains Mono" w:cs="JetBrains Mono"/>
+          <w:color w:val="871094"/>
+          <w:kern w:val="0"/>
+          <w:sz w:val="24"/>
+          <w14:ligatures w14:val="none"/>
+        </w:rPr>
+        <w:t>hiredate</w:t>
+      </w:r>
+      <w:proofErr w:type="spellEnd"/>
+      <w:r>
+        <w:rPr>
+          <w:rFonts w:ascii="JetBrains Mono" w:eastAsia="宋体" w:hAnsi="JetBrains Mono" w:cs="JetBrains Mono"/>
+          <w:color w:val="871094"/>
+          <w:kern w:val="0"/>
+          <w:sz w:val="24"/>
+          <w14:ligatures w14:val="none"/>
+        </w:rPr>
+        <w:t xml:space="preserve"> </w:t>
       </w:r>
       <w:r>
         <w:rPr>
@@ -5439,8 +5901,53 @@
           <w:sz w:val="24"/>
           <w14:ligatures w14:val="none"/>
         </w:rPr>
-        <w:t xml:space="preserve">year from </w:t>
-      </w:r>
+        <w:t xml:space="preserve">as </w:t>
+      </w:r>
+      <w:proofErr w:type="spellStart"/>
+      <w:r>
+        <w:rPr>
+          <w:rFonts w:ascii="JetBrains Mono" w:eastAsia="宋体" w:hAnsi="JetBrains Mono" w:cs="JetBrains Mono"/>
+          <w:color w:val="000000"/>
+          <w:kern w:val="0"/>
+          <w:sz w:val="24"/>
+          <w14:ligatures w14:val="none"/>
+        </w:rPr>
+        <w:t>hire_days</w:t>
+      </w:r>
+      <w:proofErr w:type="spellEnd"/>
+      <w:r>
+        <w:rPr>
+          <w:rFonts w:ascii="JetBrains Mono" w:eastAsia="宋体" w:hAnsi="JetBrains Mono" w:cs="JetBrains Mono"/>
+          <w:color w:val="080808"/>
+          <w:kern w:val="0"/>
+          <w:sz w:val="24"/>
+          <w14:ligatures w14:val="none"/>
+        </w:rPr>
+        <w:t xml:space="preserve">, </w:t>
+      </w:r>
+      <w:proofErr w:type="spellStart"/>
+      <w:r>
+        <w:rPr>
+          <w:rFonts w:ascii="JetBrains Mono" w:eastAsia="宋体" w:hAnsi="JetBrains Mono" w:cs="JetBrains Mono"/>
+          <w:color w:val="871094"/>
+          <w:kern w:val="0"/>
+          <w:sz w:val="24"/>
+          <w14:ligatures w14:val="none"/>
+        </w:rPr>
+        <w:t>firstname</w:t>
+      </w:r>
+      <w:proofErr w:type="spellEnd"/>
+      <w:r>
+        <w:rPr>
+          <w:rFonts w:ascii="JetBrains Mono" w:eastAsia="宋体" w:hAnsi="JetBrains Mono" w:cs="JetBrains Mono"/>
+          <w:color w:val="080808"/>
+          <w:kern w:val="0"/>
+          <w:sz w:val="24"/>
+          <w14:ligatures w14:val="none"/>
+        </w:rPr>
+        <w:t xml:space="preserve">, </w:t>
+      </w:r>
+      <w:proofErr w:type="gramStart"/>
       <w:r>
         <w:rPr>
           <w:rFonts w:ascii="JetBrains Mono" w:eastAsia="宋体" w:hAnsi="JetBrains Mono" w:cs="JetBrains Mono"/>
@@ -5451,7 +5958,7 @@
           <w:sz w:val="24"/>
           <w14:ligatures w14:val="none"/>
         </w:rPr>
-        <w:t>age</w:t>
+        <w:t>extract</w:t>
       </w:r>
       <w:r>
         <w:rPr>
@@ -5462,6 +5969,17 @@
           <w14:ligatures w14:val="none"/>
         </w:rPr>
         <w:t>(</w:t>
+      </w:r>
+      <w:proofErr w:type="gramEnd"/>
+      <w:r>
+        <w:rPr>
+          <w:rFonts w:ascii="JetBrains Mono" w:eastAsia="宋体" w:hAnsi="JetBrains Mono" w:cs="JetBrains Mono"/>
+          <w:color w:val="0033B3"/>
+          <w:kern w:val="0"/>
+          <w:sz w:val="24"/>
+          <w14:ligatures w14:val="none"/>
+        </w:rPr>
+        <w:t xml:space="preserve">year from </w:t>
       </w:r>
       <w:r>
         <w:rPr>
@@ -5473,8 +5991,32 @@
           <w:sz w:val="24"/>
           <w14:ligatures w14:val="none"/>
         </w:rPr>
+        <w:t>age</w:t>
+      </w:r>
+      <w:r>
+        <w:rPr>
+          <w:rFonts w:ascii="JetBrains Mono" w:eastAsia="宋体" w:hAnsi="JetBrains Mono" w:cs="JetBrains Mono"/>
+          <w:color w:val="080808"/>
+          <w:kern w:val="0"/>
+          <w:sz w:val="24"/>
+          <w14:ligatures w14:val="none"/>
+        </w:rPr>
+        <w:t>(</w:t>
+      </w:r>
+      <w:proofErr w:type="spellStart"/>
+      <w:r>
+        <w:rPr>
+          <w:rFonts w:ascii="JetBrains Mono" w:eastAsia="宋体" w:hAnsi="JetBrains Mono" w:cs="JetBrains Mono"/>
+          <w:i/>
+          <w:iCs/>
+          <w:color w:val="00627A"/>
+          <w:kern w:val="0"/>
+          <w:sz w:val="24"/>
+          <w14:ligatures w14:val="none"/>
+        </w:rPr>
         <w:t>current_date</w:t>
       </w:r>
+      <w:proofErr w:type="spellEnd"/>
       <w:r>
         <w:rPr>
           <w:rFonts w:ascii="JetBrains Mono" w:eastAsia="宋体" w:hAnsi="JetBrains Mono" w:cs="JetBrains Mono"/>
@@ -5493,7 +6035,7 @@
           <w:sz w:val="24"/>
           <w14:ligatures w14:val="none"/>
         </w:rPr>
-        <w:t>hiredate</w:t>
+        <w:t>birthdate</w:t>
       </w:r>
       <w:r>
         <w:rPr>
@@ -5565,15 +6107,27 @@
         </w:rPr>
         <w:t xml:space="preserve">order by </w:t>
       </w:r>
-      <w:r>
-        <w:rPr>
-          <w:rFonts w:ascii="JetBrains Mono" w:eastAsia="宋体" w:hAnsi="JetBrains Mono" w:cs="JetBrains Mono"/>
-          <w:color w:val="000000"/>
-          <w:kern w:val="0"/>
-          <w:sz w:val="24"/>
-          <w14:ligatures w14:val="none"/>
-        </w:rPr>
-        <w:t xml:space="preserve">hire_days </w:t>
+      <w:proofErr w:type="spellStart"/>
+      <w:r>
+        <w:rPr>
+          <w:rFonts w:ascii="JetBrains Mono" w:eastAsia="宋体" w:hAnsi="JetBrains Mono" w:cs="JetBrains Mono"/>
+          <w:color w:val="000000"/>
+          <w:kern w:val="0"/>
+          <w:sz w:val="24"/>
+          <w14:ligatures w14:val="none"/>
+        </w:rPr>
+        <w:t>hire_days</w:t>
+      </w:r>
+      <w:proofErr w:type="spellEnd"/>
+      <w:r>
+        <w:rPr>
+          <w:rFonts w:ascii="JetBrains Mono" w:eastAsia="宋体" w:hAnsi="JetBrains Mono" w:cs="JetBrains Mono"/>
+          <w:color w:val="000000"/>
+          <w:kern w:val="0"/>
+          <w:sz w:val="24"/>
+          <w14:ligatures w14:val="none"/>
+        </w:rPr>
+        <w:t xml:space="preserve"> </w:t>
       </w:r>
       <w:r>
         <w:rPr>
@@ -5615,10 +6169,10 @@
         </w:rPr>
         <w:lastRenderedPageBreak/>
         <w:drawing>
-          <wp:inline distT="0" distB="0" distL="0" distR="0" wp14:anchorId="2F8639C9" wp14:editId="4DDAF735">
-            <wp:extent cx="5246484" cy="1975326"/>
-            <wp:effectExtent l="0" t="0" r="0" b="6350"/>
-            <wp:docPr id="14" name="图片 14"/>
+          <wp:inline distT="0" distB="0" distL="0" distR="0" wp14:anchorId="1DE320B5" wp14:editId="1CA24A97">
+            <wp:extent cx="5486400" cy="2764790"/>
+            <wp:effectExtent l="0" t="0" r="0" b="0"/>
+            <wp:docPr id="22" name="图片 22"/>
             <wp:cNvGraphicFramePr>
               <a:graphicFrameLocks xmlns:a="http://schemas.openxmlformats.org/drawingml/2006/main" noChangeAspect="1"/>
             </wp:cNvGraphicFramePr>
@@ -5638,7 +6192,7 @@
                   <pic:spPr>
                     <a:xfrm>
                       <a:off x="0" y="0"/>
-                      <a:ext cx="5258782" cy="1979956"/>
+                      <a:ext cx="5486400" cy="2764790"/>
                     </a:xfrm>
                     <a:prstGeom prst="rect">
                       <a:avLst/>
@@ -5672,8 +6226,9 @@
           <w:szCs w:val="32"/>
           <w:highlight w:val="lightGray"/>
         </w:rPr>
-        <w:t>可以看到入职时间最长的雇员确实是年龄最大的</w:t>
-      </w:r>
+        <w:t>可以看到入</w:t>
+      </w:r>
+      <w:proofErr w:type="gramStart"/>
       <w:r>
         <w:rPr>
           <w:rFonts w:ascii="华文中宋" w:eastAsia="华文中宋" w:hAnsi="华文中宋" w:cs="宋体" w:hint="eastAsia"/>
@@ -5682,7 +6237,28 @@
           <w:szCs w:val="32"/>
           <w:highlight w:val="lightGray"/>
         </w:rPr>
-        <w:t>。</w:t>
+        <w:t>职时间</w:t>
+      </w:r>
+      <w:proofErr w:type="gramEnd"/>
+      <w:r>
+        <w:rPr>
+          <w:rFonts w:ascii="华文中宋" w:eastAsia="华文中宋" w:hAnsi="华文中宋" w:cs="宋体" w:hint="eastAsia"/>
+          <w:kern w:val="0"/>
+          <w:sz w:val="32"/>
+          <w:szCs w:val="32"/>
+          <w:highlight w:val="lightGray"/>
+        </w:rPr>
+        <w:t>最长的雇员</w:t>
+      </w:r>
+      <w:r>
+        <w:rPr>
+          <w:rFonts w:ascii="华文中宋" w:eastAsia="华文中宋" w:hAnsi="华文中宋" w:cs="宋体" w:hint="eastAsia"/>
+          <w:kern w:val="0"/>
+          <w:sz w:val="32"/>
+          <w:szCs w:val="32"/>
+          <w:highlight w:val="lightGray"/>
+        </w:rPr>
+        <w:t>并不是年龄最大的。</w:t>
       </w:r>
     </w:p>
     <w:p>
@@ -5772,6 +6348,8 @@
         </w:rPr>
         <w:t xml:space="preserve">select </w:t>
       </w:r>
+      <w:proofErr w:type="spellStart"/>
+      <w:proofErr w:type="gramStart"/>
       <w:r>
         <w:rPr>
           <w:rFonts w:ascii="JetBrains Mono" w:eastAsia="宋体" w:hAnsi="JetBrains Mono" w:cs="JetBrains Mono"/>
@@ -5802,6 +6380,8 @@
         </w:rPr>
         <w:t>firstname</w:t>
       </w:r>
+      <w:proofErr w:type="spellEnd"/>
+      <w:proofErr w:type="gramEnd"/>
       <w:r>
         <w:rPr>
           <w:rFonts w:ascii="JetBrains Mono" w:eastAsia="宋体" w:hAnsi="JetBrains Mono" w:cs="JetBrains Mono"/>
@@ -5812,6 +6392,7 @@
         </w:rPr>
         <w:t xml:space="preserve">, </w:t>
       </w:r>
+      <w:proofErr w:type="spellStart"/>
       <w:r>
         <w:rPr>
           <w:rFonts w:ascii="JetBrains Mono" w:eastAsia="宋体" w:hAnsi="JetBrains Mono" w:cs="JetBrains Mono"/>
@@ -5842,6 +6423,7 @@
         </w:rPr>
         <w:t>lastname</w:t>
       </w:r>
+      <w:proofErr w:type="spellEnd"/>
       <w:r>
         <w:rPr>
           <w:rFonts w:ascii="JetBrains Mono" w:eastAsia="宋体" w:hAnsi="JetBrains Mono" w:cs="JetBrains Mono"/>
@@ -5896,6 +6478,7 @@
         </w:rPr>
         <w:t>(</w:t>
       </w:r>
+      <w:proofErr w:type="spellStart"/>
       <w:r>
         <w:rPr>
           <w:rFonts w:ascii="JetBrains Mono" w:eastAsia="宋体" w:hAnsi="JetBrains Mono" w:cs="JetBrains Mono"/>
@@ -5926,6 +6509,7 @@
         </w:rPr>
         <w:t>orderid</w:t>
       </w:r>
+      <w:proofErr w:type="spellEnd"/>
       <w:r>
         <w:rPr>
           <w:rFonts w:ascii="JetBrains Mono" w:eastAsia="宋体" w:hAnsi="JetBrains Mono" w:cs="JetBrains Mono"/>
@@ -5956,6 +6540,7 @@
         </w:rPr>
         <w:t>/(</w:t>
       </w:r>
+      <w:proofErr w:type="spellStart"/>
       <w:r>
         <w:rPr>
           <w:rFonts w:ascii="JetBrains Mono" w:eastAsia="宋体" w:hAnsi="JetBrains Mono" w:cs="JetBrains Mono"/>
@@ -5966,7 +6551,20 @@
           <w:sz w:val="24"/>
           <w14:ligatures w14:val="none"/>
         </w:rPr>
-        <w:t xml:space="preserve">current_date </w:t>
+        <w:t>current_date</w:t>
+      </w:r>
+      <w:proofErr w:type="spellEnd"/>
+      <w:r>
+        <w:rPr>
+          <w:rFonts w:ascii="JetBrains Mono" w:eastAsia="宋体" w:hAnsi="JetBrains Mono" w:cs="JetBrains Mono"/>
+          <w:i/>
+          <w:iCs/>
+          <w:color w:val="00627A"/>
+          <w:kern w:val="0"/>
+          <w:sz w:val="24"/>
+          <w14:ligatures w14:val="none"/>
+        </w:rPr>
+        <w:t xml:space="preserve"> </w:t>
       </w:r>
       <w:r>
         <w:rPr>
@@ -5978,6 +6576,7 @@
         </w:rPr>
         <w:t xml:space="preserve">- </w:t>
       </w:r>
+      <w:proofErr w:type="spellStart"/>
       <w:r>
         <w:rPr>
           <w:rFonts w:ascii="JetBrains Mono" w:eastAsia="宋体" w:hAnsi="JetBrains Mono" w:cs="JetBrains Mono"/>
@@ -6008,6 +6607,7 @@
         </w:rPr>
         <w:t>hiredate</w:t>
       </w:r>
+      <w:proofErr w:type="spellEnd"/>
       <w:r>
         <w:rPr>
           <w:rFonts w:ascii="JetBrains Mono" w:eastAsia="宋体" w:hAnsi="JetBrains Mono" w:cs="JetBrains Mono"/>
@@ -6048,15 +6648,27 @@
         </w:rPr>
         <w:t xml:space="preserve">as </w:t>
       </w:r>
-      <w:r>
-        <w:rPr>
-          <w:rFonts w:ascii="JetBrains Mono" w:eastAsia="宋体" w:hAnsi="JetBrains Mono" w:cs="JetBrains Mono"/>
-          <w:color w:val="000000"/>
-          <w:kern w:val="0"/>
-          <w:sz w:val="24"/>
-          <w14:ligatures w14:val="none"/>
-        </w:rPr>
-        <w:t xml:space="preserve">order_per_day </w:t>
+      <w:proofErr w:type="spellStart"/>
+      <w:r>
+        <w:rPr>
+          <w:rFonts w:ascii="JetBrains Mono" w:eastAsia="宋体" w:hAnsi="JetBrains Mono" w:cs="JetBrains Mono"/>
+          <w:color w:val="000000"/>
+          <w:kern w:val="0"/>
+          <w:sz w:val="24"/>
+          <w14:ligatures w14:val="none"/>
+        </w:rPr>
+        <w:t>order_per_day</w:t>
+      </w:r>
+      <w:proofErr w:type="spellEnd"/>
+      <w:r>
+        <w:rPr>
+          <w:rFonts w:ascii="JetBrains Mono" w:eastAsia="宋体" w:hAnsi="JetBrains Mono" w:cs="JetBrains Mono"/>
+          <w:color w:val="000000"/>
+          <w:kern w:val="0"/>
+          <w:sz w:val="24"/>
+          <w14:ligatures w14:val="none"/>
+        </w:rPr>
+        <w:t xml:space="preserve"> </w:t>
       </w:r>
       <w:r>
         <w:rPr>
@@ -6118,6 +6730,7 @@
         </w:rPr>
         <w:t xml:space="preserve">on </w:t>
       </w:r>
+      <w:proofErr w:type="spellStart"/>
       <w:r>
         <w:rPr>
           <w:rFonts w:ascii="JetBrains Mono" w:eastAsia="宋体" w:hAnsi="JetBrains Mono" w:cs="JetBrains Mono"/>
@@ -6146,7 +6759,18 @@
           <w:sz w:val="24"/>
           <w14:ligatures w14:val="none"/>
         </w:rPr>
-        <w:t xml:space="preserve">employeeid </w:t>
+        <w:t>employeeid</w:t>
+      </w:r>
+      <w:proofErr w:type="spellEnd"/>
+      <w:r>
+        <w:rPr>
+          <w:rFonts w:ascii="JetBrains Mono" w:eastAsia="宋体" w:hAnsi="JetBrains Mono" w:cs="JetBrains Mono"/>
+          <w:color w:val="871094"/>
+          <w:kern w:val="0"/>
+          <w:sz w:val="24"/>
+          <w14:ligatures w14:val="none"/>
+        </w:rPr>
+        <w:t xml:space="preserve"> </w:t>
       </w:r>
       <w:r>
         <w:rPr>
@@ -6158,6 +6782,7 @@
         </w:rPr>
         <w:t xml:space="preserve">= </w:t>
       </w:r>
+      <w:proofErr w:type="spellStart"/>
       <w:r>
         <w:rPr>
           <w:rFonts w:ascii="JetBrains Mono" w:eastAsia="宋体" w:hAnsi="JetBrains Mono" w:cs="JetBrains Mono"/>
@@ -6188,6 +6813,7 @@
         </w:rPr>
         <w:t>employeeid</w:t>
       </w:r>
+      <w:proofErr w:type="spellEnd"/>
       <w:r>
         <w:rPr>
           <w:rFonts w:ascii="JetBrains Mono" w:eastAsia="宋体" w:hAnsi="JetBrains Mono" w:cs="JetBrains Mono"/>
@@ -6208,6 +6834,7 @@
         </w:rPr>
         <w:t xml:space="preserve">group by </w:t>
       </w:r>
+      <w:proofErr w:type="spellStart"/>
       <w:r>
         <w:rPr>
           <w:rFonts w:ascii="JetBrains Mono" w:eastAsia="宋体" w:hAnsi="JetBrains Mono" w:cs="JetBrains Mono"/>
@@ -6238,6 +6865,7 @@
         </w:rPr>
         <w:t>employeeid</w:t>
       </w:r>
+      <w:proofErr w:type="spellEnd"/>
       <w:r>
         <w:rPr>
           <w:rFonts w:ascii="JetBrains Mono" w:eastAsia="宋体" w:hAnsi="JetBrains Mono" w:cs="JetBrains Mono"/>
@@ -6248,6 +6876,7 @@
         </w:rPr>
         <w:t xml:space="preserve">, </w:t>
       </w:r>
+      <w:proofErr w:type="spellStart"/>
       <w:r>
         <w:rPr>
           <w:rFonts w:ascii="JetBrains Mono" w:eastAsia="宋体" w:hAnsi="JetBrains Mono" w:cs="JetBrains Mono"/>
@@ -6278,6 +6907,7 @@
         </w:rPr>
         <w:t>hiredate</w:t>
       </w:r>
+      <w:proofErr w:type="spellEnd"/>
       <w:r>
         <w:rPr>
           <w:rFonts w:ascii="JetBrains Mono" w:eastAsia="宋体" w:hAnsi="JetBrains Mono" w:cs="JetBrains Mono"/>
@@ -6288,6 +6918,7 @@
         </w:rPr>
         <w:t xml:space="preserve">, </w:t>
       </w:r>
+      <w:proofErr w:type="spellStart"/>
       <w:r>
         <w:rPr>
           <w:rFonts w:ascii="JetBrains Mono" w:eastAsia="宋体" w:hAnsi="JetBrains Mono" w:cs="JetBrains Mono"/>
@@ -6318,6 +6949,7 @@
         </w:rPr>
         <w:t>firstname</w:t>
       </w:r>
+      <w:proofErr w:type="spellEnd"/>
       <w:r>
         <w:rPr>
           <w:rFonts w:ascii="JetBrains Mono" w:eastAsia="宋体" w:hAnsi="JetBrains Mono" w:cs="JetBrains Mono"/>
@@ -6328,6 +6960,7 @@
         </w:rPr>
         <w:t xml:space="preserve">, </w:t>
       </w:r>
+      <w:proofErr w:type="spellStart"/>
       <w:r>
         <w:rPr>
           <w:rFonts w:ascii="JetBrains Mono" w:eastAsia="宋体" w:hAnsi="JetBrains Mono" w:cs="JetBrains Mono"/>
@@ -6356,7 +6989,18 @@
           <w:sz w:val="24"/>
           <w14:ligatures w14:val="none"/>
         </w:rPr>
-        <w:t xml:space="preserve">lastname </w:t>
+        <w:t>lastname</w:t>
+      </w:r>
+      <w:proofErr w:type="spellEnd"/>
+      <w:r>
+        <w:rPr>
+          <w:rFonts w:ascii="JetBrains Mono" w:eastAsia="宋体" w:hAnsi="JetBrains Mono" w:cs="JetBrains Mono"/>
+          <w:color w:val="871094"/>
+          <w:kern w:val="0"/>
+          <w:sz w:val="24"/>
+          <w14:ligatures w14:val="none"/>
+        </w:rPr>
+        <w:t xml:space="preserve"> </w:t>
       </w:r>
       <w:r>
         <w:rPr>
@@ -6368,15 +7012,27 @@
         </w:rPr>
         <w:t xml:space="preserve">order by </w:t>
       </w:r>
-      <w:r>
-        <w:rPr>
-          <w:rFonts w:ascii="JetBrains Mono" w:eastAsia="宋体" w:hAnsi="JetBrains Mono" w:cs="JetBrains Mono"/>
-          <w:color w:val="000000"/>
-          <w:kern w:val="0"/>
-          <w:sz w:val="24"/>
-          <w14:ligatures w14:val="none"/>
-        </w:rPr>
-        <w:t xml:space="preserve">order_per_day </w:t>
+      <w:proofErr w:type="spellStart"/>
+      <w:r>
+        <w:rPr>
+          <w:rFonts w:ascii="JetBrains Mono" w:eastAsia="宋体" w:hAnsi="JetBrains Mono" w:cs="JetBrains Mono"/>
+          <w:color w:val="000000"/>
+          <w:kern w:val="0"/>
+          <w:sz w:val="24"/>
+          <w14:ligatures w14:val="none"/>
+        </w:rPr>
+        <w:t>order_per_day</w:t>
+      </w:r>
+      <w:proofErr w:type="spellEnd"/>
+      <w:r>
+        <w:rPr>
+          <w:rFonts w:ascii="JetBrains Mono" w:eastAsia="宋体" w:hAnsi="JetBrains Mono" w:cs="JetBrains Mono"/>
+          <w:color w:val="000000"/>
+          <w:kern w:val="0"/>
+          <w:sz w:val="24"/>
+          <w14:ligatures w14:val="none"/>
+        </w:rPr>
+        <w:t xml:space="preserve"> </w:t>
       </w:r>
       <w:r>
         <w:rPr>
@@ -6535,6 +7191,7 @@
           <w:sz w:val="24"/>
           <w14:ligatures w14:val="none"/>
         </w:rPr>
+        <w:lastRenderedPageBreak/>
         <w:t xml:space="preserve">select </w:t>
       </w:r>
       <w:r>
@@ -6545,7 +7202,18 @@
           <w:sz w:val="24"/>
           <w14:ligatures w14:val="none"/>
         </w:rPr>
-        <w:t>e1</w:t>
+        <w:t>e</w:t>
+      </w:r>
+      <w:proofErr w:type="gramStart"/>
+      <w:r>
+        <w:rPr>
+          <w:rFonts w:ascii="JetBrains Mono" w:eastAsia="宋体" w:hAnsi="JetBrains Mono" w:cs="JetBrains Mono"/>
+          <w:color w:val="000000"/>
+          <w:kern w:val="0"/>
+          <w:sz w:val="24"/>
+          <w14:ligatures w14:val="none"/>
+        </w:rPr>
+        <w:t>1</w:t>
       </w:r>
       <w:r>
         <w:rPr>
@@ -6567,6 +7235,7 @@
         </w:rPr>
         <w:t>firstname</w:t>
       </w:r>
+      <w:proofErr w:type="gramEnd"/>
       <w:r>
         <w:rPr>
           <w:rFonts w:ascii="JetBrains Mono" w:eastAsia="宋体" w:hAnsi="JetBrains Mono" w:cs="JetBrains Mono"/>
@@ -6649,15 +7318,27 @@
         </w:rPr>
         <w:t xml:space="preserve">as </w:t>
       </w:r>
-      <w:r>
-        <w:rPr>
-          <w:rFonts w:ascii="JetBrains Mono" w:eastAsia="宋体" w:hAnsi="JetBrains Mono" w:cs="JetBrains Mono"/>
-          <w:color w:val="000000"/>
-          <w:kern w:val="0"/>
-          <w:sz w:val="24"/>
-          <w14:ligatures w14:val="none"/>
-        </w:rPr>
-        <w:t xml:space="preserve">younger_employees </w:t>
+      <w:proofErr w:type="spellStart"/>
+      <w:r>
+        <w:rPr>
+          <w:rFonts w:ascii="JetBrains Mono" w:eastAsia="宋体" w:hAnsi="JetBrains Mono" w:cs="JetBrains Mono"/>
+          <w:color w:val="000000"/>
+          <w:kern w:val="0"/>
+          <w:sz w:val="24"/>
+          <w14:ligatures w14:val="none"/>
+        </w:rPr>
+        <w:t>younger_employees</w:t>
+      </w:r>
+      <w:proofErr w:type="spellEnd"/>
+      <w:r>
+        <w:rPr>
+          <w:rFonts w:ascii="JetBrains Mono" w:eastAsia="宋体" w:hAnsi="JetBrains Mono" w:cs="JetBrains Mono"/>
+          <w:color w:val="000000"/>
+          <w:kern w:val="0"/>
+          <w:sz w:val="24"/>
+          <w14:ligatures w14:val="none"/>
+        </w:rPr>
+        <w:t xml:space="preserve"> </w:t>
       </w:r>
       <w:r>
         <w:rPr>
@@ -6697,7 +7378,7 @@
           <w:sz w:val="24"/>
           <w14:ligatures w14:val="none"/>
         </w:rPr>
-        <w:t xml:space="preserve">join </w:t>
+        <w:t xml:space="preserve">left join </w:t>
       </w:r>
       <w:r>
         <w:rPr>
@@ -6849,15 +7530,27 @@
         </w:rPr>
         <w:t xml:space="preserve">order by </w:t>
       </w:r>
-      <w:r>
-        <w:rPr>
-          <w:rFonts w:ascii="JetBrains Mono" w:eastAsia="宋体" w:hAnsi="JetBrains Mono" w:cs="JetBrains Mono"/>
-          <w:color w:val="000000"/>
-          <w:kern w:val="0"/>
-          <w:sz w:val="24"/>
-          <w14:ligatures w14:val="none"/>
-        </w:rPr>
-        <w:t xml:space="preserve">younger_employees </w:t>
+      <w:proofErr w:type="spellStart"/>
+      <w:r>
+        <w:rPr>
+          <w:rFonts w:ascii="JetBrains Mono" w:eastAsia="宋体" w:hAnsi="JetBrains Mono" w:cs="JetBrains Mono"/>
+          <w:color w:val="000000"/>
+          <w:kern w:val="0"/>
+          <w:sz w:val="24"/>
+          <w14:ligatures w14:val="none"/>
+        </w:rPr>
+        <w:t>younger_employees</w:t>
+      </w:r>
+      <w:proofErr w:type="spellEnd"/>
+      <w:r>
+        <w:rPr>
+          <w:rFonts w:ascii="JetBrains Mono" w:eastAsia="宋体" w:hAnsi="JetBrains Mono" w:cs="JetBrains Mono"/>
+          <w:color w:val="000000"/>
+          <w:kern w:val="0"/>
+          <w:sz w:val="24"/>
+          <w14:ligatures w14:val="none"/>
+        </w:rPr>
+        <w:t xml:space="preserve"> </w:t>
       </w:r>
       <w:r>
         <w:rPr>
@@ -6897,12 +7590,11 @@
         <w:rPr>
           <w:noProof/>
         </w:rPr>
-        <w:lastRenderedPageBreak/>
         <w:drawing>
-          <wp:inline distT="0" distB="0" distL="0" distR="0" wp14:anchorId="708553B1" wp14:editId="02F04D5D">
-            <wp:extent cx="4741333" cy="2399751"/>
-            <wp:effectExtent l="0" t="0" r="2540" b="635"/>
-            <wp:docPr id="10" name="图片 10"/>
+          <wp:inline distT="0" distB="0" distL="0" distR="0" wp14:anchorId="77B3EEDF" wp14:editId="3ABF41A7">
+            <wp:extent cx="4931417" cy="2695156"/>
+            <wp:effectExtent l="0" t="0" r="2540" b="0"/>
+            <wp:docPr id="23" name="图片 23"/>
             <wp:cNvGraphicFramePr>
               <a:graphicFrameLocks xmlns:a="http://schemas.openxmlformats.org/drawingml/2006/main" noChangeAspect="1"/>
             </wp:cNvGraphicFramePr>
@@ -6922,7 +7614,7 @@
                   <pic:spPr>
                     <a:xfrm>
                       <a:off x="0" y="0"/>
-                      <a:ext cx="4744140" cy="2401172"/>
+                      <a:ext cx="4933466" cy="2696276"/>
                     </a:xfrm>
                     <a:prstGeom prst="rect">
                       <a:avLst/>
@@ -7029,6 +7721,8 @@
         </w:rPr>
         <w:t xml:space="preserve">select distinct </w:t>
       </w:r>
+      <w:proofErr w:type="spellStart"/>
+      <w:proofErr w:type="gramStart"/>
       <w:r>
         <w:rPr>
           <w:rFonts w:ascii="JetBrains Mono" w:eastAsia="宋体" w:hAnsi="JetBrains Mono" w:cs="JetBrains Mono"/>
@@ -7059,6 +7753,8 @@
         </w:rPr>
         <w:t>country</w:t>
       </w:r>
+      <w:proofErr w:type="spellEnd"/>
+      <w:proofErr w:type="gramEnd"/>
       <w:r>
         <w:rPr>
           <w:rFonts w:ascii="JetBrains Mono" w:eastAsia="宋体" w:hAnsi="JetBrains Mono" w:cs="JetBrains Mono"/>
@@ -7069,6 +7765,7 @@
         </w:rPr>
         <w:t xml:space="preserve">, </w:t>
       </w:r>
+      <w:proofErr w:type="spellStart"/>
       <w:r>
         <w:rPr>
           <w:rFonts w:ascii="JetBrains Mono" w:eastAsia="宋体" w:hAnsi="JetBrains Mono" w:cs="JetBrains Mono"/>
@@ -7097,7 +7794,18 @@
           <w:sz w:val="24"/>
           <w14:ligatures w14:val="none"/>
         </w:rPr>
-        <w:t xml:space="preserve">city </w:t>
+        <w:t>city</w:t>
+      </w:r>
+      <w:proofErr w:type="spellEnd"/>
+      <w:r>
+        <w:rPr>
+          <w:rFonts w:ascii="JetBrains Mono" w:eastAsia="宋体" w:hAnsi="JetBrains Mono" w:cs="JetBrains Mono"/>
+          <w:color w:val="871094"/>
+          <w:kern w:val="0"/>
+          <w:sz w:val="24"/>
+          <w14:ligatures w14:val="none"/>
+        </w:rPr>
+        <w:t xml:space="preserve"> </w:t>
       </w:r>
       <w:r>
         <w:rPr>
@@ -7159,6 +7867,7 @@
         </w:rPr>
         <w:t xml:space="preserve">on </w:t>
       </w:r>
+      <w:proofErr w:type="spellStart"/>
       <w:r>
         <w:rPr>
           <w:rFonts w:ascii="JetBrains Mono" w:eastAsia="宋体" w:hAnsi="JetBrains Mono" w:cs="JetBrains Mono"/>
@@ -7187,7 +7896,18 @@
           <w:sz w:val="24"/>
           <w14:ligatures w14:val="none"/>
         </w:rPr>
-        <w:t xml:space="preserve">country </w:t>
+        <w:t>country</w:t>
+      </w:r>
+      <w:proofErr w:type="spellEnd"/>
+      <w:r>
+        <w:rPr>
+          <w:rFonts w:ascii="JetBrains Mono" w:eastAsia="宋体" w:hAnsi="JetBrains Mono" w:cs="JetBrains Mono"/>
+          <w:color w:val="871094"/>
+          <w:kern w:val="0"/>
+          <w:sz w:val="24"/>
+          <w14:ligatures w14:val="none"/>
+        </w:rPr>
+        <w:t xml:space="preserve"> </w:t>
       </w:r>
       <w:r>
         <w:rPr>
@@ -7199,6 +7919,7 @@
         </w:rPr>
         <w:t xml:space="preserve">= </w:t>
       </w:r>
+      <w:proofErr w:type="spellStart"/>
       <w:r>
         <w:rPr>
           <w:rFonts w:ascii="JetBrains Mono" w:eastAsia="宋体" w:hAnsi="JetBrains Mono" w:cs="JetBrains Mono"/>
@@ -7227,7 +7948,18 @@
           <w:sz w:val="24"/>
           <w14:ligatures w14:val="none"/>
         </w:rPr>
-        <w:t xml:space="preserve">country </w:t>
+        <w:t>country</w:t>
+      </w:r>
+      <w:proofErr w:type="spellEnd"/>
+      <w:r>
+        <w:rPr>
+          <w:rFonts w:ascii="JetBrains Mono" w:eastAsia="宋体" w:hAnsi="JetBrains Mono" w:cs="JetBrains Mono"/>
+          <w:color w:val="871094"/>
+          <w:kern w:val="0"/>
+          <w:sz w:val="24"/>
+          <w14:ligatures w14:val="none"/>
+        </w:rPr>
+        <w:t xml:space="preserve"> </w:t>
       </w:r>
       <w:r>
         <w:rPr>
@@ -7239,6 +7971,7 @@
         </w:rPr>
         <w:t xml:space="preserve">and </w:t>
       </w:r>
+      <w:proofErr w:type="spellStart"/>
       <w:r>
         <w:rPr>
           <w:rFonts w:ascii="JetBrains Mono" w:eastAsia="宋体" w:hAnsi="JetBrains Mono" w:cs="JetBrains Mono"/>
@@ -7267,7 +8000,18 @@
           <w:sz w:val="24"/>
           <w14:ligatures w14:val="none"/>
         </w:rPr>
-        <w:t xml:space="preserve">city </w:t>
+        <w:t>city</w:t>
+      </w:r>
+      <w:proofErr w:type="spellEnd"/>
+      <w:r>
+        <w:rPr>
+          <w:rFonts w:ascii="JetBrains Mono" w:eastAsia="宋体" w:hAnsi="JetBrains Mono" w:cs="JetBrains Mono"/>
+          <w:color w:val="871094"/>
+          <w:kern w:val="0"/>
+          <w:sz w:val="24"/>
+          <w14:ligatures w14:val="none"/>
+        </w:rPr>
+        <w:t xml:space="preserve"> </w:t>
       </w:r>
       <w:r>
         <w:rPr>
@@ -7279,6 +8023,7 @@
         </w:rPr>
         <w:t xml:space="preserve">= </w:t>
       </w:r>
+      <w:proofErr w:type="spellStart"/>
       <w:r>
         <w:rPr>
           <w:rFonts w:ascii="JetBrains Mono" w:eastAsia="宋体" w:hAnsi="JetBrains Mono" w:cs="JetBrains Mono"/>
@@ -7309,6 +8054,7 @@
         </w:rPr>
         <w:t>city</w:t>
       </w:r>
+      <w:proofErr w:type="spellEnd"/>
       <w:r>
         <w:rPr>
           <w:rFonts w:ascii="JetBrains Mono" w:eastAsia="宋体" w:hAnsi="JetBrains Mono" w:cs="JetBrains Mono"/>
@@ -7349,6 +8095,7 @@
         </w:rPr>
         <w:t xml:space="preserve">on </w:t>
       </w:r>
+      <w:proofErr w:type="spellStart"/>
       <w:r>
         <w:rPr>
           <w:rFonts w:ascii="JetBrains Mono" w:eastAsia="宋体" w:hAnsi="JetBrains Mono" w:cs="JetBrains Mono"/>
@@ -7377,7 +8124,18 @@
           <w:sz w:val="24"/>
           <w14:ligatures w14:val="none"/>
         </w:rPr>
-        <w:t xml:space="preserve">country </w:t>
+        <w:t>country</w:t>
+      </w:r>
+      <w:proofErr w:type="spellEnd"/>
+      <w:r>
+        <w:rPr>
+          <w:rFonts w:ascii="JetBrains Mono" w:eastAsia="宋体" w:hAnsi="JetBrains Mono" w:cs="JetBrains Mono"/>
+          <w:color w:val="871094"/>
+          <w:kern w:val="0"/>
+          <w:sz w:val="24"/>
+          <w14:ligatures w14:val="none"/>
+        </w:rPr>
+        <w:t xml:space="preserve"> </w:t>
       </w:r>
       <w:r>
         <w:rPr>
@@ -7389,6 +8147,7 @@
         </w:rPr>
         <w:t xml:space="preserve">= </w:t>
       </w:r>
+      <w:proofErr w:type="spellStart"/>
       <w:r>
         <w:rPr>
           <w:rFonts w:ascii="JetBrains Mono" w:eastAsia="宋体" w:hAnsi="JetBrains Mono" w:cs="JetBrains Mono"/>
@@ -7417,7 +8176,18 @@
           <w:sz w:val="24"/>
           <w14:ligatures w14:val="none"/>
         </w:rPr>
-        <w:t xml:space="preserve">country </w:t>
+        <w:t>country</w:t>
+      </w:r>
+      <w:proofErr w:type="spellEnd"/>
+      <w:r>
+        <w:rPr>
+          <w:rFonts w:ascii="JetBrains Mono" w:eastAsia="宋体" w:hAnsi="JetBrains Mono" w:cs="JetBrains Mono"/>
+          <w:color w:val="871094"/>
+          <w:kern w:val="0"/>
+          <w:sz w:val="24"/>
+          <w14:ligatures w14:val="none"/>
+        </w:rPr>
+        <w:t xml:space="preserve"> </w:t>
       </w:r>
       <w:r>
         <w:rPr>
@@ -7429,6 +8199,7 @@
         </w:rPr>
         <w:t xml:space="preserve">and </w:t>
       </w:r>
+      <w:proofErr w:type="spellStart"/>
       <w:r>
         <w:rPr>
           <w:rFonts w:ascii="JetBrains Mono" w:eastAsia="宋体" w:hAnsi="JetBrains Mono" w:cs="JetBrains Mono"/>
@@ -7457,7 +8228,18 @@
           <w:sz w:val="24"/>
           <w14:ligatures w14:val="none"/>
         </w:rPr>
-        <w:t xml:space="preserve">city </w:t>
+        <w:t>city</w:t>
+      </w:r>
+      <w:proofErr w:type="spellEnd"/>
+      <w:r>
+        <w:rPr>
+          <w:rFonts w:ascii="JetBrains Mono" w:eastAsia="宋体" w:hAnsi="JetBrains Mono" w:cs="JetBrains Mono"/>
+          <w:color w:val="871094"/>
+          <w:kern w:val="0"/>
+          <w:sz w:val="24"/>
+          <w14:ligatures w14:val="none"/>
+        </w:rPr>
+        <w:t xml:space="preserve"> </w:t>
       </w:r>
       <w:r>
         <w:rPr>
@@ -7469,6 +8251,7 @@
         </w:rPr>
         <w:t xml:space="preserve">= </w:t>
       </w:r>
+      <w:proofErr w:type="spellStart"/>
       <w:r>
         <w:rPr>
           <w:rFonts w:ascii="JetBrains Mono" w:eastAsia="宋体" w:hAnsi="JetBrains Mono" w:cs="JetBrains Mono"/>
@@ -7499,6 +8282,7 @@
         </w:rPr>
         <w:t>city</w:t>
       </w:r>
+      <w:proofErr w:type="spellEnd"/>
       <w:r>
         <w:rPr>
           <w:rFonts w:ascii="JetBrains Mono" w:eastAsia="宋体" w:hAnsi="JetBrains Mono" w:cs="JetBrains Mono"/>
@@ -7519,6 +8303,7 @@
         </w:rPr>
         <w:t xml:space="preserve">group by </w:t>
       </w:r>
+      <w:proofErr w:type="spellStart"/>
       <w:r>
         <w:rPr>
           <w:rFonts w:ascii="JetBrains Mono" w:eastAsia="宋体" w:hAnsi="JetBrains Mono" w:cs="JetBrains Mono"/>
@@ -7549,6 +8334,7 @@
         </w:rPr>
         <w:t>country</w:t>
       </w:r>
+      <w:proofErr w:type="spellEnd"/>
       <w:r>
         <w:rPr>
           <w:rFonts w:ascii="JetBrains Mono" w:eastAsia="宋体" w:hAnsi="JetBrains Mono" w:cs="JetBrains Mono"/>
@@ -7559,6 +8345,7 @@
         </w:rPr>
         <w:t xml:space="preserve">, </w:t>
       </w:r>
+      <w:proofErr w:type="spellStart"/>
       <w:r>
         <w:rPr>
           <w:rFonts w:ascii="JetBrains Mono" w:eastAsia="宋体" w:hAnsi="JetBrains Mono" w:cs="JetBrains Mono"/>
@@ -7587,7 +8374,18 @@
           <w:sz w:val="24"/>
           <w14:ligatures w14:val="none"/>
         </w:rPr>
-        <w:t xml:space="preserve">city </w:t>
+        <w:t>city</w:t>
+      </w:r>
+      <w:proofErr w:type="spellEnd"/>
+      <w:r>
+        <w:rPr>
+          <w:rFonts w:ascii="JetBrains Mono" w:eastAsia="宋体" w:hAnsi="JetBrains Mono" w:cs="JetBrains Mono"/>
+          <w:color w:val="871094"/>
+          <w:kern w:val="0"/>
+          <w:sz w:val="24"/>
+          <w14:ligatures w14:val="none"/>
+        </w:rPr>
+        <w:t xml:space="preserve"> </w:t>
       </w:r>
       <w:r>
         <w:rPr>
@@ -7599,6 +8397,7 @@
         </w:rPr>
         <w:t xml:space="preserve">order by </w:t>
       </w:r>
+      <w:proofErr w:type="spellStart"/>
       <w:r>
         <w:rPr>
           <w:rFonts w:ascii="JetBrains Mono" w:eastAsia="宋体" w:hAnsi="JetBrains Mono" w:cs="JetBrains Mono"/>
@@ -7629,6 +8428,7 @@
         </w:rPr>
         <w:t>country</w:t>
       </w:r>
+      <w:proofErr w:type="spellEnd"/>
       <w:r>
         <w:rPr>
           <w:rFonts w:ascii="JetBrains Mono" w:eastAsia="宋体" w:hAnsi="JetBrains Mono" w:cs="JetBrains Mono"/>
@@ -7639,6 +8439,7 @@
         </w:rPr>
         <w:t xml:space="preserve">, </w:t>
       </w:r>
+      <w:proofErr w:type="spellStart"/>
       <w:r>
         <w:rPr>
           <w:rFonts w:ascii="JetBrains Mono" w:eastAsia="宋体" w:hAnsi="JetBrains Mono" w:cs="JetBrains Mono"/>
@@ -7669,6 +8470,7 @@
         </w:rPr>
         <w:t>city</w:t>
       </w:r>
+      <w:proofErr w:type="spellEnd"/>
       <w:r>
         <w:rPr>
           <w:rFonts w:ascii="JetBrains Mono" w:eastAsia="宋体" w:hAnsi="JetBrains Mono" w:cs="JetBrains Mono"/>
@@ -8082,8 +8884,11 @@
           <w:sz w:val="24"/>
           <w14:ligatures w14:val="none"/>
         </w:rPr>
+        <w:lastRenderedPageBreak/>
         <w:t xml:space="preserve">select </w:t>
       </w:r>
+      <w:proofErr w:type="spellStart"/>
+      <w:proofErr w:type="gramStart"/>
       <w:r>
         <w:rPr>
           <w:rFonts w:ascii="JetBrains Mono" w:eastAsia="宋体" w:hAnsi="JetBrains Mono" w:cs="JetBrains Mono"/>
@@ -8114,6 +8919,8 @@
         </w:rPr>
         <w:t>productname</w:t>
       </w:r>
+      <w:proofErr w:type="spellEnd"/>
+      <w:proofErr w:type="gramEnd"/>
       <w:r>
         <w:rPr>
           <w:rFonts w:ascii="JetBrains Mono" w:eastAsia="宋体" w:hAnsi="JetBrains Mono" w:cs="JetBrains Mono"/>
@@ -8124,6 +8931,7 @@
         </w:rPr>
         <w:t xml:space="preserve">, </w:t>
       </w:r>
+      <w:proofErr w:type="spellStart"/>
       <w:r>
         <w:rPr>
           <w:rFonts w:ascii="JetBrains Mono" w:eastAsia="宋体" w:hAnsi="JetBrains Mono" w:cs="JetBrains Mono"/>
@@ -8154,6 +8962,7 @@
         </w:rPr>
         <w:t>companyname</w:t>
       </w:r>
+      <w:proofErr w:type="spellEnd"/>
       <w:r>
         <w:rPr>
           <w:rFonts w:ascii="JetBrains Mono" w:eastAsia="宋体" w:hAnsi="JetBrains Mono" w:cs="JetBrains Mono"/>
@@ -8164,6 +8973,7 @@
         </w:rPr>
         <w:t xml:space="preserve">, </w:t>
       </w:r>
+      <w:proofErr w:type="spellStart"/>
       <w:r>
         <w:rPr>
           <w:rFonts w:ascii="JetBrains Mono" w:eastAsia="宋体" w:hAnsi="JetBrains Mono" w:cs="JetBrains Mono"/>
@@ -8192,7 +9002,18 @@
           <w:sz w:val="24"/>
           <w14:ligatures w14:val="none"/>
         </w:rPr>
-        <w:t xml:space="preserve">phone </w:t>
+        <w:t>phone</w:t>
+      </w:r>
+      <w:proofErr w:type="spellEnd"/>
+      <w:r>
+        <w:rPr>
+          <w:rFonts w:ascii="JetBrains Mono" w:eastAsia="宋体" w:hAnsi="JetBrains Mono" w:cs="JetBrains Mono"/>
+          <w:color w:val="871094"/>
+          <w:kern w:val="0"/>
+          <w:sz w:val="24"/>
+          <w14:ligatures w14:val="none"/>
+        </w:rPr>
+        <w:t xml:space="preserve"> </w:t>
       </w:r>
       <w:r>
         <w:rPr>
@@ -8254,6 +9075,7 @@
         </w:rPr>
         <w:t xml:space="preserve">on </w:t>
       </w:r>
+      <w:proofErr w:type="spellStart"/>
       <w:r>
         <w:rPr>
           <w:rFonts w:ascii="JetBrains Mono" w:eastAsia="宋体" w:hAnsi="JetBrains Mono" w:cs="JetBrains Mono"/>
@@ -8282,7 +9104,18 @@
           <w:sz w:val="24"/>
           <w14:ligatures w14:val="none"/>
         </w:rPr>
-        <w:t xml:space="preserve">shipperid </w:t>
+        <w:t>shipperid</w:t>
+      </w:r>
+      <w:proofErr w:type="spellEnd"/>
+      <w:r>
+        <w:rPr>
+          <w:rFonts w:ascii="JetBrains Mono" w:eastAsia="宋体" w:hAnsi="JetBrains Mono" w:cs="JetBrains Mono"/>
+          <w:color w:val="871094"/>
+          <w:kern w:val="0"/>
+          <w:sz w:val="24"/>
+          <w14:ligatures w14:val="none"/>
+        </w:rPr>
+        <w:t xml:space="preserve"> </w:t>
       </w:r>
       <w:r>
         <w:rPr>
@@ -8294,6 +9127,7 @@
         </w:rPr>
         <w:t xml:space="preserve">= </w:t>
       </w:r>
+      <w:proofErr w:type="spellStart"/>
       <w:r>
         <w:rPr>
           <w:rFonts w:ascii="JetBrains Mono" w:eastAsia="宋体" w:hAnsi="JetBrains Mono" w:cs="JetBrains Mono"/>
@@ -8324,6 +9158,7 @@
         </w:rPr>
         <w:t>shipvia</w:t>
       </w:r>
+      <w:proofErr w:type="spellEnd"/>
       <w:r>
         <w:rPr>
           <w:rFonts w:ascii="JetBrains Mono" w:eastAsia="宋体" w:hAnsi="JetBrains Mono" w:cs="JetBrains Mono"/>
@@ -8364,6 +9199,7 @@
         </w:rPr>
         <w:t xml:space="preserve">on </w:t>
       </w:r>
+      <w:proofErr w:type="spellStart"/>
       <w:r>
         <w:rPr>
           <w:rFonts w:ascii="JetBrains Mono" w:eastAsia="宋体" w:hAnsi="JetBrains Mono" w:cs="JetBrains Mono"/>
@@ -8392,7 +9228,18 @@
           <w:sz w:val="24"/>
           <w14:ligatures w14:val="none"/>
         </w:rPr>
-        <w:t xml:space="preserve">customerid </w:t>
+        <w:t>customerid</w:t>
+      </w:r>
+      <w:proofErr w:type="spellEnd"/>
+      <w:r>
+        <w:rPr>
+          <w:rFonts w:ascii="JetBrains Mono" w:eastAsia="宋体" w:hAnsi="JetBrains Mono" w:cs="JetBrains Mono"/>
+          <w:color w:val="871094"/>
+          <w:kern w:val="0"/>
+          <w:sz w:val="24"/>
+          <w14:ligatures w14:val="none"/>
+        </w:rPr>
+        <w:t xml:space="preserve"> </w:t>
       </w:r>
       <w:r>
         <w:rPr>
@@ -8404,6 +9251,7 @@
         </w:rPr>
         <w:t xml:space="preserve">= </w:t>
       </w:r>
+      <w:proofErr w:type="spellStart"/>
       <w:r>
         <w:rPr>
           <w:rFonts w:ascii="JetBrains Mono" w:eastAsia="宋体" w:hAnsi="JetBrains Mono" w:cs="JetBrains Mono"/>
@@ -8434,6 +9282,7 @@
         </w:rPr>
         <w:t>customerid</w:t>
       </w:r>
+      <w:proofErr w:type="spellEnd"/>
       <w:r>
         <w:rPr>
           <w:rFonts w:ascii="JetBrains Mono" w:eastAsia="宋体" w:hAnsi="JetBrains Mono" w:cs="JetBrains Mono"/>
@@ -8454,15 +9303,27 @@
         </w:rPr>
         <w:t xml:space="preserve">join </w:t>
       </w:r>
-      <w:r>
-        <w:rPr>
-          <w:rFonts w:ascii="JetBrains Mono" w:eastAsia="宋体" w:hAnsi="JetBrains Mono" w:cs="JetBrains Mono"/>
-          <w:color w:val="000000"/>
-          <w:kern w:val="0"/>
-          <w:sz w:val="24"/>
-          <w14:ligatures w14:val="none"/>
-        </w:rPr>
-        <w:t xml:space="preserve">order_details od </w:t>
+      <w:proofErr w:type="spellStart"/>
+      <w:r>
+        <w:rPr>
+          <w:rFonts w:ascii="JetBrains Mono" w:eastAsia="宋体" w:hAnsi="JetBrains Mono" w:cs="JetBrains Mono"/>
+          <w:color w:val="000000"/>
+          <w:kern w:val="0"/>
+          <w:sz w:val="24"/>
+          <w14:ligatures w14:val="none"/>
+        </w:rPr>
+        <w:t>order_details</w:t>
+      </w:r>
+      <w:proofErr w:type="spellEnd"/>
+      <w:r>
+        <w:rPr>
+          <w:rFonts w:ascii="JetBrains Mono" w:eastAsia="宋体" w:hAnsi="JetBrains Mono" w:cs="JetBrains Mono"/>
+          <w:color w:val="000000"/>
+          <w:kern w:val="0"/>
+          <w:sz w:val="24"/>
+          <w14:ligatures w14:val="none"/>
+        </w:rPr>
+        <w:t xml:space="preserve"> od </w:t>
       </w:r>
       <w:r>
         <w:rPr>
@@ -8474,6 +9335,7 @@
         </w:rPr>
         <w:t xml:space="preserve">on </w:t>
       </w:r>
+      <w:proofErr w:type="spellStart"/>
       <w:r>
         <w:rPr>
           <w:rFonts w:ascii="JetBrains Mono" w:eastAsia="宋体" w:hAnsi="JetBrains Mono" w:cs="JetBrains Mono"/>
@@ -8502,7 +9364,18 @@
           <w:sz w:val="24"/>
           <w14:ligatures w14:val="none"/>
         </w:rPr>
-        <w:t xml:space="preserve">orderid </w:t>
+        <w:t>orderid</w:t>
+      </w:r>
+      <w:proofErr w:type="spellEnd"/>
+      <w:r>
+        <w:rPr>
+          <w:rFonts w:ascii="JetBrains Mono" w:eastAsia="宋体" w:hAnsi="JetBrains Mono" w:cs="JetBrains Mono"/>
+          <w:color w:val="871094"/>
+          <w:kern w:val="0"/>
+          <w:sz w:val="24"/>
+          <w14:ligatures w14:val="none"/>
+        </w:rPr>
+        <w:t xml:space="preserve"> </w:t>
       </w:r>
       <w:r>
         <w:rPr>
@@ -8514,6 +9387,7 @@
         </w:rPr>
         <w:t xml:space="preserve">= </w:t>
       </w:r>
+      <w:proofErr w:type="spellStart"/>
       <w:r>
         <w:rPr>
           <w:rFonts w:ascii="JetBrains Mono" w:eastAsia="宋体" w:hAnsi="JetBrains Mono" w:cs="JetBrains Mono"/>
@@ -8544,6 +9418,7 @@
         </w:rPr>
         <w:t>orderid</w:t>
       </w:r>
+      <w:proofErr w:type="spellEnd"/>
       <w:r>
         <w:rPr>
           <w:rFonts w:ascii="JetBrains Mono" w:eastAsia="宋体" w:hAnsi="JetBrains Mono" w:cs="JetBrains Mono"/>
@@ -8584,6 +9459,7 @@
         </w:rPr>
         <w:t xml:space="preserve">on </w:t>
       </w:r>
+      <w:proofErr w:type="spellStart"/>
       <w:r>
         <w:rPr>
           <w:rFonts w:ascii="JetBrains Mono" w:eastAsia="宋体" w:hAnsi="JetBrains Mono" w:cs="JetBrains Mono"/>
@@ -8612,7 +9488,18 @@
           <w:sz w:val="24"/>
           <w14:ligatures w14:val="none"/>
         </w:rPr>
-        <w:t xml:space="preserve">productid </w:t>
+        <w:t>productid</w:t>
+      </w:r>
+      <w:proofErr w:type="spellEnd"/>
+      <w:r>
+        <w:rPr>
+          <w:rFonts w:ascii="JetBrains Mono" w:eastAsia="宋体" w:hAnsi="JetBrains Mono" w:cs="JetBrains Mono"/>
+          <w:color w:val="871094"/>
+          <w:kern w:val="0"/>
+          <w:sz w:val="24"/>
+          <w14:ligatures w14:val="none"/>
+        </w:rPr>
+        <w:t xml:space="preserve"> </w:t>
       </w:r>
       <w:r>
         <w:rPr>
@@ -8624,6 +9511,7 @@
         </w:rPr>
         <w:t xml:space="preserve">= </w:t>
       </w:r>
+      <w:proofErr w:type="spellStart"/>
       <w:r>
         <w:rPr>
           <w:rFonts w:ascii="JetBrains Mono" w:eastAsia="宋体" w:hAnsi="JetBrains Mono" w:cs="JetBrains Mono"/>
@@ -8654,6 +9542,7 @@
         </w:rPr>
         <w:t>productid</w:t>
       </w:r>
+      <w:proofErr w:type="spellEnd"/>
       <w:r>
         <w:rPr>
           <w:rFonts w:ascii="JetBrains Mono" w:eastAsia="宋体" w:hAnsi="JetBrains Mono" w:cs="JetBrains Mono"/>
@@ -8674,6 +9563,7 @@
         </w:rPr>
         <w:t xml:space="preserve">where </w:t>
       </w:r>
+      <w:proofErr w:type="spellStart"/>
       <w:r>
         <w:rPr>
           <w:rFonts w:ascii="JetBrains Mono" w:eastAsia="宋体" w:hAnsi="JetBrains Mono" w:cs="JetBrains Mono"/>
@@ -8702,7 +9592,18 @@
           <w:sz w:val="24"/>
           <w14:ligatures w14:val="none"/>
         </w:rPr>
-        <w:t xml:space="preserve">companyname </w:t>
+        <w:t>companyname</w:t>
+      </w:r>
+      <w:proofErr w:type="spellEnd"/>
+      <w:r>
+        <w:rPr>
+          <w:rFonts w:ascii="JetBrains Mono" w:eastAsia="宋体" w:hAnsi="JetBrains Mono" w:cs="JetBrains Mono"/>
+          <w:color w:val="871094"/>
+          <w:kern w:val="0"/>
+          <w:sz w:val="24"/>
+          <w14:ligatures w14:val="none"/>
+        </w:rPr>
+        <w:t xml:space="preserve"> </w:t>
       </w:r>
       <w:r>
         <w:rPr>
@@ -8734,6 +9635,7 @@
         </w:rPr>
         <w:t xml:space="preserve">and </w:t>
       </w:r>
+      <w:proofErr w:type="spellStart"/>
       <w:r>
         <w:rPr>
           <w:rFonts w:ascii="JetBrains Mono" w:eastAsia="宋体" w:hAnsi="JetBrains Mono" w:cs="JetBrains Mono"/>
@@ -8762,7 +9664,18 @@
           <w:sz w:val="24"/>
           <w14:ligatures w14:val="none"/>
         </w:rPr>
-        <w:t xml:space="preserve">shipcity </w:t>
+        <w:t>shipcity</w:t>
+      </w:r>
+      <w:proofErr w:type="spellEnd"/>
+      <w:r>
+        <w:rPr>
+          <w:rFonts w:ascii="JetBrains Mono" w:eastAsia="宋体" w:hAnsi="JetBrains Mono" w:cs="JetBrains Mono"/>
+          <w:color w:val="871094"/>
+          <w:kern w:val="0"/>
+          <w:sz w:val="24"/>
+          <w14:ligatures w14:val="none"/>
+        </w:rPr>
+        <w:t xml:space="preserve"> </w:t>
       </w:r>
       <w:r>
         <w:rPr>
@@ -8782,7 +9695,6 @@
           <w:sz w:val="24"/>
           <w14:ligatures w14:val="none"/>
         </w:rPr>
-        <w:lastRenderedPageBreak/>
         <w:t xml:space="preserve">'Buenos Aires' </w:t>
       </w:r>
       <w:r>
@@ -8795,6 +9707,7 @@
         </w:rPr>
         <w:t xml:space="preserve">and </w:t>
       </w:r>
+      <w:proofErr w:type="spellStart"/>
       <w:r>
         <w:rPr>
           <w:rFonts w:ascii="JetBrains Mono" w:eastAsia="宋体" w:hAnsi="JetBrains Mono" w:cs="JetBrains Mono"/>
@@ -8823,7 +9736,18 @@
           <w:sz w:val="24"/>
           <w14:ligatures w14:val="none"/>
         </w:rPr>
-        <w:t xml:space="preserve">shippeddate </w:t>
+        <w:t>shippeddate</w:t>
+      </w:r>
+      <w:proofErr w:type="spellEnd"/>
+      <w:r>
+        <w:rPr>
+          <w:rFonts w:ascii="JetBrains Mono" w:eastAsia="宋体" w:hAnsi="JetBrains Mono" w:cs="JetBrains Mono"/>
+          <w:color w:val="871094"/>
+          <w:kern w:val="0"/>
+          <w:sz w:val="24"/>
+          <w14:ligatures w14:val="none"/>
+        </w:rPr>
+        <w:t xml:space="preserve"> </w:t>
       </w:r>
       <w:r>
         <w:rPr>
@@ -9008,8 +9932,20 @@
           <w:szCs w:val="22"/>
           <w14:ligatures w14:val="none"/>
         </w:rPr>
-        <w:t>&lt;?php</w:t>
-      </w:r>
+        <w:t>&lt;?</w:t>
+      </w:r>
+      <w:proofErr w:type="spellStart"/>
+      <w:r>
+        <w:rPr>
+          <w:rFonts w:ascii="Consolas" w:eastAsia="宋体" w:hAnsi="Consolas" w:cs="宋体"/>
+          <w:color w:val="800000"/>
+          <w:kern w:val="0"/>
+          <w:szCs w:val="22"/>
+          <w14:ligatures w14:val="none"/>
+        </w:rPr>
+        <w:t>php</w:t>
+      </w:r>
+      <w:proofErr w:type="spellEnd"/>
     </w:p>
     <w:p>
       <w:pPr>
@@ -9070,6 +10006,7 @@
         </w:rPr>
         <w:t xml:space="preserve"> </w:t>
       </w:r>
+      <w:proofErr w:type="spellStart"/>
       <w:r>
         <w:rPr>
           <w:rFonts w:ascii="Consolas" w:eastAsia="宋体" w:hAnsi="Consolas" w:cs="宋体"/>
@@ -9080,6 +10017,7 @@
         </w:rPr>
         <w:t>calculatepi</w:t>
       </w:r>
+      <w:proofErr w:type="spellEnd"/>
       <w:r>
         <w:rPr>
           <w:rFonts w:ascii="Consolas" w:eastAsia="宋体" w:hAnsi="Consolas" w:cs="宋体"/>
@@ -9098,18 +10036,30 @@
           <w:szCs w:val="22"/>
           <w14:ligatures w14:val="none"/>
         </w:rPr>
-        <w:t>$n</w:t>
-      </w:r>
-      <w:r>
-        <w:rPr>
-          <w:rFonts w:ascii="Consolas" w:eastAsia="宋体" w:hAnsi="Consolas" w:cs="宋体"/>
-          <w:color w:val="000000"/>
+        <w:t>$</w:t>
+      </w:r>
+      <w:proofErr w:type="gramStart"/>
+      <w:r>
+        <w:rPr>
+          <w:rFonts w:ascii="Consolas" w:eastAsia="宋体" w:hAnsi="Consolas" w:cs="宋体"/>
+          <w:color w:val="001080"/>
           <w:kern w:val="0"/>
           <w:szCs w:val="22"/>
           <w14:ligatures w14:val="none"/>
         </w:rPr>
+        <w:t>n</w:t>
+      </w:r>
+      <w:r>
+        <w:rPr>
+          <w:rFonts w:ascii="Consolas" w:eastAsia="宋体" w:hAnsi="Consolas" w:cs="宋体"/>
+          <w:color w:val="000000"/>
+          <w:kern w:val="0"/>
+          <w:szCs w:val="22"/>
+          <w14:ligatures w14:val="none"/>
+        </w:rPr>
         <w:t>){</w:t>
       </w:r>
+      <w:proofErr w:type="gramEnd"/>
     </w:p>
     <w:p>
       <w:pPr>
@@ -9210,6 +10160,7 @@
         </w:rPr>
         <w:t xml:space="preserve">    </w:t>
       </w:r>
+      <w:proofErr w:type="gramStart"/>
       <w:r>
         <w:rPr>
           <w:rFonts w:ascii="Consolas" w:eastAsia="宋体" w:hAnsi="Consolas" w:cs="宋体"/>
@@ -9230,6 +10181,7 @@
         </w:rPr>
         <w:t>(</w:t>
       </w:r>
+      <w:proofErr w:type="gramEnd"/>
       <w:r>
         <w:rPr>
           <w:rFonts w:ascii="Consolas" w:eastAsia="宋体" w:hAnsi="Consolas" w:cs="宋体"/>
@@ -9390,6 +10342,7 @@
         </w:rPr>
         <w:t>1</w:t>
       </w:r>
+      <w:proofErr w:type="gramStart"/>
       <w:r>
         <w:rPr>
           <w:rFonts w:ascii="Consolas" w:eastAsia="宋体" w:hAnsi="Consolas" w:cs="宋体"/>
@@ -9400,6 +10353,7 @@
         </w:rPr>
         <w:t>/(</w:t>
       </w:r>
+      <w:proofErr w:type="gramEnd"/>
       <w:r>
         <w:rPr>
           <w:rFonts w:ascii="Consolas" w:eastAsia="宋体" w:hAnsi="Consolas" w:cs="宋体"/>
@@ -9520,6 +10474,7 @@
         </w:rPr>
         <w:t xml:space="preserve"> = </w:t>
       </w:r>
+      <w:proofErr w:type="gramStart"/>
       <w:r>
         <w:rPr>
           <w:rFonts w:ascii="Consolas" w:eastAsia="宋体" w:hAnsi="Consolas" w:cs="宋体"/>
@@ -9540,6 +10495,7 @@
         </w:rPr>
         <w:t>(</w:t>
       </w:r>
+      <w:proofErr w:type="gramEnd"/>
       <w:r>
         <w:rPr>
           <w:rFonts w:ascii="Consolas" w:eastAsia="宋体" w:hAnsi="Consolas" w:cs="宋体"/>
@@ -9738,18 +10694,32 @@
           <w:szCs w:val="22"/>
           <w14:ligatures w14:val="none"/>
         </w:rPr>
-        <w:t>$myPi</w:t>
-      </w:r>
-      <w:r>
-        <w:rPr>
-          <w:rFonts w:ascii="Consolas" w:eastAsia="宋体" w:hAnsi="Consolas" w:cs="宋体"/>
-          <w:color w:val="000000"/>
+        <w:t>$</w:t>
+      </w:r>
+      <w:proofErr w:type="spellStart"/>
+      <w:r>
+        <w:rPr>
+          <w:rFonts w:ascii="Consolas" w:eastAsia="宋体" w:hAnsi="Consolas" w:cs="宋体"/>
+          <w:color w:val="001080"/>
           <w:kern w:val="0"/>
           <w:szCs w:val="22"/>
           <w14:ligatures w14:val="none"/>
         </w:rPr>
+        <w:t>myPi</w:t>
+      </w:r>
+      <w:proofErr w:type="spellEnd"/>
+      <w:r>
+        <w:rPr>
+          <w:rFonts w:ascii="Consolas" w:eastAsia="宋体" w:hAnsi="Consolas" w:cs="宋体"/>
+          <w:color w:val="000000"/>
+          <w:kern w:val="0"/>
+          <w:szCs w:val="22"/>
+          <w14:ligatures w14:val="none"/>
+        </w:rPr>
         <w:t xml:space="preserve"> = </w:t>
       </w:r>
+      <w:proofErr w:type="spellStart"/>
+      <w:proofErr w:type="gramStart"/>
       <w:r>
         <w:rPr>
           <w:rFonts w:ascii="Consolas" w:eastAsia="宋体" w:hAnsi="Consolas" w:cs="宋体"/>
@@ -9760,6 +10730,7 @@
         </w:rPr>
         <w:t>calculatepi</w:t>
       </w:r>
+      <w:proofErr w:type="spellEnd"/>
       <w:r>
         <w:rPr>
           <w:rFonts w:ascii="Consolas" w:eastAsia="宋体" w:hAnsi="Consolas" w:cs="宋体"/>
@@ -9770,6 +10741,7 @@
         </w:rPr>
         <w:t>(</w:t>
       </w:r>
+      <w:proofErr w:type="gramEnd"/>
       <w:r>
         <w:rPr>
           <w:rFonts w:ascii="Consolas" w:eastAsia="宋体" w:hAnsi="Consolas" w:cs="宋体"/>
@@ -9898,8 +10870,20 @@
           <w:szCs w:val="22"/>
           <w14:ligatures w14:val="none"/>
         </w:rPr>
-        <w:t>$myPi</w:t>
-      </w:r>
+        <w:t>$</w:t>
+      </w:r>
+      <w:proofErr w:type="spellStart"/>
+      <w:r>
+        <w:rPr>
+          <w:rFonts w:ascii="Consolas" w:eastAsia="宋体" w:hAnsi="Consolas" w:cs="宋体"/>
+          <w:color w:val="001080"/>
+          <w:kern w:val="0"/>
+          <w:szCs w:val="22"/>
+          <w14:ligatures w14:val="none"/>
+        </w:rPr>
+        <w:t>myPi</w:t>
+      </w:r>
+      <w:proofErr w:type="spellEnd"/>
       <w:r>
         <w:rPr>
           <w:rFonts w:ascii="Consolas" w:eastAsia="宋体" w:hAnsi="Consolas" w:cs="宋体"/>
@@ -10022,7 +11006,31 @@
           <w:szCs w:val="32"/>
           <w:lang w:val="zh-CN"/>
         </w:rPr>
-        <w:t>2.从上面选一道查询题，将查询结果显示在浏览器的页面中</w:t>
+        <w:t>2.从上面</w:t>
+      </w:r>
+      <w:proofErr w:type="gramStart"/>
+      <w:r>
+        <w:rPr>
+          <w:rFonts w:ascii="宋体" w:eastAsia="宋体" w:cs="宋体" w:hint="eastAsia"/>
+          <w:color w:val="000000"/>
+          <w:kern w:val="0"/>
+          <w:sz w:val="32"/>
+          <w:szCs w:val="32"/>
+          <w:lang w:val="zh-CN"/>
+        </w:rPr>
+        <w:t>选一道</w:t>
+      </w:r>
+      <w:proofErr w:type="gramEnd"/>
+      <w:r>
+        <w:rPr>
+          <w:rFonts w:ascii="宋体" w:eastAsia="宋体" w:cs="宋体" w:hint="eastAsia"/>
+          <w:color w:val="000000"/>
+          <w:kern w:val="0"/>
+          <w:sz w:val="32"/>
+          <w:szCs w:val="32"/>
+          <w:lang w:val="zh-CN"/>
+        </w:rPr>
+        <w:t>查询题，将查询结果显示在浏览器的页面中</w:t>
       </w:r>
     </w:p>
     <w:p>
@@ -10045,6 +11053,7 @@
         <w:rPr>
           <w:noProof/>
         </w:rPr>
+        <w:lastRenderedPageBreak/>
         <w:drawing>
           <wp:inline distT="0" distB="0" distL="0" distR="0" wp14:anchorId="5D195643" wp14:editId="72319D57">
             <wp:extent cx="5741812" cy="1841500"/>
@@ -10105,8 +11114,21 @@
           <w:szCs w:val="18"/>
           <w14:ligatures w14:val="none"/>
         </w:rPr>
-        <w:t>&lt;?php</w:t>
-      </w:r>
+        <w:t>&lt;?</w:t>
+      </w:r>
+      <w:proofErr w:type="spellStart"/>
+      <w:r>
+        <w:rPr>
+          <w:rFonts w:ascii="Consolas" w:eastAsia="宋体" w:hAnsi="Consolas" w:cs="宋体"/>
+          <w:color w:val="800000"/>
+          <w:kern w:val="0"/>
+          <w:sz w:val="18"/>
+          <w:szCs w:val="18"/>
+          <w14:ligatures w14:val="none"/>
+        </w:rPr>
+        <w:t>php</w:t>
+      </w:r>
+      <w:proofErr w:type="spellEnd"/>
     </w:p>
     <w:p>
       <w:pPr>
@@ -10249,8 +11271,21 @@
           <w:szCs w:val="18"/>
           <w14:ligatures w14:val="none"/>
         </w:rPr>
-        <w:t>$dbname</w:t>
-      </w:r>
+        <w:t>$</w:t>
+      </w:r>
+      <w:proofErr w:type="spellStart"/>
+      <w:r>
+        <w:rPr>
+          <w:rFonts w:ascii="Consolas" w:eastAsia="宋体" w:hAnsi="Consolas" w:cs="宋体"/>
+          <w:color w:val="001080"/>
+          <w:kern w:val="0"/>
+          <w:sz w:val="18"/>
+          <w:szCs w:val="18"/>
+          <w14:ligatures w14:val="none"/>
+        </w:rPr>
+        <w:t>dbname</w:t>
+      </w:r>
+      <w:proofErr w:type="spellEnd"/>
       <w:r>
         <w:rPr>
           <w:rFonts w:ascii="Consolas" w:eastAsia="宋体" w:hAnsi="Consolas" w:cs="宋体"/>
@@ -10271,7 +11306,31 @@
           <w:szCs w:val="18"/>
           <w14:ligatures w14:val="none"/>
         </w:rPr>
-        <w:t>"postgres"</w:t>
+        <w:t>"</w:t>
+      </w:r>
+      <w:proofErr w:type="spellStart"/>
+      <w:r>
+        <w:rPr>
+          <w:rFonts w:ascii="Consolas" w:eastAsia="宋体" w:hAnsi="Consolas" w:cs="宋体"/>
+          <w:color w:val="A31515"/>
+          <w:kern w:val="0"/>
+          <w:sz w:val="18"/>
+          <w:szCs w:val="18"/>
+          <w14:ligatures w14:val="none"/>
+        </w:rPr>
+        <w:t>postgres</w:t>
+      </w:r>
+      <w:proofErr w:type="spellEnd"/>
+      <w:r>
+        <w:rPr>
+          <w:rFonts w:ascii="Consolas" w:eastAsia="宋体" w:hAnsi="Consolas" w:cs="宋体"/>
+          <w:color w:val="A31515"/>
+          <w:kern w:val="0"/>
+          <w:sz w:val="18"/>
+          <w:szCs w:val="18"/>
+          <w14:ligatures w14:val="none"/>
+        </w:rPr>
+        <w:t>"</w:t>
       </w:r>
       <w:r>
         <w:rPr>
@@ -10308,7 +11367,6 @@
           <w:szCs w:val="18"/>
           <w14:ligatures w14:val="none"/>
         </w:rPr>
-        <w:lastRenderedPageBreak/>
         <w:t>$user</w:t>
       </w:r>
       <w:r>
@@ -10331,7 +11389,31 @@
           <w:szCs w:val="18"/>
           <w14:ligatures w14:val="none"/>
         </w:rPr>
-        <w:t>"postgres"</w:t>
+        <w:t>"</w:t>
+      </w:r>
+      <w:proofErr w:type="spellStart"/>
+      <w:r>
+        <w:rPr>
+          <w:rFonts w:ascii="Consolas" w:eastAsia="宋体" w:hAnsi="Consolas" w:cs="宋体"/>
+          <w:color w:val="A31515"/>
+          <w:kern w:val="0"/>
+          <w:sz w:val="18"/>
+          <w:szCs w:val="18"/>
+          <w14:ligatures w14:val="none"/>
+        </w:rPr>
+        <w:t>postgres</w:t>
+      </w:r>
+      <w:proofErr w:type="spellEnd"/>
+      <w:r>
+        <w:rPr>
+          <w:rFonts w:ascii="Consolas" w:eastAsia="宋体" w:hAnsi="Consolas" w:cs="宋体"/>
+          <w:color w:val="A31515"/>
+          <w:kern w:val="0"/>
+          <w:sz w:val="18"/>
+          <w:szCs w:val="18"/>
+          <w14:ligatures w14:val="none"/>
+        </w:rPr>
+        <w:t>"</w:t>
       </w:r>
       <w:r>
         <w:rPr>
@@ -10438,8 +11520,21 @@
           <w:szCs w:val="18"/>
           <w14:ligatures w14:val="none"/>
         </w:rPr>
-        <w:t>$conn_str</w:t>
-      </w:r>
+        <w:t>$</w:t>
+      </w:r>
+      <w:proofErr w:type="spellStart"/>
+      <w:r>
+        <w:rPr>
+          <w:rFonts w:ascii="Consolas" w:eastAsia="宋体" w:hAnsi="Consolas" w:cs="宋体"/>
+          <w:color w:val="001080"/>
+          <w:kern w:val="0"/>
+          <w:sz w:val="18"/>
+          <w:szCs w:val="18"/>
+          <w14:ligatures w14:val="none"/>
+        </w:rPr>
+        <w:t>conn_str</w:t>
+      </w:r>
+      <w:proofErr w:type="spellEnd"/>
       <w:r>
         <w:rPr>
           <w:rFonts w:ascii="Consolas" w:eastAsia="宋体" w:hAnsi="Consolas" w:cs="宋体"/>
@@ -10504,7 +11599,31 @@
           <w:szCs w:val="18"/>
           <w14:ligatures w14:val="none"/>
         </w:rPr>
-        <w:t xml:space="preserve"> dbname=</w:t>
+        <w:t xml:space="preserve"> </w:t>
+      </w:r>
+      <w:proofErr w:type="spellStart"/>
+      <w:r>
+        <w:rPr>
+          <w:rFonts w:ascii="Consolas" w:eastAsia="宋体" w:hAnsi="Consolas" w:cs="宋体"/>
+          <w:color w:val="A31515"/>
+          <w:kern w:val="0"/>
+          <w:sz w:val="18"/>
+          <w:szCs w:val="18"/>
+          <w14:ligatures w14:val="none"/>
+        </w:rPr>
+        <w:t>dbname</w:t>
+      </w:r>
+      <w:proofErr w:type="spellEnd"/>
+      <w:r>
+        <w:rPr>
+          <w:rFonts w:ascii="Consolas" w:eastAsia="宋体" w:hAnsi="Consolas" w:cs="宋体"/>
+          <w:color w:val="A31515"/>
+          <w:kern w:val="0"/>
+          <w:sz w:val="18"/>
+          <w:szCs w:val="18"/>
+          <w14:ligatures w14:val="none"/>
+        </w:rPr>
+        <w:t>=</w:t>
       </w:r>
       <w:r>
         <w:rPr>
@@ -10515,8 +11634,21 @@
           <w:szCs w:val="18"/>
           <w14:ligatures w14:val="none"/>
         </w:rPr>
-        <w:t>$dbname</w:t>
-      </w:r>
+        <w:t>$</w:t>
+      </w:r>
+      <w:proofErr w:type="spellStart"/>
+      <w:r>
+        <w:rPr>
+          <w:rFonts w:ascii="Consolas" w:eastAsia="宋体" w:hAnsi="Consolas" w:cs="宋体"/>
+          <w:color w:val="001080"/>
+          <w:kern w:val="0"/>
+          <w:sz w:val="18"/>
+          <w:szCs w:val="18"/>
+          <w14:ligatures w14:val="none"/>
+        </w:rPr>
+        <w:t>dbname</w:t>
+      </w:r>
+      <w:proofErr w:type="spellEnd"/>
       <w:r>
         <w:rPr>
           <w:rFonts w:ascii="Consolas" w:eastAsia="宋体" w:hAnsi="Consolas" w:cs="宋体"/>
@@ -10607,8 +11739,21 @@
           <w:szCs w:val="18"/>
           <w14:ligatures w14:val="none"/>
         </w:rPr>
-        <w:t>$dbconn</w:t>
-      </w:r>
+        <w:t>$</w:t>
+      </w:r>
+      <w:proofErr w:type="spellStart"/>
+      <w:r>
+        <w:rPr>
+          <w:rFonts w:ascii="Consolas" w:eastAsia="宋体" w:hAnsi="Consolas" w:cs="宋体"/>
+          <w:color w:val="001080"/>
+          <w:kern w:val="0"/>
+          <w:sz w:val="18"/>
+          <w:szCs w:val="18"/>
+          <w14:ligatures w14:val="none"/>
+        </w:rPr>
+        <w:t>dbconn</w:t>
+      </w:r>
+      <w:proofErr w:type="spellEnd"/>
       <w:r>
         <w:rPr>
           <w:rFonts w:ascii="Consolas" w:eastAsia="宋体" w:hAnsi="Consolas" w:cs="宋体"/>
@@ -10620,6 +11765,7 @@
         </w:rPr>
         <w:t xml:space="preserve"> = </w:t>
       </w:r>
+      <w:proofErr w:type="spellStart"/>
       <w:r>
         <w:rPr>
           <w:rFonts w:ascii="Consolas" w:eastAsia="宋体" w:hAnsi="Consolas" w:cs="宋体"/>
@@ -10631,6 +11777,7 @@
         </w:rPr>
         <w:t>pg_connect</w:t>
       </w:r>
+      <w:proofErr w:type="spellEnd"/>
       <w:r>
         <w:rPr>
           <w:rFonts w:ascii="Consolas" w:eastAsia="宋体" w:hAnsi="Consolas" w:cs="宋体"/>
@@ -10651,8 +11798,21 @@
           <w:szCs w:val="18"/>
           <w14:ligatures w14:val="none"/>
         </w:rPr>
-        <w:t>$conn_str</w:t>
-      </w:r>
+        <w:t>$</w:t>
+      </w:r>
+      <w:proofErr w:type="spellStart"/>
+      <w:r>
+        <w:rPr>
+          <w:rFonts w:ascii="Consolas" w:eastAsia="宋体" w:hAnsi="Consolas" w:cs="宋体"/>
+          <w:color w:val="001080"/>
+          <w:kern w:val="0"/>
+          <w:sz w:val="18"/>
+          <w:szCs w:val="18"/>
+          <w14:ligatures w14:val="none"/>
+        </w:rPr>
+        <w:t>conn_str</w:t>
+      </w:r>
+      <w:proofErr w:type="spellEnd"/>
       <w:r>
         <w:rPr>
           <w:rFonts w:ascii="Consolas" w:eastAsia="宋体" w:hAnsi="Consolas" w:cs="宋体"/>
@@ -10703,8 +11863,21 @@
           <w:szCs w:val="18"/>
           <w14:ligatures w14:val="none"/>
         </w:rPr>
-        <w:t>$sql</w:t>
-      </w:r>
+        <w:t>$</w:t>
+      </w:r>
+      <w:proofErr w:type="spellStart"/>
+      <w:r>
+        <w:rPr>
+          <w:rFonts w:ascii="Consolas" w:eastAsia="宋体" w:hAnsi="Consolas" w:cs="宋体"/>
+          <w:color w:val="001080"/>
+          <w:kern w:val="0"/>
+          <w:sz w:val="18"/>
+          <w:szCs w:val="18"/>
+          <w14:ligatures w14:val="none"/>
+        </w:rPr>
+        <w:t>sql</w:t>
+      </w:r>
+      <w:proofErr w:type="spellEnd"/>
       <w:r>
         <w:rPr>
           <w:rFonts w:ascii="Consolas" w:eastAsia="宋体" w:hAnsi="Consolas" w:cs="宋体"/>
@@ -10777,7 +11950,33 @@
           <w:szCs w:val="18"/>
           <w14:ligatures w14:val="none"/>
         </w:rPr>
-        <w:t xml:space="preserve">        p.productname, </w:t>
+        <w:t xml:space="preserve">        </w:t>
+      </w:r>
+      <w:proofErr w:type="spellStart"/>
+      <w:proofErr w:type="gramStart"/>
+      <w:r>
+        <w:rPr>
+          <w:rFonts w:ascii="Consolas" w:eastAsia="宋体" w:hAnsi="Consolas" w:cs="宋体"/>
+          <w:color w:val="A31515"/>
+          <w:kern w:val="0"/>
+          <w:sz w:val="18"/>
+          <w:szCs w:val="18"/>
+          <w14:ligatures w14:val="none"/>
+        </w:rPr>
+        <w:t>p.productname</w:t>
+      </w:r>
+      <w:proofErr w:type="spellEnd"/>
+      <w:proofErr w:type="gramEnd"/>
+      <w:r>
+        <w:rPr>
+          <w:rFonts w:ascii="Consolas" w:eastAsia="宋体" w:hAnsi="Consolas" w:cs="宋体"/>
+          <w:color w:val="A31515"/>
+          <w:kern w:val="0"/>
+          <w:sz w:val="18"/>
+          <w:szCs w:val="18"/>
+          <w14:ligatures w14:val="none"/>
+        </w:rPr>
+        <w:t xml:space="preserve">, </w:t>
       </w:r>
     </w:p>
     <w:p>
@@ -10803,7 +12002,31 @@
           <w:szCs w:val="18"/>
           <w14:ligatures w14:val="none"/>
         </w:rPr>
-        <w:t xml:space="preserve">        c.companyname, </w:t>
+        <w:t xml:space="preserve">        </w:t>
+      </w:r>
+      <w:proofErr w:type="spellStart"/>
+      <w:r>
+        <w:rPr>
+          <w:rFonts w:ascii="Consolas" w:eastAsia="宋体" w:hAnsi="Consolas" w:cs="宋体"/>
+          <w:color w:val="A31515"/>
+          <w:kern w:val="0"/>
+          <w:sz w:val="18"/>
+          <w:szCs w:val="18"/>
+          <w14:ligatures w14:val="none"/>
+        </w:rPr>
+        <w:t>c.companyname</w:t>
+      </w:r>
+      <w:proofErr w:type="spellEnd"/>
+      <w:r>
+        <w:rPr>
+          <w:rFonts w:ascii="Consolas" w:eastAsia="宋体" w:hAnsi="Consolas" w:cs="宋体"/>
+          <w:color w:val="A31515"/>
+          <w:kern w:val="0"/>
+          <w:sz w:val="18"/>
+          <w:szCs w:val="18"/>
+          <w14:ligatures w14:val="none"/>
+        </w:rPr>
+        <w:t xml:space="preserve">, </w:t>
       </w:r>
     </w:p>
     <w:p>
@@ -10829,7 +12052,31 @@
           <w:szCs w:val="18"/>
           <w14:ligatures w14:val="none"/>
         </w:rPr>
-        <w:t xml:space="preserve">        c.phone </w:t>
+        <w:t xml:space="preserve">        </w:t>
+      </w:r>
+      <w:proofErr w:type="spellStart"/>
+      <w:r>
+        <w:rPr>
+          <w:rFonts w:ascii="Consolas" w:eastAsia="宋体" w:hAnsi="Consolas" w:cs="宋体"/>
+          <w:color w:val="A31515"/>
+          <w:kern w:val="0"/>
+          <w:sz w:val="18"/>
+          <w:szCs w:val="18"/>
+          <w14:ligatures w14:val="none"/>
+        </w:rPr>
+        <w:t>c.phone</w:t>
+      </w:r>
+      <w:proofErr w:type="spellEnd"/>
+      <w:r>
+        <w:rPr>
+          <w:rFonts w:ascii="Consolas" w:eastAsia="宋体" w:hAnsi="Consolas" w:cs="宋体"/>
+          <w:color w:val="A31515"/>
+          <w:kern w:val="0"/>
+          <w:sz w:val="18"/>
+          <w:szCs w:val="18"/>
+          <w14:ligatures w14:val="none"/>
+        </w:rPr>
+        <w:t xml:space="preserve"> </w:t>
       </w:r>
     </w:p>
     <w:p>
@@ -10881,8 +12128,47 @@
           <w:szCs w:val="18"/>
           <w14:ligatures w14:val="none"/>
         </w:rPr>
-        <w:t>    JOIN orders o ON s.shipperid = o.shipvia</w:t>
-      </w:r>
+        <w:t xml:space="preserve">    JOIN orders o ON </w:t>
+      </w:r>
+      <w:proofErr w:type="spellStart"/>
+      <w:proofErr w:type="gramStart"/>
+      <w:r>
+        <w:rPr>
+          <w:rFonts w:ascii="Consolas" w:eastAsia="宋体" w:hAnsi="Consolas" w:cs="宋体"/>
+          <w:color w:val="A31515"/>
+          <w:kern w:val="0"/>
+          <w:sz w:val="18"/>
+          <w:szCs w:val="18"/>
+          <w14:ligatures w14:val="none"/>
+        </w:rPr>
+        <w:t>s.shipperid</w:t>
+      </w:r>
+      <w:proofErr w:type="spellEnd"/>
+      <w:proofErr w:type="gramEnd"/>
+      <w:r>
+        <w:rPr>
+          <w:rFonts w:ascii="Consolas" w:eastAsia="宋体" w:hAnsi="Consolas" w:cs="宋体"/>
+          <w:color w:val="A31515"/>
+          <w:kern w:val="0"/>
+          <w:sz w:val="18"/>
+          <w:szCs w:val="18"/>
+          <w14:ligatures w14:val="none"/>
+        </w:rPr>
+        <w:t xml:space="preserve"> = </w:t>
+      </w:r>
+      <w:proofErr w:type="spellStart"/>
+      <w:r>
+        <w:rPr>
+          <w:rFonts w:ascii="Consolas" w:eastAsia="宋体" w:hAnsi="Consolas" w:cs="宋体"/>
+          <w:color w:val="A31515"/>
+          <w:kern w:val="0"/>
+          <w:sz w:val="18"/>
+          <w:szCs w:val="18"/>
+          <w14:ligatures w14:val="none"/>
+        </w:rPr>
+        <w:t>o.shipvia</w:t>
+      </w:r>
+      <w:proofErr w:type="spellEnd"/>
     </w:p>
     <w:p>
       <w:pPr>
@@ -10907,8 +12193,47 @@
           <w:szCs w:val="18"/>
           <w14:ligatures w14:val="none"/>
         </w:rPr>
-        <w:t>    JOIN customers c ON o.customerid = c.customerid</w:t>
-      </w:r>
+        <w:t xml:space="preserve">    JOIN customers c ON </w:t>
+      </w:r>
+      <w:proofErr w:type="spellStart"/>
+      <w:proofErr w:type="gramStart"/>
+      <w:r>
+        <w:rPr>
+          <w:rFonts w:ascii="Consolas" w:eastAsia="宋体" w:hAnsi="Consolas" w:cs="宋体"/>
+          <w:color w:val="A31515"/>
+          <w:kern w:val="0"/>
+          <w:sz w:val="18"/>
+          <w:szCs w:val="18"/>
+          <w14:ligatures w14:val="none"/>
+        </w:rPr>
+        <w:t>o.customerid</w:t>
+      </w:r>
+      <w:proofErr w:type="spellEnd"/>
+      <w:proofErr w:type="gramEnd"/>
+      <w:r>
+        <w:rPr>
+          <w:rFonts w:ascii="Consolas" w:eastAsia="宋体" w:hAnsi="Consolas" w:cs="宋体"/>
+          <w:color w:val="A31515"/>
+          <w:kern w:val="0"/>
+          <w:sz w:val="18"/>
+          <w:szCs w:val="18"/>
+          <w14:ligatures w14:val="none"/>
+        </w:rPr>
+        <w:t xml:space="preserve"> = </w:t>
+      </w:r>
+      <w:proofErr w:type="spellStart"/>
+      <w:r>
+        <w:rPr>
+          <w:rFonts w:ascii="Consolas" w:eastAsia="宋体" w:hAnsi="Consolas" w:cs="宋体"/>
+          <w:color w:val="A31515"/>
+          <w:kern w:val="0"/>
+          <w:sz w:val="18"/>
+          <w:szCs w:val="18"/>
+          <w14:ligatures w14:val="none"/>
+        </w:rPr>
+        <w:t>c.customerid</w:t>
+      </w:r>
+      <w:proofErr w:type="spellEnd"/>
     </w:p>
     <w:p>
       <w:pPr>
@@ -10933,8 +12258,71 @@
           <w:szCs w:val="18"/>
           <w14:ligatures w14:val="none"/>
         </w:rPr>
-        <w:t>    JOIN order_details od ON o.orderid = od.orderid</w:t>
-      </w:r>
+        <w:t xml:space="preserve">    JOIN </w:t>
+      </w:r>
+      <w:proofErr w:type="spellStart"/>
+      <w:r>
+        <w:rPr>
+          <w:rFonts w:ascii="Consolas" w:eastAsia="宋体" w:hAnsi="Consolas" w:cs="宋体"/>
+          <w:color w:val="A31515"/>
+          <w:kern w:val="0"/>
+          <w:sz w:val="18"/>
+          <w:szCs w:val="18"/>
+          <w14:ligatures w14:val="none"/>
+        </w:rPr>
+        <w:t>order_details</w:t>
+      </w:r>
+      <w:proofErr w:type="spellEnd"/>
+      <w:r>
+        <w:rPr>
+          <w:rFonts w:ascii="Consolas" w:eastAsia="宋体" w:hAnsi="Consolas" w:cs="宋体"/>
+          <w:color w:val="A31515"/>
+          <w:kern w:val="0"/>
+          <w:sz w:val="18"/>
+          <w:szCs w:val="18"/>
+          <w14:ligatures w14:val="none"/>
+        </w:rPr>
+        <w:t xml:space="preserve"> od ON </w:t>
+      </w:r>
+      <w:proofErr w:type="spellStart"/>
+      <w:proofErr w:type="gramStart"/>
+      <w:r>
+        <w:rPr>
+          <w:rFonts w:ascii="Consolas" w:eastAsia="宋体" w:hAnsi="Consolas" w:cs="宋体"/>
+          <w:color w:val="A31515"/>
+          <w:kern w:val="0"/>
+          <w:sz w:val="18"/>
+          <w:szCs w:val="18"/>
+          <w14:ligatures w14:val="none"/>
+        </w:rPr>
+        <w:t>o.orderid</w:t>
+      </w:r>
+      <w:proofErr w:type="spellEnd"/>
+      <w:proofErr w:type="gramEnd"/>
+      <w:r>
+        <w:rPr>
+          <w:rFonts w:ascii="Consolas" w:eastAsia="宋体" w:hAnsi="Consolas" w:cs="宋体"/>
+          <w:color w:val="A31515"/>
+          <w:kern w:val="0"/>
+          <w:sz w:val="18"/>
+          <w:szCs w:val="18"/>
+          <w14:ligatures w14:val="none"/>
+        </w:rPr>
+        <w:t xml:space="preserve"> = </w:t>
+      </w:r>
+      <w:proofErr w:type="spellStart"/>
+      <w:r>
+        <w:rPr>
+          <w:rFonts w:ascii="Consolas" w:eastAsia="宋体" w:hAnsi="Consolas" w:cs="宋体"/>
+          <w:color w:val="A31515"/>
+          <w:kern w:val="0"/>
+          <w:sz w:val="18"/>
+          <w:szCs w:val="18"/>
+          <w14:ligatures w14:val="none"/>
+        </w:rPr>
+        <w:t>od.orderid</w:t>
+      </w:r>
+      <w:proofErr w:type="spellEnd"/>
     </w:p>
     <w:p>
       <w:pPr>
@@ -10959,8 +12347,47 @@
           <w:szCs w:val="18"/>
           <w14:ligatures w14:val="none"/>
         </w:rPr>
-        <w:t>    JOIN products p ON od.productid = p.productid</w:t>
-      </w:r>
+        <w:t xml:space="preserve">    JOIN products p ON </w:t>
+      </w:r>
+      <w:proofErr w:type="spellStart"/>
+      <w:proofErr w:type="gramStart"/>
+      <w:r>
+        <w:rPr>
+          <w:rFonts w:ascii="Consolas" w:eastAsia="宋体" w:hAnsi="Consolas" w:cs="宋体"/>
+          <w:color w:val="A31515"/>
+          <w:kern w:val="0"/>
+          <w:sz w:val="18"/>
+          <w:szCs w:val="18"/>
+          <w14:ligatures w14:val="none"/>
+        </w:rPr>
+        <w:t>od.productid</w:t>
+      </w:r>
+      <w:proofErr w:type="spellEnd"/>
+      <w:proofErr w:type="gramEnd"/>
+      <w:r>
+        <w:rPr>
+          <w:rFonts w:ascii="Consolas" w:eastAsia="宋体" w:hAnsi="Consolas" w:cs="宋体"/>
+          <w:color w:val="A31515"/>
+          <w:kern w:val="0"/>
+          <w:sz w:val="18"/>
+          <w:szCs w:val="18"/>
+          <w14:ligatures w14:val="none"/>
+        </w:rPr>
+        <w:t xml:space="preserve"> = </w:t>
+      </w:r>
+      <w:proofErr w:type="spellStart"/>
+      <w:r>
+        <w:rPr>
+          <w:rFonts w:ascii="Consolas" w:eastAsia="宋体" w:hAnsi="Consolas" w:cs="宋体"/>
+          <w:color w:val="A31515"/>
+          <w:kern w:val="0"/>
+          <w:sz w:val="18"/>
+          <w:szCs w:val="18"/>
+          <w14:ligatures w14:val="none"/>
+        </w:rPr>
+        <w:t>p.productid</w:t>
+      </w:r>
+      <w:proofErr w:type="spellEnd"/>
     </w:p>
     <w:p>
       <w:pPr>
@@ -10985,7 +12412,33 @@
           <w:szCs w:val="18"/>
           <w14:ligatures w14:val="none"/>
         </w:rPr>
-        <w:t xml:space="preserve">    WHERE s.companyname = 'Speedy Express' </w:t>
+        <w:t xml:space="preserve">    WHERE </w:t>
+      </w:r>
+      <w:proofErr w:type="spellStart"/>
+      <w:proofErr w:type="gramStart"/>
+      <w:r>
+        <w:rPr>
+          <w:rFonts w:ascii="Consolas" w:eastAsia="宋体" w:hAnsi="Consolas" w:cs="宋体"/>
+          <w:color w:val="A31515"/>
+          <w:kern w:val="0"/>
+          <w:sz w:val="18"/>
+          <w:szCs w:val="18"/>
+          <w14:ligatures w14:val="none"/>
+        </w:rPr>
+        <w:t>s.companyname</w:t>
+      </w:r>
+      <w:proofErr w:type="spellEnd"/>
+      <w:proofErr w:type="gramEnd"/>
+      <w:r>
+        <w:rPr>
+          <w:rFonts w:ascii="Consolas" w:eastAsia="宋体" w:hAnsi="Consolas" w:cs="宋体"/>
+          <w:color w:val="A31515"/>
+          <w:kern w:val="0"/>
+          <w:sz w:val="18"/>
+          <w:szCs w:val="18"/>
+          <w14:ligatures w14:val="none"/>
+        </w:rPr>
+        <w:t xml:space="preserve"> = 'Speedy Express' </w:t>
       </w:r>
     </w:p>
     <w:p>
@@ -11011,7 +12464,33 @@
           <w:szCs w:val="18"/>
           <w14:ligatures w14:val="none"/>
         </w:rPr>
-        <w:t xml:space="preserve">      AND o.shipcity = 'Buenos Aires' </w:t>
+        <w:t xml:space="preserve">      AND </w:t>
+      </w:r>
+      <w:proofErr w:type="spellStart"/>
+      <w:proofErr w:type="gramStart"/>
+      <w:r>
+        <w:rPr>
+          <w:rFonts w:ascii="Consolas" w:eastAsia="宋体" w:hAnsi="Consolas" w:cs="宋体"/>
+          <w:color w:val="A31515"/>
+          <w:kern w:val="0"/>
+          <w:sz w:val="18"/>
+          <w:szCs w:val="18"/>
+          <w14:ligatures w14:val="none"/>
+        </w:rPr>
+        <w:t>o.shipcity</w:t>
+      </w:r>
+      <w:proofErr w:type="spellEnd"/>
+      <w:proofErr w:type="gramEnd"/>
+      <w:r>
+        <w:rPr>
+          <w:rFonts w:ascii="Consolas" w:eastAsia="宋体" w:hAnsi="Consolas" w:cs="宋体"/>
+          <w:color w:val="A31515"/>
+          <w:kern w:val="0"/>
+          <w:sz w:val="18"/>
+          <w:szCs w:val="18"/>
+          <w14:ligatures w14:val="none"/>
+        </w:rPr>
+        <w:t xml:space="preserve"> = 'Buenos Aires' </w:t>
       </w:r>
     </w:p>
     <w:p>
@@ -11037,7 +12516,33 @@
           <w:szCs w:val="18"/>
           <w14:ligatures w14:val="none"/>
         </w:rPr>
-        <w:t>      AND o.shippeddate BETWEEN '1997-05-19' AND '1998-02-19'</w:t>
+        <w:t xml:space="preserve">      AND </w:t>
+      </w:r>
+      <w:proofErr w:type="spellStart"/>
+      <w:proofErr w:type="gramStart"/>
+      <w:r>
+        <w:rPr>
+          <w:rFonts w:ascii="Consolas" w:eastAsia="宋体" w:hAnsi="Consolas" w:cs="宋体"/>
+          <w:color w:val="A31515"/>
+          <w:kern w:val="0"/>
+          <w:sz w:val="18"/>
+          <w:szCs w:val="18"/>
+          <w14:ligatures w14:val="none"/>
+        </w:rPr>
+        <w:t>o.shippeddate</w:t>
+      </w:r>
+      <w:proofErr w:type="spellEnd"/>
+      <w:proofErr w:type="gramEnd"/>
+      <w:r>
+        <w:rPr>
+          <w:rFonts w:ascii="Consolas" w:eastAsia="宋体" w:hAnsi="Consolas" w:cs="宋体"/>
+          <w:color w:val="A31515"/>
+          <w:kern w:val="0"/>
+          <w:sz w:val="18"/>
+          <w:szCs w:val="18"/>
+          <w14:ligatures w14:val="none"/>
+        </w:rPr>
+        <w:t xml:space="preserve"> BETWEEN '1997-05-19' AND '1998-02-19'</w:t>
       </w:r>
     </w:p>
     <w:p>
@@ -11113,6 +12618,7 @@
         </w:rPr>
         <w:t xml:space="preserve"> = </w:t>
       </w:r>
+      <w:proofErr w:type="spellStart"/>
       <w:r>
         <w:rPr>
           <w:rFonts w:ascii="Consolas" w:eastAsia="宋体" w:hAnsi="Consolas" w:cs="宋体"/>
@@ -11122,8 +12628,21 @@
           <w:szCs w:val="18"/>
           <w14:ligatures w14:val="none"/>
         </w:rPr>
-        <w:t>pg_query</w:t>
-      </w:r>
+        <w:t>pg_</w:t>
+      </w:r>
+      <w:proofErr w:type="gramStart"/>
+      <w:r>
+        <w:rPr>
+          <w:rFonts w:ascii="Consolas" w:eastAsia="宋体" w:hAnsi="Consolas" w:cs="宋体"/>
+          <w:color w:val="795E26"/>
+          <w:kern w:val="0"/>
+          <w:sz w:val="18"/>
+          <w:szCs w:val="18"/>
+          <w14:ligatures w14:val="none"/>
+        </w:rPr>
+        <w:t>query</w:t>
+      </w:r>
+      <w:proofErr w:type="spellEnd"/>
       <w:r>
         <w:rPr>
           <w:rFonts w:ascii="Consolas" w:eastAsia="宋体" w:hAnsi="Consolas" w:cs="宋体"/>
@@ -11135,6 +12654,7 @@
         </w:rPr>
         <w:t>(</w:t>
       </w:r>
+      <w:proofErr w:type="gramEnd"/>
       <w:r>
         <w:rPr>
           <w:rFonts w:ascii="Consolas" w:eastAsia="宋体" w:hAnsi="Consolas" w:cs="宋体"/>
@@ -11144,8 +12664,21 @@
           <w:szCs w:val="18"/>
           <w14:ligatures w14:val="none"/>
         </w:rPr>
-        <w:t>$dbconn</w:t>
-      </w:r>
+        <w:t>$</w:t>
+      </w:r>
+      <w:proofErr w:type="spellStart"/>
+      <w:r>
+        <w:rPr>
+          <w:rFonts w:ascii="Consolas" w:eastAsia="宋体" w:hAnsi="Consolas" w:cs="宋体"/>
+          <w:color w:val="001080"/>
+          <w:kern w:val="0"/>
+          <w:sz w:val="18"/>
+          <w:szCs w:val="18"/>
+          <w14:ligatures w14:val="none"/>
+        </w:rPr>
+        <w:t>dbconn</w:t>
+      </w:r>
+      <w:proofErr w:type="spellEnd"/>
       <w:r>
         <w:rPr>
           <w:rFonts w:ascii="Consolas" w:eastAsia="宋体" w:hAnsi="Consolas" w:cs="宋体"/>
@@ -11166,8 +12699,21 @@
           <w:szCs w:val="18"/>
           <w14:ligatures w14:val="none"/>
         </w:rPr>
-        <w:t>$sql</w:t>
-      </w:r>
+        <w:t>$</w:t>
+      </w:r>
+      <w:proofErr w:type="spellStart"/>
+      <w:r>
+        <w:rPr>
+          <w:rFonts w:ascii="Consolas" w:eastAsia="宋体" w:hAnsi="Consolas" w:cs="宋体"/>
+          <w:color w:val="001080"/>
+          <w:kern w:val="0"/>
+          <w:sz w:val="18"/>
+          <w:szCs w:val="18"/>
+          <w14:ligatures w14:val="none"/>
+        </w:rPr>
+        <w:t>sql</w:t>
+      </w:r>
+      <w:proofErr w:type="spellEnd"/>
       <w:r>
         <w:rPr>
           <w:rFonts w:ascii="Consolas" w:eastAsia="宋体" w:hAnsi="Consolas" w:cs="宋体"/>
@@ -11347,7 +12893,31 @@
           <w:szCs w:val="18"/>
           <w14:ligatures w14:val="none"/>
         </w:rPr>
-        <w:t>"zh-CN"</w:t>
+        <w:t>"</w:t>
+      </w:r>
+      <w:proofErr w:type="spellStart"/>
+      <w:r>
+        <w:rPr>
+          <w:rFonts w:ascii="Consolas" w:eastAsia="宋体" w:hAnsi="Consolas" w:cs="宋体"/>
+          <w:color w:val="0000FF"/>
+          <w:kern w:val="0"/>
+          <w:sz w:val="18"/>
+          <w:szCs w:val="18"/>
+          <w14:ligatures w14:val="none"/>
+        </w:rPr>
+        <w:t>zh</w:t>
+      </w:r>
+      <w:proofErr w:type="spellEnd"/>
+      <w:r>
+        <w:rPr>
+          <w:rFonts w:ascii="Consolas" w:eastAsia="宋体" w:hAnsi="Consolas" w:cs="宋体"/>
+          <w:color w:val="0000FF"/>
+          <w:kern w:val="0"/>
+          <w:sz w:val="18"/>
+          <w:szCs w:val="18"/>
+          <w14:ligatures w14:val="none"/>
+        </w:rPr>
+        <w:t>-CN"</w:t>
       </w:r>
       <w:r>
         <w:rPr>
@@ -11631,7 +13201,19 @@
           <w:szCs w:val="18"/>
           <w14:ligatures w14:val="none"/>
         </w:rPr>
-        <w:t xml:space="preserve"> { </w:t>
+        <w:t xml:space="preserve"> </w:t>
+      </w:r>
+      <w:proofErr w:type="gramStart"/>
+      <w:r>
+        <w:rPr>
+          <w:rFonts w:ascii="Consolas" w:eastAsia="宋体" w:hAnsi="Consolas" w:cs="宋体"/>
+          <w:color w:val="000000"/>
+          <w:kern w:val="0"/>
+          <w:sz w:val="18"/>
+          <w:szCs w:val="18"/>
+          <w14:ligatures w14:val="none"/>
+        </w:rPr>
+        <w:t xml:space="preserve">{ </w:t>
       </w:r>
       <w:r>
         <w:rPr>
@@ -11642,7 +13224,19 @@
           <w:szCs w:val="18"/>
           <w14:ligatures w14:val="none"/>
         </w:rPr>
-        <w:t>font-family</w:t>
+        <w:t>font</w:t>
+      </w:r>
+      <w:proofErr w:type="gramEnd"/>
+      <w:r>
+        <w:rPr>
+          <w:rFonts w:ascii="Consolas" w:eastAsia="宋体" w:hAnsi="Consolas" w:cs="宋体"/>
+          <w:color w:val="E50000"/>
+          <w:kern w:val="0"/>
+          <w:sz w:val="18"/>
+          <w:szCs w:val="18"/>
+          <w14:ligatures w14:val="none"/>
+        </w:rPr>
+        <w:t>-family</w:t>
       </w:r>
       <w:r>
         <w:rPr>
@@ -11877,7 +13471,19 @@
           <w:szCs w:val="18"/>
           <w14:ligatures w14:val="none"/>
         </w:rPr>
-        <w:t xml:space="preserve"> { </w:t>
+        <w:t xml:space="preserve"> </w:t>
+      </w:r>
+      <w:proofErr w:type="gramStart"/>
+      <w:r>
+        <w:rPr>
+          <w:rFonts w:ascii="Consolas" w:eastAsia="宋体" w:hAnsi="Consolas" w:cs="宋体"/>
+          <w:color w:val="000000"/>
+          <w:kern w:val="0"/>
+          <w:sz w:val="18"/>
+          <w:szCs w:val="18"/>
+          <w14:ligatures w14:val="none"/>
+        </w:rPr>
+        <w:t xml:space="preserve">{ </w:t>
       </w:r>
       <w:r>
         <w:rPr>
@@ -11888,7 +13494,19 @@
           <w:szCs w:val="18"/>
           <w14:ligatures w14:val="none"/>
         </w:rPr>
-        <w:t>max-width</w:t>
+        <w:t>max</w:t>
+      </w:r>
+      <w:proofErr w:type="gramEnd"/>
+      <w:r>
+        <w:rPr>
+          <w:rFonts w:ascii="Consolas" w:eastAsia="宋体" w:hAnsi="Consolas" w:cs="宋体"/>
+          <w:color w:val="E50000"/>
+          <w:kern w:val="0"/>
+          <w:sz w:val="18"/>
+          <w:szCs w:val="18"/>
+          <w14:ligatures w14:val="none"/>
+        </w:rPr>
+        <w:t>-width</w:t>
       </w:r>
       <w:r>
         <w:rPr>
@@ -12187,6 +13805,7 @@
         </w:rPr>
         <w:t xml:space="preserve"> </w:t>
       </w:r>
+      <w:proofErr w:type="spellStart"/>
       <w:r>
         <w:rPr>
           <w:rFonts w:ascii="Consolas" w:eastAsia="宋体" w:hAnsi="Consolas" w:cs="宋体"/>
@@ -12198,6 +13817,7 @@
         </w:rPr>
         <w:t>rgba</w:t>
       </w:r>
+      <w:proofErr w:type="spellEnd"/>
       <w:r>
         <w:rPr>
           <w:rFonts w:ascii="Consolas" w:eastAsia="宋体" w:hAnsi="Consolas" w:cs="宋体"/>
@@ -12343,7 +13963,19 @@
           <w:szCs w:val="18"/>
           <w14:ligatures w14:val="none"/>
         </w:rPr>
-        <w:t xml:space="preserve"> { </w:t>
+        <w:t xml:space="preserve"> </w:t>
+      </w:r>
+      <w:proofErr w:type="gramStart"/>
+      <w:r>
+        <w:rPr>
+          <w:rFonts w:ascii="Consolas" w:eastAsia="宋体" w:hAnsi="Consolas" w:cs="宋体"/>
+          <w:color w:val="000000"/>
+          <w:kern w:val="0"/>
+          <w:sz w:val="18"/>
+          <w:szCs w:val="18"/>
+          <w14:ligatures w14:val="none"/>
+        </w:rPr>
+        <w:t xml:space="preserve">{ </w:t>
       </w:r>
       <w:r>
         <w:rPr>
@@ -12356,6 +13988,7 @@
         </w:rPr>
         <w:t>color</w:t>
       </w:r>
+      <w:proofErr w:type="gramEnd"/>
       <w:r>
         <w:rPr>
           <w:rFonts w:ascii="Consolas" w:eastAsia="宋体" w:hAnsi="Consolas" w:cs="宋体"/>
@@ -12611,7 +14244,19 @@
           <w:szCs w:val="18"/>
           <w14:ligatures w14:val="none"/>
         </w:rPr>
-        <w:t xml:space="preserve"> { </w:t>
+        <w:t xml:space="preserve"> </w:t>
+      </w:r>
+      <w:proofErr w:type="gramStart"/>
+      <w:r>
+        <w:rPr>
+          <w:rFonts w:ascii="Consolas" w:eastAsia="宋体" w:hAnsi="Consolas" w:cs="宋体"/>
+          <w:color w:val="000000"/>
+          <w:kern w:val="0"/>
+          <w:sz w:val="18"/>
+          <w:szCs w:val="18"/>
+          <w14:ligatures w14:val="none"/>
+        </w:rPr>
+        <w:t xml:space="preserve">{ </w:t>
       </w:r>
       <w:r>
         <w:rPr>
@@ -12622,7 +14267,19 @@
           <w:szCs w:val="18"/>
           <w14:ligatures w14:val="none"/>
         </w:rPr>
-        <w:t>border-collapse</w:t>
+        <w:t>border</w:t>
+      </w:r>
+      <w:proofErr w:type="gramEnd"/>
+      <w:r>
+        <w:rPr>
+          <w:rFonts w:ascii="Consolas" w:eastAsia="宋体" w:hAnsi="Consolas" w:cs="宋体"/>
+          <w:color w:val="E50000"/>
+          <w:kern w:val="0"/>
+          <w:sz w:val="18"/>
+          <w:szCs w:val="18"/>
+          <w14:ligatures w14:val="none"/>
+        </w:rPr>
+        <w:t>-collapse</w:t>
       </w:r>
       <w:r>
         <w:rPr>
@@ -12771,6 +14428,7 @@
         </w:rPr>
         <w:t xml:space="preserve">        </w:t>
       </w:r>
+      <w:proofErr w:type="spellStart"/>
       <w:r>
         <w:rPr>
           <w:rFonts w:ascii="Consolas" w:eastAsia="宋体" w:hAnsi="Consolas" w:cs="宋体"/>
@@ -12782,6 +14440,7 @@
         </w:rPr>
         <w:t>th</w:t>
       </w:r>
+      <w:proofErr w:type="spellEnd"/>
       <w:r>
         <w:rPr>
           <w:rFonts w:ascii="Consolas" w:eastAsia="宋体" w:hAnsi="Consolas" w:cs="宋体"/>
@@ -12813,7 +14472,19 @@
           <w:szCs w:val="18"/>
           <w14:ligatures w14:val="none"/>
         </w:rPr>
-        <w:t xml:space="preserve"> { </w:t>
+        <w:t xml:space="preserve"> </w:t>
+      </w:r>
+      <w:proofErr w:type="gramStart"/>
+      <w:r>
+        <w:rPr>
+          <w:rFonts w:ascii="Consolas" w:eastAsia="宋体" w:hAnsi="Consolas" w:cs="宋体"/>
+          <w:color w:val="000000"/>
+          <w:kern w:val="0"/>
+          <w:sz w:val="18"/>
+          <w:szCs w:val="18"/>
+          <w14:ligatures w14:val="none"/>
+        </w:rPr>
+        <w:t xml:space="preserve">{ </w:t>
       </w:r>
       <w:r>
         <w:rPr>
@@ -12826,6 +14497,7 @@
         </w:rPr>
         <w:t>border</w:t>
       </w:r>
+      <w:proofErr w:type="gramEnd"/>
       <w:r>
         <w:rPr>
           <w:rFonts w:ascii="Consolas" w:eastAsia="宋体" w:hAnsi="Consolas" w:cs="宋体"/>
@@ -13017,6 +14689,7 @@
         </w:rPr>
         <w:t xml:space="preserve">        </w:t>
       </w:r>
+      <w:proofErr w:type="spellStart"/>
       <w:r>
         <w:rPr>
           <w:rFonts w:ascii="Consolas" w:eastAsia="宋体" w:hAnsi="Consolas" w:cs="宋体"/>
@@ -13028,16 +14701,29 @@
         </w:rPr>
         <w:t>th</w:t>
       </w:r>
-      <w:r>
-        <w:rPr>
-          <w:rFonts w:ascii="Consolas" w:eastAsia="宋体" w:hAnsi="Consolas" w:cs="宋体"/>
-          <w:color w:val="000000"/>
-          <w:kern w:val="0"/>
-          <w:sz w:val="18"/>
-          <w:szCs w:val="18"/>
-          <w14:ligatures w14:val="none"/>
-        </w:rPr>
-        <w:t xml:space="preserve"> { </w:t>
+      <w:proofErr w:type="spellEnd"/>
+      <w:r>
+        <w:rPr>
+          <w:rFonts w:ascii="Consolas" w:eastAsia="宋体" w:hAnsi="Consolas" w:cs="宋体"/>
+          <w:color w:val="000000"/>
+          <w:kern w:val="0"/>
+          <w:sz w:val="18"/>
+          <w:szCs w:val="18"/>
+          <w14:ligatures w14:val="none"/>
+        </w:rPr>
+        <w:t xml:space="preserve"> </w:t>
+      </w:r>
+      <w:proofErr w:type="gramStart"/>
+      <w:r>
+        <w:rPr>
+          <w:rFonts w:ascii="Consolas" w:eastAsia="宋体" w:hAnsi="Consolas" w:cs="宋体"/>
+          <w:color w:val="000000"/>
+          <w:kern w:val="0"/>
+          <w:sz w:val="18"/>
+          <w:szCs w:val="18"/>
+          <w14:ligatures w14:val="none"/>
+        </w:rPr>
+        <w:t xml:space="preserve">{ </w:t>
       </w:r>
       <w:r>
         <w:rPr>
@@ -13048,7 +14734,19 @@
           <w:szCs w:val="18"/>
           <w14:ligatures w14:val="none"/>
         </w:rPr>
-        <w:t>background-color</w:t>
+        <w:t>background</w:t>
+      </w:r>
+      <w:proofErr w:type="gramEnd"/>
+      <w:r>
+        <w:rPr>
+          <w:rFonts w:ascii="Consolas" w:eastAsia="宋体" w:hAnsi="Consolas" w:cs="宋体"/>
+          <w:color w:val="E50000"/>
+          <w:kern w:val="0"/>
+          <w:sz w:val="18"/>
+          <w:szCs w:val="18"/>
+          <w14:ligatures w14:val="none"/>
+        </w:rPr>
+        <w:t>-color</w:t>
       </w:r>
       <w:r>
         <w:rPr>
@@ -13151,8 +14849,11 @@
           <w:szCs w:val="18"/>
           <w14:ligatures w14:val="none"/>
         </w:rPr>
+        <w:lastRenderedPageBreak/>
         <w:t xml:space="preserve">        </w:t>
       </w:r>
+      <w:proofErr w:type="spellStart"/>
+      <w:proofErr w:type="gramStart"/>
       <w:r>
         <w:rPr>
           <w:rFonts w:ascii="Consolas" w:eastAsia="宋体" w:hAnsi="Consolas" w:cs="宋体"/>
@@ -13162,8 +14863,21 @@
           <w:szCs w:val="18"/>
           <w14:ligatures w14:val="none"/>
         </w:rPr>
-        <w:t>tr:nth-child</w:t>
-      </w:r>
+        <w:t>tr:nth</w:t>
+      </w:r>
+      <w:proofErr w:type="gramEnd"/>
+      <w:r>
+        <w:rPr>
+          <w:rFonts w:ascii="Consolas" w:eastAsia="宋体" w:hAnsi="Consolas" w:cs="宋体"/>
+          <w:color w:val="800000"/>
+          <w:kern w:val="0"/>
+          <w:sz w:val="18"/>
+          <w:szCs w:val="18"/>
+          <w14:ligatures w14:val="none"/>
+        </w:rPr>
+        <w:t>-child</w:t>
+      </w:r>
+      <w:proofErr w:type="spellEnd"/>
       <w:r>
         <w:rPr>
           <w:rFonts w:ascii="Consolas" w:eastAsia="宋体" w:hAnsi="Consolas" w:cs="宋体"/>
@@ -13245,6 +14959,8 @@
         </w:rPr>
         <w:t xml:space="preserve">        </w:t>
       </w:r>
+      <w:proofErr w:type="spellStart"/>
+      <w:proofErr w:type="gramStart"/>
       <w:r>
         <w:rPr>
           <w:rFonts w:ascii="Consolas" w:eastAsia="宋体" w:hAnsi="Consolas" w:cs="宋体"/>
@@ -13256,6 +14972,8 @@
         </w:rPr>
         <w:t>tr:hover</w:t>
       </w:r>
+      <w:proofErr w:type="spellEnd"/>
+      <w:proofErr w:type="gramEnd"/>
       <w:r>
         <w:rPr>
           <w:rFonts w:ascii="Consolas" w:eastAsia="宋体" w:hAnsi="Consolas" w:cs="宋体"/>
@@ -13357,7 +15075,19 @@
           <w:szCs w:val="18"/>
           <w14:ligatures w14:val="none"/>
         </w:rPr>
-        <w:t xml:space="preserve"> { </w:t>
+        <w:t xml:space="preserve"> </w:t>
+      </w:r>
+      <w:proofErr w:type="gramStart"/>
+      <w:r>
+        <w:rPr>
+          <w:rFonts w:ascii="Consolas" w:eastAsia="宋体" w:hAnsi="Consolas" w:cs="宋体"/>
+          <w:color w:val="000000"/>
+          <w:kern w:val="0"/>
+          <w:sz w:val="18"/>
+          <w:szCs w:val="18"/>
+          <w14:ligatures w14:val="none"/>
+        </w:rPr>
+        <w:t xml:space="preserve">{ </w:t>
       </w:r>
       <w:r>
         <w:rPr>
@@ -13368,7 +15098,19 @@
           <w:szCs w:val="18"/>
           <w14:ligatures w14:val="none"/>
         </w:rPr>
-        <w:t>margin-bottom</w:t>
+        <w:t>margin</w:t>
+      </w:r>
+      <w:proofErr w:type="gramEnd"/>
+      <w:r>
+        <w:rPr>
+          <w:rFonts w:ascii="Consolas" w:eastAsia="宋体" w:hAnsi="Consolas" w:cs="宋体"/>
+          <w:color w:val="E50000"/>
+          <w:kern w:val="0"/>
+          <w:sz w:val="18"/>
+          <w:szCs w:val="18"/>
+          <w14:ligatures w14:val="none"/>
+        </w:rPr>
+        <w:t>-bottom</w:t>
       </w:r>
       <w:r>
         <w:rPr>
@@ -14076,7 +15818,31 @@
           <w:szCs w:val="18"/>
           <w14:ligatures w14:val="none"/>
         </w:rPr>
-        <w:t>&lt;thead&gt;</w:t>
+        <w:t>&lt;</w:t>
+      </w:r>
+      <w:proofErr w:type="spellStart"/>
+      <w:r>
+        <w:rPr>
+          <w:rFonts w:ascii="Consolas" w:eastAsia="宋体" w:hAnsi="Consolas" w:cs="宋体"/>
+          <w:color w:val="800000"/>
+          <w:kern w:val="0"/>
+          <w:sz w:val="18"/>
+          <w:szCs w:val="18"/>
+          <w14:ligatures w14:val="none"/>
+        </w:rPr>
+        <w:t>thead</w:t>
+      </w:r>
+      <w:proofErr w:type="spellEnd"/>
+      <w:r>
+        <w:rPr>
+          <w:rFonts w:ascii="Consolas" w:eastAsia="宋体" w:hAnsi="Consolas" w:cs="宋体"/>
+          <w:color w:val="800000"/>
+          <w:kern w:val="0"/>
+          <w:sz w:val="18"/>
+          <w:szCs w:val="18"/>
+          <w14:ligatures w14:val="none"/>
+        </w:rPr>
+        <w:t>&gt;</w:t>
       </w:r>
     </w:p>
     <w:p>
@@ -14139,7 +15905,6 @@
           <w:szCs w:val="18"/>
           <w14:ligatures w14:val="none"/>
         </w:rPr>
-        <w:lastRenderedPageBreak/>
         <w:t xml:space="preserve">                </w:t>
       </w:r>
       <w:r>
@@ -14151,7 +15916,31 @@
           <w:szCs w:val="18"/>
           <w14:ligatures w14:val="none"/>
         </w:rPr>
-        <w:t>&lt;th&gt;</w:t>
+        <w:t>&lt;</w:t>
+      </w:r>
+      <w:proofErr w:type="spellStart"/>
+      <w:r>
+        <w:rPr>
+          <w:rFonts w:ascii="Consolas" w:eastAsia="宋体" w:hAnsi="Consolas" w:cs="宋体"/>
+          <w:color w:val="800000"/>
+          <w:kern w:val="0"/>
+          <w:sz w:val="18"/>
+          <w:szCs w:val="18"/>
+          <w14:ligatures w14:val="none"/>
+        </w:rPr>
+        <w:t>th</w:t>
+      </w:r>
+      <w:proofErr w:type="spellEnd"/>
+      <w:r>
+        <w:rPr>
+          <w:rFonts w:ascii="Consolas" w:eastAsia="宋体" w:hAnsi="Consolas" w:cs="宋体"/>
+          <w:color w:val="800000"/>
+          <w:kern w:val="0"/>
+          <w:sz w:val="18"/>
+          <w:szCs w:val="18"/>
+          <w14:ligatures w14:val="none"/>
+        </w:rPr>
+        <w:t>&gt;</w:t>
       </w:r>
       <w:r>
         <w:rPr>
@@ -14173,7 +15962,31 @@
           <w:szCs w:val="18"/>
           <w14:ligatures w14:val="none"/>
         </w:rPr>
-        <w:t>&lt;/th&gt;</w:t>
+        <w:t>&lt;/</w:t>
+      </w:r>
+      <w:proofErr w:type="spellStart"/>
+      <w:r>
+        <w:rPr>
+          <w:rFonts w:ascii="Consolas" w:eastAsia="宋体" w:hAnsi="Consolas" w:cs="宋体"/>
+          <w:color w:val="800000"/>
+          <w:kern w:val="0"/>
+          <w:sz w:val="18"/>
+          <w:szCs w:val="18"/>
+          <w14:ligatures w14:val="none"/>
+        </w:rPr>
+        <w:t>th</w:t>
+      </w:r>
+      <w:proofErr w:type="spellEnd"/>
+      <w:r>
+        <w:rPr>
+          <w:rFonts w:ascii="Consolas" w:eastAsia="宋体" w:hAnsi="Consolas" w:cs="宋体"/>
+          <w:color w:val="800000"/>
+          <w:kern w:val="0"/>
+          <w:sz w:val="18"/>
+          <w:szCs w:val="18"/>
+          <w14:ligatures w14:val="none"/>
+        </w:rPr>
+        <w:t>&gt;</w:t>
       </w:r>
     </w:p>
     <w:p>
@@ -14210,7 +16023,31 @@
           <w:szCs w:val="18"/>
           <w14:ligatures w14:val="none"/>
         </w:rPr>
-        <w:t>&lt;th&gt;</w:t>
+        <w:t>&lt;</w:t>
+      </w:r>
+      <w:proofErr w:type="spellStart"/>
+      <w:r>
+        <w:rPr>
+          <w:rFonts w:ascii="Consolas" w:eastAsia="宋体" w:hAnsi="Consolas" w:cs="宋体"/>
+          <w:color w:val="800000"/>
+          <w:kern w:val="0"/>
+          <w:sz w:val="18"/>
+          <w:szCs w:val="18"/>
+          <w14:ligatures w14:val="none"/>
+        </w:rPr>
+        <w:t>th</w:t>
+      </w:r>
+      <w:proofErr w:type="spellEnd"/>
+      <w:r>
+        <w:rPr>
+          <w:rFonts w:ascii="Consolas" w:eastAsia="宋体" w:hAnsi="Consolas" w:cs="宋体"/>
+          <w:color w:val="800000"/>
+          <w:kern w:val="0"/>
+          <w:sz w:val="18"/>
+          <w:szCs w:val="18"/>
+          <w14:ligatures w14:val="none"/>
+        </w:rPr>
+        <w:t>&gt;</w:t>
       </w:r>
       <w:r>
         <w:rPr>
@@ -14232,7 +16069,31 @@
           <w:szCs w:val="18"/>
           <w14:ligatures w14:val="none"/>
         </w:rPr>
-        <w:t>&lt;/th&gt;</w:t>
+        <w:t>&lt;/</w:t>
+      </w:r>
+      <w:proofErr w:type="spellStart"/>
+      <w:r>
+        <w:rPr>
+          <w:rFonts w:ascii="Consolas" w:eastAsia="宋体" w:hAnsi="Consolas" w:cs="宋体"/>
+          <w:color w:val="800000"/>
+          <w:kern w:val="0"/>
+          <w:sz w:val="18"/>
+          <w:szCs w:val="18"/>
+          <w14:ligatures w14:val="none"/>
+        </w:rPr>
+        <w:t>th</w:t>
+      </w:r>
+      <w:proofErr w:type="spellEnd"/>
+      <w:r>
+        <w:rPr>
+          <w:rFonts w:ascii="Consolas" w:eastAsia="宋体" w:hAnsi="Consolas" w:cs="宋体"/>
+          <w:color w:val="800000"/>
+          <w:kern w:val="0"/>
+          <w:sz w:val="18"/>
+          <w:szCs w:val="18"/>
+          <w14:ligatures w14:val="none"/>
+        </w:rPr>
+        <w:t>&gt;</w:t>
       </w:r>
     </w:p>
     <w:p>
@@ -14269,7 +16130,31 @@
           <w:szCs w:val="18"/>
           <w14:ligatures w14:val="none"/>
         </w:rPr>
-        <w:t>&lt;th&gt;</w:t>
+        <w:t>&lt;</w:t>
+      </w:r>
+      <w:proofErr w:type="spellStart"/>
+      <w:r>
+        <w:rPr>
+          <w:rFonts w:ascii="Consolas" w:eastAsia="宋体" w:hAnsi="Consolas" w:cs="宋体"/>
+          <w:color w:val="800000"/>
+          <w:kern w:val="0"/>
+          <w:sz w:val="18"/>
+          <w:szCs w:val="18"/>
+          <w14:ligatures w14:val="none"/>
+        </w:rPr>
+        <w:t>th</w:t>
+      </w:r>
+      <w:proofErr w:type="spellEnd"/>
+      <w:r>
+        <w:rPr>
+          <w:rFonts w:ascii="Consolas" w:eastAsia="宋体" w:hAnsi="Consolas" w:cs="宋体"/>
+          <w:color w:val="800000"/>
+          <w:kern w:val="0"/>
+          <w:sz w:val="18"/>
+          <w:szCs w:val="18"/>
+          <w14:ligatures w14:val="none"/>
+        </w:rPr>
+        <w:t>&gt;</w:t>
       </w:r>
       <w:r>
         <w:rPr>
@@ -14291,7 +16176,31 @@
           <w:szCs w:val="18"/>
           <w14:ligatures w14:val="none"/>
         </w:rPr>
-        <w:t>&lt;/th&gt;</w:t>
+        <w:t>&lt;/</w:t>
+      </w:r>
+      <w:proofErr w:type="spellStart"/>
+      <w:r>
+        <w:rPr>
+          <w:rFonts w:ascii="Consolas" w:eastAsia="宋体" w:hAnsi="Consolas" w:cs="宋体"/>
+          <w:color w:val="800000"/>
+          <w:kern w:val="0"/>
+          <w:sz w:val="18"/>
+          <w:szCs w:val="18"/>
+          <w14:ligatures w14:val="none"/>
+        </w:rPr>
+        <w:t>th</w:t>
+      </w:r>
+      <w:proofErr w:type="spellEnd"/>
+      <w:r>
+        <w:rPr>
+          <w:rFonts w:ascii="Consolas" w:eastAsia="宋体" w:hAnsi="Consolas" w:cs="宋体"/>
+          <w:color w:val="800000"/>
+          <w:kern w:val="0"/>
+          <w:sz w:val="18"/>
+          <w:szCs w:val="18"/>
+          <w14:ligatures w14:val="none"/>
+        </w:rPr>
+        <w:t>&gt;</w:t>
       </w:r>
     </w:p>
     <w:p>
@@ -14365,7 +16274,31 @@
           <w:szCs w:val="18"/>
           <w14:ligatures w14:val="none"/>
         </w:rPr>
-        <w:t>&lt;/thead&gt;</w:t>
+        <w:t>&lt;/</w:t>
+      </w:r>
+      <w:proofErr w:type="spellStart"/>
+      <w:r>
+        <w:rPr>
+          <w:rFonts w:ascii="Consolas" w:eastAsia="宋体" w:hAnsi="Consolas" w:cs="宋体"/>
+          <w:color w:val="800000"/>
+          <w:kern w:val="0"/>
+          <w:sz w:val="18"/>
+          <w:szCs w:val="18"/>
+          <w14:ligatures w14:val="none"/>
+        </w:rPr>
+        <w:t>thead</w:t>
+      </w:r>
+      <w:proofErr w:type="spellEnd"/>
+      <w:r>
+        <w:rPr>
+          <w:rFonts w:ascii="Consolas" w:eastAsia="宋体" w:hAnsi="Consolas" w:cs="宋体"/>
+          <w:color w:val="800000"/>
+          <w:kern w:val="0"/>
+          <w:sz w:val="18"/>
+          <w:szCs w:val="18"/>
+          <w14:ligatures w14:val="none"/>
+        </w:rPr>
+        <w:t>&gt;</w:t>
       </w:r>
     </w:p>
     <w:p>
@@ -14402,7 +16335,31 @@
           <w:szCs w:val="18"/>
           <w14:ligatures w14:val="none"/>
         </w:rPr>
-        <w:t>&lt;tbody&gt;</w:t>
+        <w:t>&lt;</w:t>
+      </w:r>
+      <w:proofErr w:type="spellStart"/>
+      <w:r>
+        <w:rPr>
+          <w:rFonts w:ascii="Consolas" w:eastAsia="宋体" w:hAnsi="Consolas" w:cs="宋体"/>
+          <w:color w:val="800000"/>
+          <w:kern w:val="0"/>
+          <w:sz w:val="18"/>
+          <w:szCs w:val="18"/>
+          <w14:ligatures w14:val="none"/>
+        </w:rPr>
+        <w:t>tbody</w:t>
+      </w:r>
+      <w:proofErr w:type="spellEnd"/>
+      <w:r>
+        <w:rPr>
+          <w:rFonts w:ascii="Consolas" w:eastAsia="宋体" w:hAnsi="Consolas" w:cs="宋体"/>
+          <w:color w:val="800000"/>
+          <w:kern w:val="0"/>
+          <w:sz w:val="18"/>
+          <w:szCs w:val="18"/>
+          <w14:ligatures w14:val="none"/>
+        </w:rPr>
+        <w:t>&gt;</w:t>
       </w:r>
     </w:p>
     <w:p>
@@ -14439,8 +16396,21 @@
           <w:szCs w:val="18"/>
           <w14:ligatures w14:val="none"/>
         </w:rPr>
-        <w:t>&lt;?php</w:t>
-      </w:r>
+        <w:t>&lt;?</w:t>
+      </w:r>
+      <w:proofErr w:type="spellStart"/>
+      <w:r>
+        <w:rPr>
+          <w:rFonts w:ascii="Consolas" w:eastAsia="宋体" w:hAnsi="Consolas" w:cs="宋体"/>
+          <w:color w:val="800000"/>
+          <w:kern w:val="0"/>
+          <w:sz w:val="18"/>
+          <w:szCs w:val="18"/>
+          <w14:ligatures w14:val="none"/>
+        </w:rPr>
+        <w:t>php</w:t>
+      </w:r>
+      <w:proofErr w:type="spellEnd"/>
     </w:p>
     <w:p>
       <w:pPr>
@@ -14489,6 +16459,7 @@
         </w:rPr>
         <w:t xml:space="preserve"> (</w:t>
       </w:r>
+      <w:proofErr w:type="spellStart"/>
       <w:r>
         <w:rPr>
           <w:rFonts w:ascii="Consolas" w:eastAsia="宋体" w:hAnsi="Consolas" w:cs="宋体"/>
@@ -14500,6 +16471,7 @@
         </w:rPr>
         <w:t>pg_num_rows</w:t>
       </w:r>
+      <w:proofErr w:type="spellEnd"/>
       <w:r>
         <w:rPr>
           <w:rFonts w:ascii="Consolas" w:eastAsia="宋体" w:hAnsi="Consolas" w:cs="宋体"/>
@@ -14625,6 +16597,7 @@
         </w:rPr>
         <w:t xml:space="preserve"> = </w:t>
       </w:r>
+      <w:proofErr w:type="spellStart"/>
       <w:r>
         <w:rPr>
           <w:rFonts w:ascii="Consolas" w:eastAsia="宋体" w:hAnsi="Consolas" w:cs="宋体"/>
@@ -14636,6 +16609,7 @@
         </w:rPr>
         <w:t>pg_fetch_assoc</w:t>
       </w:r>
+      <w:proofErr w:type="spellEnd"/>
       <w:r>
         <w:rPr>
           <w:rFonts w:ascii="Consolas" w:eastAsia="宋体" w:hAnsi="Consolas" w:cs="宋体"/>
@@ -14796,19 +16770,44 @@
           <w:szCs w:val="18"/>
           <w14:ligatures w14:val="none"/>
         </w:rPr>
-        <w:t>"&lt;td&gt;"</w:t>
-      </w:r>
-      <w:r>
-        <w:rPr>
-          <w:rFonts w:ascii="Consolas" w:eastAsia="宋体" w:hAnsi="Consolas" w:cs="宋体"/>
-          <w:color w:val="000000"/>
-          <w:kern w:val="0"/>
-          <w:sz w:val="18"/>
-          <w:szCs w:val="18"/>
-          <w14:ligatures w14:val="none"/>
-        </w:rPr>
-        <w:t xml:space="preserve"> . </w:t>
-      </w:r>
+        <w:t>"&lt;td&gt;</w:t>
+      </w:r>
+      <w:proofErr w:type="gramStart"/>
+      <w:r>
+        <w:rPr>
+          <w:rFonts w:ascii="Consolas" w:eastAsia="宋体" w:hAnsi="Consolas" w:cs="宋体"/>
+          <w:color w:val="A31515"/>
+          <w:kern w:val="0"/>
+          <w:sz w:val="18"/>
+          <w:szCs w:val="18"/>
+          <w14:ligatures w14:val="none"/>
+        </w:rPr>
+        <w:t>"</w:t>
+      </w:r>
+      <w:r>
+        <w:rPr>
+          <w:rFonts w:ascii="Consolas" w:eastAsia="宋体" w:hAnsi="Consolas" w:cs="宋体"/>
+          <w:color w:val="000000"/>
+          <w:kern w:val="0"/>
+          <w:sz w:val="18"/>
+          <w:szCs w:val="18"/>
+          <w14:ligatures w14:val="none"/>
+        </w:rPr>
+        <w:t xml:space="preserve"> .</w:t>
+      </w:r>
+      <w:proofErr w:type="gramEnd"/>
+      <w:r>
+        <w:rPr>
+          <w:rFonts w:ascii="Consolas" w:eastAsia="宋体" w:hAnsi="Consolas" w:cs="宋体"/>
+          <w:color w:val="000000"/>
+          <w:kern w:val="0"/>
+          <w:sz w:val="18"/>
+          <w:szCs w:val="18"/>
+          <w14:ligatures w14:val="none"/>
+        </w:rPr>
+        <w:t xml:space="preserve"> </w:t>
+      </w:r>
+      <w:proofErr w:type="spellStart"/>
       <w:r>
         <w:rPr>
           <w:rFonts w:ascii="Consolas" w:eastAsia="宋体" w:hAnsi="Consolas" w:cs="宋体"/>
@@ -14820,6 +16819,7 @@
         </w:rPr>
         <w:t>htmlspecialchars</w:t>
       </w:r>
+      <w:proofErr w:type="spellEnd"/>
       <w:r>
         <w:rPr>
           <w:rFonts w:ascii="Consolas" w:eastAsia="宋体" w:hAnsi="Consolas" w:cs="宋体"/>
@@ -14862,18 +16862,66 @@
           <w:szCs w:val="18"/>
           <w14:ligatures w14:val="none"/>
         </w:rPr>
-        <w:t>'productname'</w:t>
-      </w:r>
-      <w:r>
-        <w:rPr>
-          <w:rFonts w:ascii="Consolas" w:eastAsia="宋体" w:hAnsi="Consolas" w:cs="宋体"/>
-          <w:color w:val="000000"/>
-          <w:kern w:val="0"/>
-          <w:sz w:val="18"/>
-          <w:szCs w:val="18"/>
-          <w14:ligatures w14:val="none"/>
-        </w:rPr>
-        <w:t xml:space="preserve">]) . </w:t>
+        <w:t>'</w:t>
+      </w:r>
+      <w:proofErr w:type="spellStart"/>
+      <w:r>
+        <w:rPr>
+          <w:rFonts w:ascii="Consolas" w:eastAsia="宋体" w:hAnsi="Consolas" w:cs="宋体"/>
+          <w:color w:val="A31515"/>
+          <w:kern w:val="0"/>
+          <w:sz w:val="18"/>
+          <w:szCs w:val="18"/>
+          <w14:ligatures w14:val="none"/>
+        </w:rPr>
+        <w:t>productname</w:t>
+      </w:r>
+      <w:proofErr w:type="spellEnd"/>
+      <w:r>
+        <w:rPr>
+          <w:rFonts w:ascii="Consolas" w:eastAsia="宋体" w:hAnsi="Consolas" w:cs="宋体"/>
+          <w:color w:val="A31515"/>
+          <w:kern w:val="0"/>
+          <w:sz w:val="18"/>
+          <w:szCs w:val="18"/>
+          <w14:ligatures w14:val="none"/>
+        </w:rPr>
+        <w:t>'</w:t>
+      </w:r>
+      <w:r>
+        <w:rPr>
+          <w:rFonts w:ascii="Consolas" w:eastAsia="宋体" w:hAnsi="Consolas" w:cs="宋体"/>
+          <w:color w:val="000000"/>
+          <w:kern w:val="0"/>
+          <w:sz w:val="18"/>
+          <w:szCs w:val="18"/>
+          <w14:ligatures w14:val="none"/>
+        </w:rPr>
+        <w:t>]</w:t>
+      </w:r>
+      <w:proofErr w:type="gramStart"/>
+      <w:r>
+        <w:rPr>
+          <w:rFonts w:ascii="Consolas" w:eastAsia="宋体" w:hAnsi="Consolas" w:cs="宋体"/>
+          <w:color w:val="000000"/>
+          <w:kern w:val="0"/>
+          <w:sz w:val="18"/>
+          <w:szCs w:val="18"/>
+          <w14:ligatures w14:val="none"/>
+        </w:rPr>
+        <w:t>) .</w:t>
+      </w:r>
+      <w:proofErr w:type="gramEnd"/>
+      <w:r>
+        <w:rPr>
+          <w:rFonts w:ascii="Consolas" w:eastAsia="宋体" w:hAnsi="Consolas" w:cs="宋体"/>
+          <w:color w:val="000000"/>
+          <w:kern w:val="0"/>
+          <w:sz w:val="18"/>
+          <w:szCs w:val="18"/>
+          <w14:ligatures w14:val="none"/>
+        </w:rPr>
+        <w:t xml:space="preserve"> </w:t>
       </w:r>
       <w:r>
         <w:rPr>
@@ -14954,19 +17002,44 @@
           <w:szCs w:val="18"/>
           <w14:ligatures w14:val="none"/>
         </w:rPr>
-        <w:t>"&lt;td&gt;"</w:t>
-      </w:r>
-      <w:r>
-        <w:rPr>
-          <w:rFonts w:ascii="Consolas" w:eastAsia="宋体" w:hAnsi="Consolas" w:cs="宋体"/>
-          <w:color w:val="000000"/>
-          <w:kern w:val="0"/>
-          <w:sz w:val="18"/>
-          <w:szCs w:val="18"/>
-          <w14:ligatures w14:val="none"/>
-        </w:rPr>
-        <w:t xml:space="preserve"> . </w:t>
-      </w:r>
+        <w:t>"&lt;td&gt;</w:t>
+      </w:r>
+      <w:proofErr w:type="gramStart"/>
+      <w:r>
+        <w:rPr>
+          <w:rFonts w:ascii="Consolas" w:eastAsia="宋体" w:hAnsi="Consolas" w:cs="宋体"/>
+          <w:color w:val="A31515"/>
+          <w:kern w:val="0"/>
+          <w:sz w:val="18"/>
+          <w:szCs w:val="18"/>
+          <w14:ligatures w14:val="none"/>
+        </w:rPr>
+        <w:t>"</w:t>
+      </w:r>
+      <w:r>
+        <w:rPr>
+          <w:rFonts w:ascii="Consolas" w:eastAsia="宋体" w:hAnsi="Consolas" w:cs="宋体"/>
+          <w:color w:val="000000"/>
+          <w:kern w:val="0"/>
+          <w:sz w:val="18"/>
+          <w:szCs w:val="18"/>
+          <w14:ligatures w14:val="none"/>
+        </w:rPr>
+        <w:t xml:space="preserve"> .</w:t>
+      </w:r>
+      <w:proofErr w:type="gramEnd"/>
+      <w:r>
+        <w:rPr>
+          <w:rFonts w:ascii="Consolas" w:eastAsia="宋体" w:hAnsi="Consolas" w:cs="宋体"/>
+          <w:color w:val="000000"/>
+          <w:kern w:val="0"/>
+          <w:sz w:val="18"/>
+          <w:szCs w:val="18"/>
+          <w14:ligatures w14:val="none"/>
+        </w:rPr>
+        <w:t xml:space="preserve"> </w:t>
+      </w:r>
+      <w:proofErr w:type="spellStart"/>
       <w:r>
         <w:rPr>
           <w:rFonts w:ascii="Consolas" w:eastAsia="宋体" w:hAnsi="Consolas" w:cs="宋体"/>
@@ -14978,6 +17051,7 @@
         </w:rPr>
         <w:t>htmlspecialchars</w:t>
       </w:r>
+      <w:proofErr w:type="spellEnd"/>
       <w:r>
         <w:rPr>
           <w:rFonts w:ascii="Consolas" w:eastAsia="宋体" w:hAnsi="Consolas" w:cs="宋体"/>
@@ -15020,18 +17094,66 @@
           <w:szCs w:val="18"/>
           <w14:ligatures w14:val="none"/>
         </w:rPr>
-        <w:t>'companyname'</w:t>
-      </w:r>
-      <w:r>
-        <w:rPr>
-          <w:rFonts w:ascii="Consolas" w:eastAsia="宋体" w:hAnsi="Consolas" w:cs="宋体"/>
-          <w:color w:val="000000"/>
-          <w:kern w:val="0"/>
-          <w:sz w:val="18"/>
-          <w:szCs w:val="18"/>
-          <w14:ligatures w14:val="none"/>
-        </w:rPr>
-        <w:t xml:space="preserve">]) . </w:t>
+        <w:t>'</w:t>
+      </w:r>
+      <w:proofErr w:type="spellStart"/>
+      <w:r>
+        <w:rPr>
+          <w:rFonts w:ascii="Consolas" w:eastAsia="宋体" w:hAnsi="Consolas" w:cs="宋体"/>
+          <w:color w:val="A31515"/>
+          <w:kern w:val="0"/>
+          <w:sz w:val="18"/>
+          <w:szCs w:val="18"/>
+          <w14:ligatures w14:val="none"/>
+        </w:rPr>
+        <w:t>companyname</w:t>
+      </w:r>
+      <w:proofErr w:type="spellEnd"/>
+      <w:r>
+        <w:rPr>
+          <w:rFonts w:ascii="Consolas" w:eastAsia="宋体" w:hAnsi="Consolas" w:cs="宋体"/>
+          <w:color w:val="A31515"/>
+          <w:kern w:val="0"/>
+          <w:sz w:val="18"/>
+          <w:szCs w:val="18"/>
+          <w14:ligatures w14:val="none"/>
+        </w:rPr>
+        <w:t>'</w:t>
+      </w:r>
+      <w:r>
+        <w:rPr>
+          <w:rFonts w:ascii="Consolas" w:eastAsia="宋体" w:hAnsi="Consolas" w:cs="宋体"/>
+          <w:color w:val="000000"/>
+          <w:kern w:val="0"/>
+          <w:sz w:val="18"/>
+          <w:szCs w:val="18"/>
+          <w14:ligatures w14:val="none"/>
+        </w:rPr>
+        <w:t>]</w:t>
+      </w:r>
+      <w:proofErr w:type="gramStart"/>
+      <w:r>
+        <w:rPr>
+          <w:rFonts w:ascii="Consolas" w:eastAsia="宋体" w:hAnsi="Consolas" w:cs="宋体"/>
+          <w:color w:val="000000"/>
+          <w:kern w:val="0"/>
+          <w:sz w:val="18"/>
+          <w:szCs w:val="18"/>
+          <w14:ligatures w14:val="none"/>
+        </w:rPr>
+        <w:t>) .</w:t>
+      </w:r>
+      <w:proofErr w:type="gramEnd"/>
+      <w:r>
+        <w:rPr>
+          <w:rFonts w:ascii="Consolas" w:eastAsia="宋体" w:hAnsi="Consolas" w:cs="宋体"/>
+          <w:color w:val="000000"/>
+          <w:kern w:val="0"/>
+          <w:sz w:val="18"/>
+          <w:szCs w:val="18"/>
+          <w14:ligatures w14:val="none"/>
+        </w:rPr>
+        <w:t xml:space="preserve"> </w:t>
       </w:r>
       <w:r>
         <w:rPr>
@@ -15112,19 +17234,44 @@
           <w:szCs w:val="18"/>
           <w14:ligatures w14:val="none"/>
         </w:rPr>
-        <w:t>"&lt;td&gt;"</w:t>
-      </w:r>
-      <w:r>
-        <w:rPr>
-          <w:rFonts w:ascii="Consolas" w:eastAsia="宋体" w:hAnsi="Consolas" w:cs="宋体"/>
-          <w:color w:val="000000"/>
-          <w:kern w:val="0"/>
-          <w:sz w:val="18"/>
-          <w:szCs w:val="18"/>
-          <w14:ligatures w14:val="none"/>
-        </w:rPr>
-        <w:t xml:space="preserve"> . </w:t>
-      </w:r>
+        <w:t>"&lt;td&gt;</w:t>
+      </w:r>
+      <w:proofErr w:type="gramStart"/>
+      <w:r>
+        <w:rPr>
+          <w:rFonts w:ascii="Consolas" w:eastAsia="宋体" w:hAnsi="Consolas" w:cs="宋体"/>
+          <w:color w:val="A31515"/>
+          <w:kern w:val="0"/>
+          <w:sz w:val="18"/>
+          <w:szCs w:val="18"/>
+          <w14:ligatures w14:val="none"/>
+        </w:rPr>
+        <w:t>"</w:t>
+      </w:r>
+      <w:r>
+        <w:rPr>
+          <w:rFonts w:ascii="Consolas" w:eastAsia="宋体" w:hAnsi="Consolas" w:cs="宋体"/>
+          <w:color w:val="000000"/>
+          <w:kern w:val="0"/>
+          <w:sz w:val="18"/>
+          <w:szCs w:val="18"/>
+          <w14:ligatures w14:val="none"/>
+        </w:rPr>
+        <w:t xml:space="preserve"> .</w:t>
+      </w:r>
+      <w:proofErr w:type="gramEnd"/>
+      <w:r>
+        <w:rPr>
+          <w:rFonts w:ascii="Consolas" w:eastAsia="宋体" w:hAnsi="Consolas" w:cs="宋体"/>
+          <w:color w:val="000000"/>
+          <w:kern w:val="0"/>
+          <w:sz w:val="18"/>
+          <w:szCs w:val="18"/>
+          <w14:ligatures w14:val="none"/>
+        </w:rPr>
+        <w:t xml:space="preserve"> </w:t>
+      </w:r>
+      <w:proofErr w:type="spellStart"/>
       <w:r>
         <w:rPr>
           <w:rFonts w:ascii="Consolas" w:eastAsia="宋体" w:hAnsi="Consolas" w:cs="宋体"/>
@@ -15136,6 +17283,7 @@
         </w:rPr>
         <w:t>htmlspecialchars</w:t>
       </w:r>
+      <w:proofErr w:type="spellEnd"/>
       <w:r>
         <w:rPr>
           <w:rFonts w:ascii="Consolas" w:eastAsia="宋体" w:hAnsi="Consolas" w:cs="宋体"/>
@@ -15189,7 +17337,31 @@
           <w:szCs w:val="18"/>
           <w14:ligatures w14:val="none"/>
         </w:rPr>
-        <w:t xml:space="preserve">]) . </w:t>
+        <w:t>]</w:t>
+      </w:r>
+      <w:proofErr w:type="gramStart"/>
+      <w:r>
+        <w:rPr>
+          <w:rFonts w:ascii="Consolas" w:eastAsia="宋体" w:hAnsi="Consolas" w:cs="宋体"/>
+          <w:color w:val="000000"/>
+          <w:kern w:val="0"/>
+          <w:sz w:val="18"/>
+          <w:szCs w:val="18"/>
+          <w14:ligatures w14:val="none"/>
+        </w:rPr>
+        <w:t>) .</w:t>
+      </w:r>
+      <w:proofErr w:type="gramEnd"/>
+      <w:r>
+        <w:rPr>
+          <w:rFonts w:ascii="Consolas" w:eastAsia="宋体" w:hAnsi="Consolas" w:cs="宋体"/>
+          <w:color w:val="000000"/>
+          <w:kern w:val="0"/>
+          <w:sz w:val="18"/>
+          <w:szCs w:val="18"/>
+          <w14:ligatures w14:val="none"/>
+        </w:rPr>
+        <w:t xml:space="preserve"> </w:t>
       </w:r>
       <w:r>
         <w:rPr>
@@ -15414,7 +17586,55 @@
           <w:szCs w:val="18"/>
           <w14:ligatures w14:val="none"/>
         </w:rPr>
-        <w:t>"&lt;tr&gt;&lt;td colspan='3' style='text-align:center;'&gt;</w:t>
+        <w:t xml:space="preserve">"&lt;tr&gt;&lt;td </w:t>
+      </w:r>
+      <w:proofErr w:type="spellStart"/>
+      <w:r>
+        <w:rPr>
+          <w:rFonts w:ascii="Consolas" w:eastAsia="宋体" w:hAnsi="Consolas" w:cs="宋体"/>
+          <w:color w:val="A31515"/>
+          <w:kern w:val="0"/>
+          <w:sz w:val="18"/>
+          <w:szCs w:val="18"/>
+          <w14:ligatures w14:val="none"/>
+        </w:rPr>
+        <w:t>colspan</w:t>
+      </w:r>
+      <w:proofErr w:type="spellEnd"/>
+      <w:r>
+        <w:rPr>
+          <w:rFonts w:ascii="Consolas" w:eastAsia="宋体" w:hAnsi="Consolas" w:cs="宋体"/>
+          <w:color w:val="A31515"/>
+          <w:kern w:val="0"/>
+          <w:sz w:val="18"/>
+          <w:szCs w:val="18"/>
+          <w14:ligatures w14:val="none"/>
+        </w:rPr>
+        <w:t>='3' style='</w:t>
+      </w:r>
+      <w:proofErr w:type="spellStart"/>
+      <w:r>
+        <w:rPr>
+          <w:rFonts w:ascii="Consolas" w:eastAsia="宋体" w:hAnsi="Consolas" w:cs="宋体"/>
+          <w:color w:val="A31515"/>
+          <w:kern w:val="0"/>
+          <w:sz w:val="18"/>
+          <w:szCs w:val="18"/>
+          <w14:ligatures w14:val="none"/>
+        </w:rPr>
+        <w:t>text-align:center</w:t>
+      </w:r>
+      <w:proofErr w:type="spellEnd"/>
+      <w:r>
+        <w:rPr>
+          <w:rFonts w:ascii="Consolas" w:eastAsia="宋体" w:hAnsi="Consolas" w:cs="宋体"/>
+          <w:color w:val="A31515"/>
+          <w:kern w:val="0"/>
+          <w:sz w:val="18"/>
+          <w:szCs w:val="18"/>
+          <w14:ligatures w14:val="none"/>
+        </w:rPr>
+        <w:t>;'&gt;</w:t>
       </w:r>
       <w:r>
         <w:rPr>
@@ -15547,7 +17767,31 @@
           <w:szCs w:val="18"/>
           <w14:ligatures w14:val="none"/>
         </w:rPr>
-        <w:t>&lt;/tbody&gt;</w:t>
+        <w:t>&lt;/</w:t>
+      </w:r>
+      <w:proofErr w:type="spellStart"/>
+      <w:r>
+        <w:rPr>
+          <w:rFonts w:ascii="Consolas" w:eastAsia="宋体" w:hAnsi="Consolas" w:cs="宋体"/>
+          <w:color w:val="800000"/>
+          <w:kern w:val="0"/>
+          <w:sz w:val="18"/>
+          <w:szCs w:val="18"/>
+          <w14:ligatures w14:val="none"/>
+        </w:rPr>
+        <w:t>tbody</w:t>
+      </w:r>
+      <w:proofErr w:type="spellEnd"/>
+      <w:r>
+        <w:rPr>
+          <w:rFonts w:ascii="Consolas" w:eastAsia="宋体" w:hAnsi="Consolas" w:cs="宋体"/>
+          <w:color w:val="800000"/>
+          <w:kern w:val="0"/>
+          <w:sz w:val="18"/>
+          <w:szCs w:val="18"/>
+          <w14:ligatures w14:val="none"/>
+        </w:rPr>
+        <w:t>&gt;</w:t>
       </w:r>
     </w:p>
     <w:p>
@@ -15703,8 +17947,21 @@
           <w:szCs w:val="18"/>
           <w14:ligatures w14:val="none"/>
         </w:rPr>
-        <w:t>&lt;?php</w:t>
-      </w:r>
+        <w:t>&lt;?</w:t>
+      </w:r>
+      <w:proofErr w:type="spellStart"/>
+      <w:r>
+        <w:rPr>
+          <w:rFonts w:ascii="Consolas" w:eastAsia="宋体" w:hAnsi="Consolas" w:cs="宋体"/>
+          <w:color w:val="800000"/>
+          <w:kern w:val="0"/>
+          <w:sz w:val="18"/>
+          <w:szCs w:val="18"/>
+          <w14:ligatures w14:val="none"/>
+        </w:rPr>
+        <w:t>php</w:t>
+      </w:r>
+      <w:proofErr w:type="spellEnd"/>
     </w:p>
     <w:p>
       <w:pPr>
@@ -15720,6 +17977,7 @@
           <w14:ligatures w14:val="none"/>
         </w:rPr>
       </w:pPr>
+      <w:proofErr w:type="spellStart"/>
       <w:r>
         <w:rPr>
           <w:rFonts w:ascii="Consolas" w:eastAsia="宋体" w:hAnsi="Consolas" w:cs="宋体"/>
@@ -15731,6 +17989,7 @@
         </w:rPr>
         <w:t>pg_free_result</w:t>
       </w:r>
+      <w:proofErr w:type="spellEnd"/>
       <w:r>
         <w:rPr>
           <w:rFonts w:ascii="Consolas" w:eastAsia="宋体" w:hAnsi="Consolas" w:cs="宋体"/>
@@ -15779,6 +18038,7 @@
           <w14:ligatures w14:val="none"/>
         </w:rPr>
       </w:pPr>
+      <w:proofErr w:type="spellStart"/>
       <w:r>
         <w:rPr>
           <w:rFonts w:ascii="Consolas" w:eastAsia="宋体" w:hAnsi="Consolas" w:cs="宋体"/>
@@ -15790,6 +18050,7 @@
         </w:rPr>
         <w:t>pg_close</w:t>
       </w:r>
+      <w:proofErr w:type="spellEnd"/>
       <w:r>
         <w:rPr>
           <w:rFonts w:ascii="Consolas" w:eastAsia="宋体" w:hAnsi="Consolas" w:cs="宋体"/>
@@ -15810,8 +18071,21 @@
           <w:szCs w:val="18"/>
           <w14:ligatures w14:val="none"/>
         </w:rPr>
-        <w:t>$dbconn</w:t>
-      </w:r>
+        <w:t>$</w:t>
+      </w:r>
+      <w:proofErr w:type="spellStart"/>
+      <w:r>
+        <w:rPr>
+          <w:rFonts w:ascii="Consolas" w:eastAsia="宋体" w:hAnsi="Consolas" w:cs="宋体"/>
+          <w:color w:val="001080"/>
+          <w:kern w:val="0"/>
+          <w:sz w:val="18"/>
+          <w:szCs w:val="18"/>
+          <w14:ligatures w14:val="none"/>
+        </w:rPr>
+        <w:t>dbconn</w:t>
+      </w:r>
+      <w:proofErr w:type="spellEnd"/>
       <w:r>
         <w:rPr>
           <w:rFonts w:ascii="Consolas" w:eastAsia="宋体" w:hAnsi="Consolas" w:cs="宋体"/>
@@ -16654,7 +18928,6 @@
   <w:style w:type="character" w:default="1" w:styleId="a0">
     <w:name w:val="Default Paragraph Font"/>
     <w:uiPriority w:val="1"/>
-    <w:semiHidden/>
     <w:unhideWhenUsed/>
   </w:style>
   <w:style w:type="table" w:default="1" w:styleId="a1">
